--- a/W4_P_1A_023.docx
+++ b/W4_P_1A_023.docx
@@ -413,16 +413,16 @@
             <w:pPr>
               <w:jc w:val="center"/>
               <w:rPr>
+                <w:rFonts w:asciiTheme="minorHAnsi" w:hAnsiTheme="minorHAnsi"/>
+                <w:lang w:val="pt-BR"/>
+              </w:rPr>
+            </w:pPr>
+            <w:r>
+              <w:rPr>
                 <w:b/>
                 <w:bCs/>
               </w:rPr>
-            </w:pPr>
-            <w:r>
-              <w:rPr>
-                <w:b/>
-                <w:bCs/>
-              </w:rPr>
-              <w:t>Source Code</w:t>
+              <w:t>Penjelasan Jawaban dari Instruksi Soal</w:t>
             </w:r>
           </w:p>
         </w:tc>
@@ -434,7 +434,11 @@
           </w:tcPr>
           <w:p>
             <w:pPr>
-              <w:jc w:val="both"/>
+              <w:jc w:val="center"/>
+              <w:rPr>
+                <w:b/>
+                <w:bCs/>
+              </w:rPr>
             </w:pPr>
           </w:p>
         </w:tc>
@@ -457,7 +461,7 @@
                 <w:b/>
                 <w:bCs/>
               </w:rPr>
-              <w:t>Screenshot Hasil</w:t>
+              <w:t>Source Code</w:t>
             </w:r>
           </w:p>
         </w:tc>
@@ -469,11 +473,1900 @@
           </w:tcPr>
           <w:p>
             <w:pPr>
+              <w:pStyle w:val="ListParagraph"/>
+              <w:numPr>
+                <w:ilvl w:val="3"/>
+                <w:numId w:val="1"/>
+              </w:numPr>
+              <w:ind w:left="601"/>
+              <w:jc w:val="both"/>
               <w:rPr>
                 <w:b/>
                 <w:bCs/>
               </w:rPr>
             </w:pPr>
+            <w:r>
+              <w:rPr>
+                <w:b/>
+                <w:bCs/>
+              </w:rPr>
+              <w:t>Commission.java</w:t>
+            </w:r>
+          </w:p>
+          <w:p>
+            <w:pPr>
+              <w:pStyle w:val="ListParagraph"/>
+              <w:ind w:left="601"/>
+              <w:jc w:val="both"/>
+            </w:pPr>
+            <w:r>
+              <w:t>public class Commission extends Hourly{</w:t>
+            </w:r>
+          </w:p>
+          <w:p>
+            <w:pPr>
+              <w:pStyle w:val="ListParagraph"/>
+              <w:ind w:left="601"/>
+              <w:jc w:val="both"/>
+            </w:pPr>
+            <w:r>
+              <w:t xml:space="preserve">    protected double totalSales;</w:t>
+            </w:r>
+          </w:p>
+          <w:p>
+            <w:pPr>
+              <w:pStyle w:val="ListParagraph"/>
+              <w:ind w:left="601"/>
+              <w:jc w:val="both"/>
+            </w:pPr>
+            <w:r>
+              <w:t xml:space="preserve">    protected double commissionRate;</w:t>
+            </w:r>
+          </w:p>
+          <w:p>
+            <w:pPr>
+              <w:pStyle w:val="ListParagraph"/>
+              <w:ind w:left="601"/>
+              <w:jc w:val="both"/>
+            </w:pPr>
+          </w:p>
+          <w:p>
+            <w:pPr>
+              <w:pStyle w:val="ListParagraph"/>
+              <w:ind w:left="601"/>
+              <w:jc w:val="both"/>
+            </w:pPr>
+            <w:r>
+              <w:t xml:space="preserve">    public Commission(String eName, String eAddress, String ePhone, String socSecNumber, double rate,double comrate){</w:t>
+            </w:r>
+          </w:p>
+          <w:p>
+            <w:pPr>
+              <w:pStyle w:val="ListParagraph"/>
+              <w:ind w:left="601"/>
+              <w:jc w:val="both"/>
+            </w:pPr>
+            <w:r>
+              <w:t xml:space="preserve">        super(eName,eAddress,ePhone,socSecNumber,rate);</w:t>
+            </w:r>
+          </w:p>
+          <w:p>
+            <w:pPr>
+              <w:pStyle w:val="ListParagraph"/>
+              <w:ind w:left="601"/>
+              <w:jc w:val="both"/>
+            </w:pPr>
+            <w:r>
+              <w:lastRenderedPageBreak/>
+              <w:t xml:space="preserve">        commissionRate = comrate;</w:t>
+            </w:r>
+          </w:p>
+          <w:p>
+            <w:pPr>
+              <w:pStyle w:val="ListParagraph"/>
+              <w:ind w:left="601"/>
+              <w:jc w:val="both"/>
+            </w:pPr>
+            <w:r>
+              <w:t xml:space="preserve">        totalSales = 0.0;</w:t>
+            </w:r>
+          </w:p>
+          <w:p>
+            <w:pPr>
+              <w:pStyle w:val="ListParagraph"/>
+              <w:ind w:left="601"/>
+              <w:jc w:val="both"/>
+            </w:pPr>
+            <w:r>
+              <w:t xml:space="preserve">    }</w:t>
+            </w:r>
+          </w:p>
+          <w:p>
+            <w:pPr>
+              <w:pStyle w:val="ListParagraph"/>
+              <w:ind w:left="601"/>
+              <w:jc w:val="both"/>
+            </w:pPr>
+          </w:p>
+          <w:p>
+            <w:pPr>
+              <w:pStyle w:val="ListParagraph"/>
+              <w:ind w:left="601"/>
+              <w:jc w:val="both"/>
+            </w:pPr>
+            <w:r>
+              <w:t xml:space="preserve">    public void addSales(double totsale){</w:t>
+            </w:r>
+          </w:p>
+          <w:p>
+            <w:pPr>
+              <w:pStyle w:val="ListParagraph"/>
+              <w:ind w:left="601"/>
+              <w:jc w:val="both"/>
+            </w:pPr>
+            <w:r>
+              <w:t xml:space="preserve">        totalSales = totsale;</w:t>
+            </w:r>
+          </w:p>
+          <w:p>
+            <w:pPr>
+              <w:pStyle w:val="ListParagraph"/>
+              <w:ind w:left="601"/>
+              <w:jc w:val="both"/>
+            </w:pPr>
+            <w:r>
+              <w:t xml:space="preserve">    }</w:t>
+            </w:r>
+          </w:p>
+          <w:p>
+            <w:pPr>
+              <w:pStyle w:val="ListParagraph"/>
+              <w:ind w:left="601"/>
+              <w:jc w:val="both"/>
+            </w:pPr>
+          </w:p>
+          <w:p>
+            <w:pPr>
+              <w:pStyle w:val="ListParagraph"/>
+              <w:ind w:left="601"/>
+              <w:jc w:val="both"/>
+            </w:pPr>
+            <w:r>
+              <w:t xml:space="preserve">    @Override</w:t>
+            </w:r>
+          </w:p>
+          <w:p>
+            <w:pPr>
+              <w:pStyle w:val="ListParagraph"/>
+              <w:ind w:left="601"/>
+              <w:jc w:val="both"/>
+            </w:pPr>
+            <w:r>
+              <w:t xml:space="preserve">    public double pay(){</w:t>
+            </w:r>
+          </w:p>
+          <w:p>
+            <w:pPr>
+              <w:pStyle w:val="ListParagraph"/>
+              <w:ind w:left="601"/>
+              <w:jc w:val="both"/>
+            </w:pPr>
+            <w:r>
+              <w:t xml:space="preserve">        double payment = super.pay() + (totalSales*commissionRate);</w:t>
+            </w:r>
+          </w:p>
+          <w:p>
+            <w:pPr>
+              <w:pStyle w:val="ListParagraph"/>
+              <w:ind w:left="601"/>
+              <w:jc w:val="both"/>
+            </w:pPr>
+            <w:r>
+              <w:t xml:space="preserve">        totalSales = 0.0;</w:t>
+            </w:r>
+          </w:p>
+          <w:p>
+            <w:pPr>
+              <w:pStyle w:val="ListParagraph"/>
+              <w:ind w:left="601"/>
+              <w:jc w:val="both"/>
+            </w:pPr>
+            <w:r>
+              <w:t xml:space="preserve">        return payment;</w:t>
+            </w:r>
+          </w:p>
+          <w:p>
+            <w:pPr>
+              <w:pStyle w:val="ListParagraph"/>
+              <w:ind w:left="601"/>
+              <w:jc w:val="both"/>
+            </w:pPr>
+            <w:r>
+              <w:t xml:space="preserve">    }</w:t>
+            </w:r>
+          </w:p>
+          <w:p>
+            <w:pPr>
+              <w:pStyle w:val="ListParagraph"/>
+              <w:ind w:left="601"/>
+              <w:jc w:val="both"/>
+            </w:pPr>
+            <w:r>
+              <w:t xml:space="preserve">    </w:t>
+            </w:r>
+          </w:p>
+          <w:p>
+            <w:pPr>
+              <w:pStyle w:val="ListParagraph"/>
+              <w:ind w:left="601"/>
+              <w:jc w:val="both"/>
+            </w:pPr>
+            <w:r>
+              <w:t xml:space="preserve">    @Override</w:t>
+            </w:r>
+          </w:p>
+          <w:p>
+            <w:pPr>
+              <w:pStyle w:val="ListParagraph"/>
+              <w:ind w:left="601"/>
+              <w:jc w:val="both"/>
+            </w:pPr>
+            <w:r>
+              <w:t xml:space="preserve">    public String toString() {</w:t>
+            </w:r>
+          </w:p>
+          <w:p>
+            <w:pPr>
+              <w:pStyle w:val="ListParagraph"/>
+              <w:ind w:left="601"/>
+              <w:jc w:val="both"/>
+            </w:pPr>
+            <w:r>
+              <w:t xml:space="preserve">        String result = super.toString();</w:t>
+            </w:r>
+          </w:p>
+          <w:p>
+            <w:pPr>
+              <w:pStyle w:val="ListParagraph"/>
+              <w:ind w:left="601"/>
+              <w:jc w:val="both"/>
+            </w:pPr>
+            <w:r>
+              <w:t xml:space="preserve">        result += "\nTotal sales : " + totalSales;</w:t>
+            </w:r>
+          </w:p>
+          <w:p>
+            <w:pPr>
+              <w:pStyle w:val="ListParagraph"/>
+              <w:ind w:left="601"/>
+              <w:jc w:val="both"/>
+            </w:pPr>
+            <w:r>
+              <w:t xml:space="preserve">        return result;</w:t>
+            </w:r>
+          </w:p>
+          <w:p>
+            <w:pPr>
+              <w:pStyle w:val="ListParagraph"/>
+              <w:ind w:left="601"/>
+              <w:jc w:val="both"/>
+            </w:pPr>
+            <w:r>
+              <w:t xml:space="preserve">    }</w:t>
+            </w:r>
+          </w:p>
+          <w:p>
+            <w:pPr>
+              <w:pStyle w:val="ListParagraph"/>
+              <w:ind w:left="601"/>
+              <w:jc w:val="both"/>
+            </w:pPr>
+          </w:p>
+          <w:p>
+            <w:pPr>
+              <w:pStyle w:val="ListParagraph"/>
+              <w:ind w:left="601"/>
+              <w:jc w:val="both"/>
+            </w:pPr>
+          </w:p>
+          <w:p>
+            <w:pPr>
+              <w:pStyle w:val="ListParagraph"/>
+              <w:ind w:left="601"/>
+              <w:jc w:val="both"/>
+            </w:pPr>
+            <w:r>
+              <w:t>}</w:t>
+            </w:r>
+          </w:p>
+          <w:p>
+            <w:pPr>
+              <w:pStyle w:val="ListParagraph"/>
+              <w:numPr>
+                <w:ilvl w:val="3"/>
+                <w:numId w:val="1"/>
+              </w:numPr>
+              <w:ind w:left="601"/>
+              <w:jc w:val="both"/>
+              <w:rPr>
+                <w:b/>
+                <w:bCs/>
+              </w:rPr>
+            </w:pPr>
+            <w:r>
+              <w:rPr>
+                <w:b/>
+                <w:bCs/>
+              </w:rPr>
+              <w:t>Employee.java</w:t>
+            </w:r>
+          </w:p>
+          <w:p>
+            <w:pPr>
+              <w:pStyle w:val="ListParagraph"/>
+              <w:ind w:left="601"/>
+              <w:jc w:val="both"/>
+            </w:pPr>
+            <w:r>
+              <w:t>public class Employee extends StaffMember {</w:t>
+            </w:r>
+          </w:p>
+          <w:p>
+            <w:pPr>
+              <w:pStyle w:val="ListParagraph"/>
+              <w:ind w:left="601"/>
+              <w:jc w:val="both"/>
+            </w:pPr>
+            <w:r>
+              <w:t xml:space="preserve">    protected String socialSecurityNumber;</w:t>
+            </w:r>
+          </w:p>
+          <w:p>
+            <w:pPr>
+              <w:pStyle w:val="ListParagraph"/>
+              <w:ind w:left="601"/>
+              <w:jc w:val="both"/>
+            </w:pPr>
+            <w:r>
+              <w:t xml:space="preserve">    protected double payRate;</w:t>
+            </w:r>
+          </w:p>
+          <w:p>
+            <w:pPr>
+              <w:pStyle w:val="ListParagraph"/>
+              <w:ind w:left="601"/>
+              <w:jc w:val="both"/>
+            </w:pPr>
+          </w:p>
+          <w:p>
+            <w:pPr>
+              <w:pStyle w:val="ListParagraph"/>
+              <w:ind w:left="601"/>
+              <w:jc w:val="both"/>
+            </w:pPr>
+            <w:r>
+              <w:t xml:space="preserve">    //constructor</w:t>
+            </w:r>
+          </w:p>
+          <w:p>
+            <w:pPr>
+              <w:pStyle w:val="ListParagraph"/>
+              <w:ind w:left="601"/>
+              <w:jc w:val="both"/>
+            </w:pPr>
+            <w:r>
+              <w:t xml:space="preserve">    public Employee (String eName, String eAddress, String ePhone, String socSecNumber, double rate) {</w:t>
+            </w:r>
+          </w:p>
+          <w:p>
+            <w:pPr>
+              <w:pStyle w:val="ListParagraph"/>
+              <w:ind w:left="601"/>
+              <w:jc w:val="both"/>
+            </w:pPr>
+            <w:r>
+              <w:t xml:space="preserve">        super (eName, eAddress, ePhone);</w:t>
+            </w:r>
+          </w:p>
+          <w:p>
+            <w:pPr>
+              <w:pStyle w:val="ListParagraph"/>
+              <w:ind w:left="601"/>
+              <w:jc w:val="both"/>
+            </w:pPr>
+            <w:r>
+              <w:t xml:space="preserve">        socialSecurityNumber = socSecNumber;</w:t>
+            </w:r>
+          </w:p>
+          <w:p>
+            <w:pPr>
+              <w:pStyle w:val="ListParagraph"/>
+              <w:ind w:left="601"/>
+              <w:jc w:val="both"/>
+            </w:pPr>
+            <w:r>
+              <w:t xml:space="preserve">        payRate = rate;</w:t>
+            </w:r>
+          </w:p>
+          <w:p>
+            <w:pPr>
+              <w:pStyle w:val="ListParagraph"/>
+              <w:ind w:left="601"/>
+              <w:jc w:val="both"/>
+            </w:pPr>
+            <w:r>
+              <w:t xml:space="preserve">    }</w:t>
+            </w:r>
+          </w:p>
+          <w:p>
+            <w:pPr>
+              <w:pStyle w:val="ListParagraph"/>
+              <w:ind w:left="601"/>
+              <w:jc w:val="both"/>
+            </w:pPr>
+          </w:p>
+          <w:p>
+            <w:pPr>
+              <w:pStyle w:val="ListParagraph"/>
+              <w:ind w:left="601"/>
+              <w:jc w:val="both"/>
+            </w:pPr>
+            <w:r>
+              <w:t xml:space="preserve">    @Override</w:t>
+            </w:r>
+          </w:p>
+          <w:p>
+            <w:pPr>
+              <w:pStyle w:val="ListParagraph"/>
+              <w:ind w:left="601"/>
+              <w:jc w:val="both"/>
+            </w:pPr>
+            <w:r>
+              <w:t xml:space="preserve">    public String toString() {</w:t>
+            </w:r>
+          </w:p>
+          <w:p>
+            <w:pPr>
+              <w:pStyle w:val="ListParagraph"/>
+              <w:ind w:left="601"/>
+              <w:jc w:val="both"/>
+            </w:pPr>
+            <w:r>
+              <w:t xml:space="preserve">        String result = super.toString();</w:t>
+            </w:r>
+          </w:p>
+          <w:p>
+            <w:pPr>
+              <w:pStyle w:val="ListParagraph"/>
+              <w:ind w:left="601"/>
+              <w:jc w:val="both"/>
+            </w:pPr>
+            <w:r>
+              <w:t xml:space="preserve">        result += "\nSocial Security Number: " + socialSecurityNumber;</w:t>
+            </w:r>
+          </w:p>
+          <w:p>
+            <w:pPr>
+              <w:pStyle w:val="ListParagraph"/>
+              <w:ind w:left="601"/>
+              <w:jc w:val="both"/>
+            </w:pPr>
+            <w:r>
+              <w:t xml:space="preserve">        return result;</w:t>
+            </w:r>
+          </w:p>
+          <w:p>
+            <w:pPr>
+              <w:pStyle w:val="ListParagraph"/>
+              <w:ind w:left="601"/>
+              <w:jc w:val="both"/>
+            </w:pPr>
+            <w:r>
+              <w:t xml:space="preserve">    }</w:t>
+            </w:r>
+          </w:p>
+          <w:p>
+            <w:pPr>
+              <w:pStyle w:val="ListParagraph"/>
+              <w:ind w:left="601"/>
+              <w:jc w:val="both"/>
+            </w:pPr>
+          </w:p>
+          <w:p>
+            <w:pPr>
+              <w:pStyle w:val="ListParagraph"/>
+              <w:ind w:left="601"/>
+              <w:jc w:val="both"/>
+            </w:pPr>
+            <w:r>
+              <w:t xml:space="preserve">    @Override</w:t>
+            </w:r>
+          </w:p>
+          <w:p>
+            <w:pPr>
+              <w:pStyle w:val="ListParagraph"/>
+              <w:ind w:left="601"/>
+              <w:jc w:val="both"/>
+            </w:pPr>
+            <w:r>
+              <w:t xml:space="preserve">    public double pay() {</w:t>
+            </w:r>
+          </w:p>
+          <w:p>
+            <w:pPr>
+              <w:pStyle w:val="ListParagraph"/>
+              <w:ind w:left="601"/>
+              <w:jc w:val="both"/>
+            </w:pPr>
+            <w:r>
+              <w:t xml:space="preserve">        return payRate;</w:t>
+            </w:r>
+          </w:p>
+          <w:p>
+            <w:pPr>
+              <w:pStyle w:val="ListParagraph"/>
+              <w:ind w:left="601"/>
+              <w:jc w:val="both"/>
+            </w:pPr>
+            <w:r>
+              <w:lastRenderedPageBreak/>
+              <w:t xml:space="preserve">    }</w:t>
+            </w:r>
+          </w:p>
+          <w:p>
+            <w:pPr>
+              <w:pStyle w:val="ListParagraph"/>
+              <w:ind w:left="601"/>
+              <w:jc w:val="both"/>
+            </w:pPr>
+            <w:r>
+              <w:t>}</w:t>
+            </w:r>
+          </w:p>
+          <w:p>
+            <w:pPr>
+              <w:pStyle w:val="ListParagraph"/>
+              <w:numPr>
+                <w:ilvl w:val="3"/>
+                <w:numId w:val="1"/>
+              </w:numPr>
+              <w:ind w:left="601"/>
+              <w:jc w:val="both"/>
+              <w:rPr>
+                <w:b/>
+                <w:bCs/>
+              </w:rPr>
+            </w:pPr>
+            <w:r>
+              <w:rPr>
+                <w:b/>
+                <w:bCs/>
+              </w:rPr>
+              <w:t>Executive.java</w:t>
+            </w:r>
+          </w:p>
+          <w:p>
+            <w:pPr>
+              <w:pStyle w:val="ListParagraph"/>
+              <w:ind w:left="601"/>
+              <w:jc w:val="both"/>
+            </w:pPr>
+            <w:r>
+              <w:t>public class Executive extends Employee {</w:t>
+            </w:r>
+          </w:p>
+          <w:p>
+            <w:pPr>
+              <w:pStyle w:val="ListParagraph"/>
+              <w:ind w:left="601"/>
+              <w:jc w:val="both"/>
+            </w:pPr>
+            <w:r>
+              <w:t xml:space="preserve">    private double bonus;</w:t>
+            </w:r>
+          </w:p>
+          <w:p>
+            <w:pPr>
+              <w:pStyle w:val="ListParagraph"/>
+              <w:ind w:left="601"/>
+              <w:jc w:val="both"/>
+            </w:pPr>
+          </w:p>
+          <w:p>
+            <w:pPr>
+              <w:pStyle w:val="ListParagraph"/>
+              <w:ind w:left="601"/>
+              <w:jc w:val="both"/>
+            </w:pPr>
+            <w:r>
+              <w:t xml:space="preserve">    //constructor</w:t>
+            </w:r>
+          </w:p>
+          <w:p>
+            <w:pPr>
+              <w:pStyle w:val="ListParagraph"/>
+              <w:ind w:left="601"/>
+              <w:jc w:val="both"/>
+            </w:pPr>
+            <w:r>
+              <w:t xml:space="preserve">    public Executive (String eName, String eAddress, String ePhone, String socSecNumber, double rate) {</w:t>
+            </w:r>
+          </w:p>
+          <w:p>
+            <w:pPr>
+              <w:pStyle w:val="ListParagraph"/>
+              <w:ind w:left="601"/>
+              <w:jc w:val="both"/>
+            </w:pPr>
+            <w:r>
+              <w:t xml:space="preserve">        super (eName, eAddress, ePhone, socSecNumber, rate);</w:t>
+            </w:r>
+          </w:p>
+          <w:p>
+            <w:pPr>
+              <w:pStyle w:val="ListParagraph"/>
+              <w:ind w:left="601"/>
+              <w:jc w:val="both"/>
+            </w:pPr>
+            <w:r>
+              <w:t xml:space="preserve">        bonus = 0;</w:t>
+            </w:r>
+          </w:p>
+          <w:p>
+            <w:pPr>
+              <w:pStyle w:val="ListParagraph"/>
+              <w:ind w:left="601"/>
+              <w:jc w:val="both"/>
+            </w:pPr>
+            <w:r>
+              <w:t xml:space="preserve">    }</w:t>
+            </w:r>
+          </w:p>
+          <w:p>
+            <w:pPr>
+              <w:pStyle w:val="ListParagraph"/>
+              <w:ind w:left="601"/>
+              <w:jc w:val="both"/>
+            </w:pPr>
+          </w:p>
+          <w:p>
+            <w:pPr>
+              <w:pStyle w:val="ListParagraph"/>
+              <w:ind w:left="601"/>
+              <w:jc w:val="both"/>
+            </w:pPr>
+            <w:r>
+              <w:t xml:space="preserve">    public void awardBonus (double execBonus) {</w:t>
+            </w:r>
+          </w:p>
+          <w:p>
+            <w:pPr>
+              <w:pStyle w:val="ListParagraph"/>
+              <w:ind w:left="601"/>
+              <w:jc w:val="both"/>
+            </w:pPr>
+            <w:r>
+              <w:t xml:space="preserve">        bonus = execBonus;</w:t>
+            </w:r>
+          </w:p>
+          <w:p>
+            <w:pPr>
+              <w:pStyle w:val="ListParagraph"/>
+              <w:ind w:left="601"/>
+              <w:jc w:val="both"/>
+            </w:pPr>
+            <w:r>
+              <w:t xml:space="preserve">    }</w:t>
+            </w:r>
+          </w:p>
+          <w:p>
+            <w:pPr>
+              <w:pStyle w:val="ListParagraph"/>
+              <w:ind w:left="601"/>
+              <w:jc w:val="both"/>
+            </w:pPr>
+          </w:p>
+          <w:p>
+            <w:pPr>
+              <w:pStyle w:val="ListParagraph"/>
+              <w:ind w:left="601"/>
+              <w:jc w:val="both"/>
+            </w:pPr>
+            <w:r>
+              <w:t xml:space="preserve">    @Override</w:t>
+            </w:r>
+          </w:p>
+          <w:p>
+            <w:pPr>
+              <w:pStyle w:val="ListParagraph"/>
+              <w:ind w:left="601"/>
+              <w:jc w:val="both"/>
+            </w:pPr>
+            <w:r>
+              <w:t xml:space="preserve">    public double pay() {</w:t>
+            </w:r>
+          </w:p>
+          <w:p>
+            <w:pPr>
+              <w:pStyle w:val="ListParagraph"/>
+              <w:ind w:left="601"/>
+              <w:jc w:val="both"/>
+            </w:pPr>
+            <w:r>
+              <w:t xml:space="preserve">        double payment = super.pay() + bonus;</w:t>
+            </w:r>
+          </w:p>
+          <w:p>
+            <w:pPr>
+              <w:pStyle w:val="ListParagraph"/>
+              <w:ind w:left="601"/>
+              <w:jc w:val="both"/>
+            </w:pPr>
+            <w:r>
+              <w:t xml:space="preserve">        bonus = 0;</w:t>
+            </w:r>
+          </w:p>
+          <w:p>
+            <w:pPr>
+              <w:pStyle w:val="ListParagraph"/>
+              <w:ind w:left="601"/>
+              <w:jc w:val="both"/>
+            </w:pPr>
+            <w:r>
+              <w:t xml:space="preserve">        return payment;</w:t>
+            </w:r>
+          </w:p>
+          <w:p>
+            <w:pPr>
+              <w:pStyle w:val="ListParagraph"/>
+              <w:ind w:left="601"/>
+              <w:jc w:val="both"/>
+            </w:pPr>
+            <w:r>
+              <w:t xml:space="preserve">    }</w:t>
+            </w:r>
+          </w:p>
+          <w:p>
+            <w:pPr>
+              <w:pStyle w:val="ListParagraph"/>
+              <w:ind w:left="601"/>
+              <w:jc w:val="both"/>
+            </w:pPr>
+            <w:r>
+              <w:t>}</w:t>
+            </w:r>
+          </w:p>
+          <w:p>
+            <w:pPr>
+              <w:pStyle w:val="ListParagraph"/>
+              <w:numPr>
+                <w:ilvl w:val="3"/>
+                <w:numId w:val="1"/>
+              </w:numPr>
+              <w:ind w:left="601"/>
+              <w:jc w:val="both"/>
+              <w:rPr>
+                <w:b/>
+                <w:bCs/>
+              </w:rPr>
+            </w:pPr>
+            <w:r>
+              <w:rPr>
+                <w:b/>
+                <w:bCs/>
+              </w:rPr>
+              <w:t>Firm.java</w:t>
+            </w:r>
+          </w:p>
+          <w:p>
+            <w:pPr>
+              <w:pStyle w:val="ListParagraph"/>
+              <w:ind w:left="601"/>
+              <w:jc w:val="both"/>
+            </w:pPr>
+            <w:r>
+              <w:t>public class Firm {</w:t>
+            </w:r>
+          </w:p>
+          <w:p>
+            <w:pPr>
+              <w:pStyle w:val="ListParagraph"/>
+              <w:ind w:left="601"/>
+              <w:jc w:val="both"/>
+            </w:pPr>
+            <w:r>
+              <w:t xml:space="preserve">    public static void main (String[] args) {</w:t>
+            </w:r>
+          </w:p>
+          <w:p>
+            <w:pPr>
+              <w:pStyle w:val="ListParagraph"/>
+              <w:ind w:left="601"/>
+              <w:jc w:val="both"/>
+            </w:pPr>
+            <w:r>
+              <w:t xml:space="preserve">        Staff personnel = new Staff();</w:t>
+            </w:r>
+          </w:p>
+          <w:p>
+            <w:pPr>
+              <w:pStyle w:val="ListParagraph"/>
+              <w:ind w:left="601"/>
+              <w:jc w:val="both"/>
+            </w:pPr>
+            <w:r>
+              <w:t xml:space="preserve">        personnel.payday();</w:t>
+            </w:r>
+          </w:p>
+          <w:p>
+            <w:pPr>
+              <w:pStyle w:val="ListParagraph"/>
+              <w:ind w:left="601"/>
+              <w:jc w:val="both"/>
+            </w:pPr>
+            <w:r>
+              <w:t xml:space="preserve">    }</w:t>
+            </w:r>
+          </w:p>
+          <w:p>
+            <w:pPr>
+              <w:pStyle w:val="ListParagraph"/>
+              <w:ind w:left="601"/>
+              <w:jc w:val="both"/>
+            </w:pPr>
+            <w:r>
+              <w:t>}</w:t>
+            </w:r>
+          </w:p>
+          <w:p>
+            <w:pPr>
+              <w:pStyle w:val="ListParagraph"/>
+              <w:numPr>
+                <w:ilvl w:val="3"/>
+                <w:numId w:val="1"/>
+              </w:numPr>
+              <w:ind w:left="601"/>
+              <w:jc w:val="both"/>
+              <w:rPr>
+                <w:b/>
+                <w:bCs/>
+              </w:rPr>
+            </w:pPr>
+            <w:r>
+              <w:rPr>
+                <w:b/>
+                <w:bCs/>
+              </w:rPr>
+              <w:t>Hourl</w:t>
+            </w:r>
+            <w:r>
+              <w:rPr>
+                <w:b/>
+                <w:bCs/>
+              </w:rPr>
+              <w:t>y.java</w:t>
+            </w:r>
+          </w:p>
+          <w:p>
+            <w:pPr>
+              <w:pStyle w:val="ListParagraph"/>
+              <w:ind w:left="601"/>
+              <w:jc w:val="both"/>
+            </w:pPr>
+            <w:r>
+              <w:t>public class Hourly extends Employee {</w:t>
+            </w:r>
+          </w:p>
+          <w:p>
+            <w:pPr>
+              <w:pStyle w:val="ListParagraph"/>
+              <w:ind w:left="601"/>
+              <w:jc w:val="both"/>
+            </w:pPr>
+            <w:r>
+              <w:t xml:space="preserve">    private int hoursWorked;</w:t>
+            </w:r>
+          </w:p>
+          <w:p>
+            <w:pPr>
+              <w:pStyle w:val="ListParagraph"/>
+              <w:ind w:left="601"/>
+              <w:jc w:val="both"/>
+            </w:pPr>
+          </w:p>
+          <w:p>
+            <w:pPr>
+              <w:pStyle w:val="ListParagraph"/>
+              <w:ind w:left="601"/>
+              <w:jc w:val="both"/>
+            </w:pPr>
+            <w:r>
+              <w:t xml:space="preserve">    //constructor</w:t>
+            </w:r>
+          </w:p>
+          <w:p>
+            <w:pPr>
+              <w:pStyle w:val="ListParagraph"/>
+              <w:ind w:left="601"/>
+              <w:jc w:val="both"/>
+            </w:pPr>
+            <w:r>
+              <w:t xml:space="preserve">    public Hourly (String eName, String eAddress, String ePhone, String socSecNumber, double rate) {</w:t>
+            </w:r>
+          </w:p>
+          <w:p>
+            <w:pPr>
+              <w:pStyle w:val="ListParagraph"/>
+              <w:ind w:left="601"/>
+              <w:jc w:val="both"/>
+            </w:pPr>
+            <w:r>
+              <w:t xml:space="preserve">        super (eName, eAddress, ePhone, socSecNumber, rate);</w:t>
+            </w:r>
+          </w:p>
+          <w:p>
+            <w:pPr>
+              <w:pStyle w:val="ListParagraph"/>
+              <w:ind w:left="601"/>
+              <w:jc w:val="both"/>
+            </w:pPr>
+            <w:r>
+              <w:t xml:space="preserve">        hoursWorked = 0;</w:t>
+            </w:r>
+          </w:p>
+          <w:p>
+            <w:pPr>
+              <w:pStyle w:val="ListParagraph"/>
+              <w:ind w:left="601"/>
+              <w:jc w:val="both"/>
+            </w:pPr>
+            <w:r>
+              <w:t xml:space="preserve">    }</w:t>
+            </w:r>
+          </w:p>
+          <w:p>
+            <w:pPr>
+              <w:pStyle w:val="ListParagraph"/>
+              <w:ind w:left="601"/>
+              <w:jc w:val="both"/>
+            </w:pPr>
+            <w:r>
+              <w:t xml:space="preserve">    public void addHours (int moreHours) {</w:t>
+            </w:r>
+          </w:p>
+          <w:p>
+            <w:pPr>
+              <w:pStyle w:val="ListParagraph"/>
+              <w:ind w:left="601"/>
+              <w:jc w:val="both"/>
+            </w:pPr>
+            <w:r>
+              <w:t xml:space="preserve">        hoursWorked += moreHours;</w:t>
+            </w:r>
+          </w:p>
+          <w:p>
+            <w:pPr>
+              <w:pStyle w:val="ListParagraph"/>
+              <w:ind w:left="601"/>
+              <w:jc w:val="both"/>
+            </w:pPr>
+            <w:r>
+              <w:t xml:space="preserve">    }</w:t>
+            </w:r>
+          </w:p>
+          <w:p>
+            <w:pPr>
+              <w:pStyle w:val="ListParagraph"/>
+              <w:ind w:left="601"/>
+              <w:jc w:val="both"/>
+            </w:pPr>
+          </w:p>
+          <w:p>
+            <w:pPr>
+              <w:pStyle w:val="ListParagraph"/>
+              <w:ind w:left="601"/>
+              <w:jc w:val="both"/>
+            </w:pPr>
+            <w:r>
+              <w:t xml:space="preserve">    @Override</w:t>
+            </w:r>
+          </w:p>
+          <w:p>
+            <w:pPr>
+              <w:pStyle w:val="ListParagraph"/>
+              <w:ind w:left="601"/>
+              <w:jc w:val="both"/>
+            </w:pPr>
+            <w:r>
+              <w:t xml:space="preserve">    public double pay() {</w:t>
+            </w:r>
+          </w:p>
+          <w:p>
+            <w:pPr>
+              <w:pStyle w:val="ListParagraph"/>
+              <w:ind w:left="601"/>
+              <w:jc w:val="both"/>
+            </w:pPr>
+            <w:r>
+              <w:lastRenderedPageBreak/>
+              <w:t xml:space="preserve">        double payment = payRate * hoursWorked;</w:t>
+            </w:r>
+          </w:p>
+          <w:p>
+            <w:pPr>
+              <w:pStyle w:val="ListParagraph"/>
+              <w:ind w:left="601"/>
+              <w:jc w:val="both"/>
+            </w:pPr>
+            <w:r>
+              <w:t xml:space="preserve">        hoursWorked = 0;</w:t>
+            </w:r>
+          </w:p>
+          <w:p>
+            <w:pPr>
+              <w:pStyle w:val="ListParagraph"/>
+              <w:ind w:left="601"/>
+              <w:jc w:val="both"/>
+            </w:pPr>
+            <w:r>
+              <w:t xml:space="preserve">        return payment;</w:t>
+            </w:r>
+          </w:p>
+          <w:p>
+            <w:pPr>
+              <w:pStyle w:val="ListParagraph"/>
+              <w:ind w:left="601"/>
+              <w:jc w:val="both"/>
+            </w:pPr>
+            <w:r>
+              <w:t xml:space="preserve">    }</w:t>
+            </w:r>
+          </w:p>
+          <w:p>
+            <w:pPr>
+              <w:pStyle w:val="ListParagraph"/>
+              <w:ind w:left="601"/>
+              <w:jc w:val="both"/>
+            </w:pPr>
+          </w:p>
+          <w:p>
+            <w:pPr>
+              <w:pStyle w:val="ListParagraph"/>
+              <w:ind w:left="601"/>
+              <w:jc w:val="both"/>
+            </w:pPr>
+            <w:r>
+              <w:t xml:space="preserve">    @Override</w:t>
+            </w:r>
+          </w:p>
+          <w:p>
+            <w:pPr>
+              <w:pStyle w:val="ListParagraph"/>
+              <w:ind w:left="601"/>
+              <w:jc w:val="both"/>
+            </w:pPr>
+            <w:r>
+              <w:t xml:space="preserve">    public String toString() {</w:t>
+            </w:r>
+          </w:p>
+          <w:p>
+            <w:pPr>
+              <w:pStyle w:val="ListParagraph"/>
+              <w:ind w:left="601"/>
+              <w:jc w:val="both"/>
+            </w:pPr>
+            <w:r>
+              <w:t xml:space="preserve">        String result = super.toString();</w:t>
+            </w:r>
+          </w:p>
+          <w:p>
+            <w:pPr>
+              <w:pStyle w:val="ListParagraph"/>
+              <w:ind w:left="601"/>
+              <w:jc w:val="both"/>
+            </w:pPr>
+            <w:r>
+              <w:t xml:space="preserve">        result += "\nCurrent hours: " + hoursWorked;</w:t>
+            </w:r>
+          </w:p>
+          <w:p>
+            <w:pPr>
+              <w:pStyle w:val="ListParagraph"/>
+              <w:ind w:left="601"/>
+              <w:jc w:val="both"/>
+            </w:pPr>
+            <w:r>
+              <w:t xml:space="preserve">        return result;</w:t>
+            </w:r>
+          </w:p>
+          <w:p>
+            <w:pPr>
+              <w:pStyle w:val="ListParagraph"/>
+              <w:ind w:left="601"/>
+              <w:jc w:val="both"/>
+            </w:pPr>
+            <w:r>
+              <w:t xml:space="preserve">    }</w:t>
+            </w:r>
+          </w:p>
+          <w:p>
+            <w:pPr>
+              <w:pStyle w:val="ListParagraph"/>
+              <w:ind w:left="601"/>
+              <w:jc w:val="both"/>
+            </w:pPr>
+            <w:r>
+              <w:t>}</w:t>
+            </w:r>
+          </w:p>
+          <w:p>
+            <w:pPr>
+              <w:pStyle w:val="ListParagraph"/>
+              <w:numPr>
+                <w:ilvl w:val="3"/>
+                <w:numId w:val="1"/>
+              </w:numPr>
+              <w:ind w:left="601"/>
+              <w:jc w:val="both"/>
+              <w:rPr>
+                <w:b/>
+                <w:bCs/>
+              </w:rPr>
+            </w:pPr>
+            <w:r>
+              <w:rPr>
+                <w:b/>
+                <w:bCs/>
+              </w:rPr>
+              <w:t>Staff.java</w:t>
+            </w:r>
+          </w:p>
+          <w:p>
+            <w:pPr>
+              <w:pStyle w:val="ListParagraph"/>
+              <w:ind w:left="601"/>
+              <w:jc w:val="both"/>
+            </w:pPr>
+            <w:r>
+              <w:t>public class Staff {</w:t>
+            </w:r>
+          </w:p>
+          <w:p>
+            <w:pPr>
+              <w:pStyle w:val="ListParagraph"/>
+              <w:ind w:left="601"/>
+              <w:jc w:val="both"/>
+            </w:pPr>
+            <w:r>
+              <w:t xml:space="preserve">    StaffMember[] staffList;</w:t>
+            </w:r>
+          </w:p>
+          <w:p>
+            <w:pPr>
+              <w:pStyle w:val="ListParagraph"/>
+              <w:ind w:left="601"/>
+              <w:jc w:val="both"/>
+            </w:pPr>
+            <w:r>
+              <w:t xml:space="preserve">    public Staff () {</w:t>
+            </w:r>
+          </w:p>
+          <w:p>
+            <w:pPr>
+              <w:pStyle w:val="ListParagraph"/>
+              <w:ind w:left="601"/>
+              <w:jc w:val="both"/>
+            </w:pPr>
+            <w:r>
+              <w:t xml:space="preserve">        staffList = new StaffMember[8];</w:t>
+            </w:r>
+          </w:p>
+          <w:p>
+            <w:pPr>
+              <w:pStyle w:val="ListParagraph"/>
+              <w:ind w:left="601"/>
+              <w:jc w:val="both"/>
+            </w:pPr>
+            <w:r>
+              <w:t xml:space="preserve">        staffList[0] = new Executive ("Sam", "123 Main Line", "555-0469", "123-45-6789", 2423.07);</w:t>
+            </w:r>
+          </w:p>
+          <w:p>
+            <w:pPr>
+              <w:pStyle w:val="ListParagraph"/>
+              <w:ind w:left="601"/>
+              <w:jc w:val="both"/>
+            </w:pPr>
+            <w:r>
+              <w:t xml:space="preserve">        staffList[1] = new Employee ("Carla", "456 Off Line", "555-0101", "987-65-4321", 1246.15);</w:t>
+            </w:r>
+          </w:p>
+          <w:p>
+            <w:pPr>
+              <w:pStyle w:val="ListParagraph"/>
+              <w:ind w:left="601"/>
+              <w:jc w:val="both"/>
+            </w:pPr>
+            <w:r>
+              <w:t xml:space="preserve">        staffList[2] = new Employee ("Woody", "789 Off Rocker", "555-0000", "010-20-3040", 1169.23);</w:t>
+            </w:r>
+          </w:p>
+          <w:p>
+            <w:pPr>
+              <w:pStyle w:val="ListParagraph"/>
+              <w:ind w:left="601"/>
+              <w:jc w:val="both"/>
+            </w:pPr>
+            <w:r>
+              <w:t xml:space="preserve">        staffList[3] = new Hourly ("Diane", "678 Fifth Ave.", "555-0690", "958-47-3625", 10.55);</w:t>
+            </w:r>
+          </w:p>
+          <w:p>
+            <w:pPr>
+              <w:pStyle w:val="ListParagraph"/>
+              <w:ind w:left="601"/>
+              <w:jc w:val="both"/>
+            </w:pPr>
+            <w:r>
+              <w:t xml:space="preserve">        staffList[4] = new Volunteer ("Norm", "987 Suds Blvd.", "555-8374");</w:t>
+            </w:r>
+          </w:p>
+          <w:p>
+            <w:pPr>
+              <w:pStyle w:val="ListParagraph"/>
+              <w:ind w:left="601"/>
+              <w:jc w:val="both"/>
+            </w:pPr>
+            <w:r>
+              <w:t xml:space="preserve">        staffList[5] = new Volunteer ("Cliff", "321 Duds Lane", "555-7282");</w:t>
+            </w:r>
+          </w:p>
+          <w:p>
+            <w:pPr>
+              <w:pStyle w:val="ListParagraph"/>
+              <w:ind w:left="601"/>
+              <w:jc w:val="both"/>
+            </w:pPr>
+            <w:r>
+              <w:t xml:space="preserve">        staffList[6] = new Commission("Faqih","sarijadi","555-7676","256-908-3417",6.25,0.2);</w:t>
+            </w:r>
+          </w:p>
+          <w:p>
+            <w:pPr>
+              <w:pStyle w:val="ListParagraph"/>
+              <w:ind w:left="601"/>
+              <w:jc w:val="both"/>
+            </w:pPr>
+            <w:r>
+              <w:t xml:space="preserve">        staffList[7] = new Commission("Dudun","cianjur","555-6767","452-673-1789",9.75,0.15);</w:t>
+            </w:r>
+          </w:p>
+          <w:p>
+            <w:pPr>
+              <w:pStyle w:val="ListParagraph"/>
+              <w:ind w:left="601"/>
+              <w:jc w:val="both"/>
+            </w:pPr>
+            <w:r>
+              <w:t xml:space="preserve">        ((Executive)staffList[0]).awardBonus (500.00);</w:t>
+            </w:r>
+          </w:p>
+          <w:p>
+            <w:pPr>
+              <w:pStyle w:val="ListParagraph"/>
+              <w:ind w:left="601"/>
+              <w:jc w:val="both"/>
+            </w:pPr>
+            <w:r>
+              <w:t xml:space="preserve">        ((Hourly)staffList[3]).addHours (40);</w:t>
+            </w:r>
+          </w:p>
+          <w:p>
+            <w:pPr>
+              <w:pStyle w:val="ListParagraph"/>
+              <w:ind w:left="601"/>
+              <w:jc w:val="both"/>
+            </w:pPr>
+            <w:r>
+              <w:t xml:space="preserve">        ((Hourly)staffList[6]).addHours(35);</w:t>
+            </w:r>
+          </w:p>
+          <w:p>
+            <w:pPr>
+              <w:pStyle w:val="ListParagraph"/>
+              <w:ind w:left="601"/>
+              <w:jc w:val="both"/>
+            </w:pPr>
+            <w:r>
+              <w:t xml:space="preserve">        ((Commission)staffList[6]).addSales(400);</w:t>
+            </w:r>
+          </w:p>
+          <w:p>
+            <w:pPr>
+              <w:pStyle w:val="ListParagraph"/>
+              <w:ind w:left="601"/>
+              <w:jc w:val="both"/>
+            </w:pPr>
+            <w:r>
+              <w:t xml:space="preserve">        ((Hourly)staffList[7]).addHours(40);</w:t>
+            </w:r>
+          </w:p>
+          <w:p>
+            <w:pPr>
+              <w:pStyle w:val="ListParagraph"/>
+              <w:ind w:left="601"/>
+              <w:jc w:val="both"/>
+            </w:pPr>
+            <w:r>
+              <w:t xml:space="preserve">        ((Commission)staffList[7]).addSales(950);</w:t>
+            </w:r>
+          </w:p>
+          <w:p>
+            <w:pPr>
+              <w:pStyle w:val="ListParagraph"/>
+              <w:ind w:left="601"/>
+              <w:jc w:val="both"/>
+            </w:pPr>
+            <w:r>
+              <w:t xml:space="preserve">    }</w:t>
+            </w:r>
+          </w:p>
+          <w:p>
+            <w:pPr>
+              <w:pStyle w:val="ListParagraph"/>
+              <w:ind w:left="601"/>
+              <w:jc w:val="both"/>
+            </w:pPr>
+            <w:r>
+              <w:t xml:space="preserve">    public void payday () {</w:t>
+            </w:r>
+          </w:p>
+          <w:p>
+            <w:pPr>
+              <w:pStyle w:val="ListParagraph"/>
+              <w:ind w:left="601"/>
+              <w:jc w:val="both"/>
+            </w:pPr>
+            <w:r>
+              <w:t xml:space="preserve">        double amount;</w:t>
+            </w:r>
+          </w:p>
+          <w:p>
+            <w:pPr>
+              <w:pStyle w:val="ListParagraph"/>
+              <w:ind w:left="601"/>
+              <w:jc w:val="both"/>
+            </w:pPr>
+            <w:r>
+              <w:t xml:space="preserve">        for (int count = 0; count &lt; staffList.length; count++) {</w:t>
+            </w:r>
+          </w:p>
+          <w:p>
+            <w:pPr>
+              <w:pStyle w:val="ListParagraph"/>
+              <w:ind w:left="601"/>
+              <w:jc w:val="both"/>
+            </w:pPr>
+            <w:r>
+              <w:t xml:space="preserve">            System.out.println (staffList[count]);</w:t>
+            </w:r>
+          </w:p>
+          <w:p>
+            <w:pPr>
+              <w:pStyle w:val="ListParagraph"/>
+              <w:ind w:left="601"/>
+              <w:jc w:val="both"/>
+            </w:pPr>
+            <w:r>
+              <w:t xml:space="preserve">            amount = staffList[count].pay();</w:t>
+            </w:r>
+          </w:p>
+          <w:p>
+            <w:pPr>
+              <w:pStyle w:val="ListParagraph"/>
+              <w:ind w:left="601"/>
+              <w:jc w:val="both"/>
+            </w:pPr>
+            <w:r>
+              <w:t xml:space="preserve">            if (amount == 0.0)</w:t>
+            </w:r>
+          </w:p>
+          <w:p>
+            <w:pPr>
+              <w:pStyle w:val="ListParagraph"/>
+              <w:ind w:left="601"/>
+              <w:jc w:val="both"/>
+            </w:pPr>
+            <w:r>
+              <w:t xml:space="preserve">                System.out.println ("Thanks!");</w:t>
+            </w:r>
+          </w:p>
+          <w:p>
+            <w:pPr>
+              <w:pStyle w:val="ListParagraph"/>
+              <w:ind w:left="601"/>
+              <w:jc w:val="both"/>
+            </w:pPr>
+            <w:r>
+              <w:t xml:space="preserve">            else</w:t>
+            </w:r>
+          </w:p>
+          <w:p>
+            <w:pPr>
+              <w:pStyle w:val="ListParagraph"/>
+              <w:ind w:left="601"/>
+              <w:jc w:val="both"/>
+            </w:pPr>
+            <w:r>
+              <w:t xml:space="preserve">                System.out.println ("Paid: " + amount);</w:t>
+            </w:r>
+          </w:p>
+          <w:p>
+            <w:pPr>
+              <w:pStyle w:val="ListParagraph"/>
+              <w:ind w:left="601"/>
+              <w:jc w:val="both"/>
+            </w:pPr>
+            <w:r>
+              <w:lastRenderedPageBreak/>
+              <w:t xml:space="preserve">            System.out.println("-----------------------------------");</w:t>
+            </w:r>
+          </w:p>
+          <w:p>
+            <w:pPr>
+              <w:pStyle w:val="ListParagraph"/>
+              <w:ind w:left="601"/>
+              <w:jc w:val="both"/>
+            </w:pPr>
+            <w:r>
+              <w:t xml:space="preserve">        }</w:t>
+            </w:r>
+          </w:p>
+          <w:p>
+            <w:pPr>
+              <w:pStyle w:val="ListParagraph"/>
+              <w:ind w:left="601"/>
+              <w:jc w:val="both"/>
+            </w:pPr>
+            <w:r>
+              <w:t xml:space="preserve">    }</w:t>
+            </w:r>
+          </w:p>
+          <w:p>
+            <w:pPr>
+              <w:pStyle w:val="ListParagraph"/>
+              <w:ind w:left="601"/>
+              <w:jc w:val="both"/>
+            </w:pPr>
+            <w:r>
+              <w:t>}</w:t>
+            </w:r>
+          </w:p>
+          <w:p>
+            <w:pPr>
+              <w:pStyle w:val="ListParagraph"/>
+              <w:numPr>
+                <w:ilvl w:val="3"/>
+                <w:numId w:val="1"/>
+              </w:numPr>
+              <w:ind w:left="601"/>
+              <w:jc w:val="both"/>
+              <w:rPr>
+                <w:b/>
+                <w:bCs/>
+              </w:rPr>
+            </w:pPr>
+            <w:r>
+              <w:rPr>
+                <w:b/>
+                <w:bCs/>
+              </w:rPr>
+              <w:t>StaffMember.java</w:t>
+            </w:r>
+          </w:p>
+          <w:p>
+            <w:pPr>
+              <w:pStyle w:val="ListParagraph"/>
+              <w:ind w:left="601"/>
+              <w:jc w:val="both"/>
+            </w:pPr>
+            <w:r>
+              <w:t>abstract public class StaffMember {</w:t>
+            </w:r>
+          </w:p>
+          <w:p>
+            <w:pPr>
+              <w:pStyle w:val="ListParagraph"/>
+              <w:ind w:left="601"/>
+              <w:jc w:val="both"/>
+            </w:pPr>
+            <w:r>
+              <w:t xml:space="preserve">    protected String name;</w:t>
+            </w:r>
+          </w:p>
+          <w:p>
+            <w:pPr>
+              <w:pStyle w:val="ListParagraph"/>
+              <w:ind w:left="601"/>
+              <w:jc w:val="both"/>
+            </w:pPr>
+            <w:r>
+              <w:t xml:space="preserve">    protected String address;</w:t>
+            </w:r>
+          </w:p>
+          <w:p>
+            <w:pPr>
+              <w:pStyle w:val="ListParagraph"/>
+              <w:ind w:left="601"/>
+              <w:jc w:val="both"/>
+            </w:pPr>
+            <w:r>
+              <w:t xml:space="preserve">    protected String phone;</w:t>
+            </w:r>
+          </w:p>
+          <w:p>
+            <w:pPr>
+              <w:pStyle w:val="ListParagraph"/>
+              <w:ind w:left="601"/>
+              <w:jc w:val="both"/>
+            </w:pPr>
+          </w:p>
+          <w:p>
+            <w:pPr>
+              <w:pStyle w:val="ListParagraph"/>
+              <w:ind w:left="601"/>
+              <w:jc w:val="both"/>
+            </w:pPr>
+            <w:r>
+              <w:t xml:space="preserve">    public StaffMember (String eName, String eAddress, String ePhone) {</w:t>
+            </w:r>
+          </w:p>
+          <w:p>
+            <w:pPr>
+              <w:pStyle w:val="ListParagraph"/>
+              <w:ind w:left="601"/>
+              <w:jc w:val="both"/>
+            </w:pPr>
+            <w:r>
+              <w:t xml:space="preserve">        name = eName;</w:t>
+            </w:r>
+          </w:p>
+          <w:p>
+            <w:pPr>
+              <w:pStyle w:val="ListParagraph"/>
+              <w:ind w:left="601"/>
+              <w:jc w:val="both"/>
+            </w:pPr>
+            <w:r>
+              <w:t xml:space="preserve">        address = eAddress;</w:t>
+            </w:r>
+          </w:p>
+          <w:p>
+            <w:pPr>
+              <w:pStyle w:val="ListParagraph"/>
+              <w:ind w:left="601"/>
+              <w:jc w:val="both"/>
+            </w:pPr>
+            <w:r>
+              <w:t xml:space="preserve">        phone = ePhone;</w:t>
+            </w:r>
+          </w:p>
+          <w:p>
+            <w:pPr>
+              <w:pStyle w:val="ListParagraph"/>
+              <w:ind w:left="601"/>
+              <w:jc w:val="both"/>
+            </w:pPr>
+            <w:r>
+              <w:t xml:space="preserve">    }</w:t>
+            </w:r>
+          </w:p>
+          <w:p>
+            <w:pPr>
+              <w:pStyle w:val="ListParagraph"/>
+              <w:ind w:left="601"/>
+              <w:jc w:val="both"/>
+            </w:pPr>
+            <w:r>
+              <w:t xml:space="preserve">    </w:t>
+            </w:r>
+          </w:p>
+          <w:p>
+            <w:pPr>
+              <w:pStyle w:val="ListParagraph"/>
+              <w:ind w:left="601"/>
+              <w:jc w:val="both"/>
+            </w:pPr>
+            <w:r>
+              <w:t xml:space="preserve">    public String toString() {</w:t>
+            </w:r>
+          </w:p>
+          <w:p>
+            <w:pPr>
+              <w:pStyle w:val="ListParagraph"/>
+              <w:ind w:left="601"/>
+              <w:jc w:val="both"/>
+            </w:pPr>
+            <w:r>
+              <w:t xml:space="preserve">        String result = "Name: " + name + "\n";</w:t>
+            </w:r>
+          </w:p>
+          <w:p>
+            <w:pPr>
+              <w:pStyle w:val="ListParagraph"/>
+              <w:ind w:left="601"/>
+              <w:jc w:val="both"/>
+            </w:pPr>
+            <w:r>
+              <w:t xml:space="preserve">        result += "Address: " + address + "\n";</w:t>
+            </w:r>
+          </w:p>
+          <w:p>
+            <w:pPr>
+              <w:pStyle w:val="ListParagraph"/>
+              <w:ind w:left="601"/>
+              <w:jc w:val="both"/>
+            </w:pPr>
+            <w:r>
+              <w:t xml:space="preserve">        result += "Phone: " + phone;</w:t>
+            </w:r>
+          </w:p>
+          <w:p>
+            <w:pPr>
+              <w:pStyle w:val="ListParagraph"/>
+              <w:ind w:left="601"/>
+              <w:jc w:val="both"/>
+            </w:pPr>
+            <w:r>
+              <w:t xml:space="preserve">        return result;</w:t>
+            </w:r>
+          </w:p>
+          <w:p>
+            <w:pPr>
+              <w:pStyle w:val="ListParagraph"/>
+              <w:ind w:left="601"/>
+              <w:jc w:val="both"/>
+            </w:pPr>
+            <w:r>
+              <w:t xml:space="preserve">    }</w:t>
+            </w:r>
+          </w:p>
+          <w:p>
+            <w:pPr>
+              <w:pStyle w:val="ListParagraph"/>
+              <w:ind w:left="601"/>
+              <w:jc w:val="both"/>
+            </w:pPr>
+          </w:p>
+          <w:p>
+            <w:pPr>
+              <w:pStyle w:val="ListParagraph"/>
+              <w:ind w:left="601"/>
+              <w:jc w:val="both"/>
+            </w:pPr>
+            <w:r>
+              <w:t xml:space="preserve">    public abstract double pay();</w:t>
+            </w:r>
+          </w:p>
+          <w:p>
+            <w:pPr>
+              <w:pStyle w:val="ListParagraph"/>
+              <w:ind w:left="601"/>
+              <w:jc w:val="both"/>
+            </w:pPr>
+            <w:r>
+              <w:t>}</w:t>
+            </w:r>
+          </w:p>
+          <w:p>
+            <w:pPr>
+              <w:pStyle w:val="ListParagraph"/>
+              <w:numPr>
+                <w:ilvl w:val="3"/>
+                <w:numId w:val="1"/>
+              </w:numPr>
+              <w:ind w:left="601"/>
+              <w:jc w:val="both"/>
+              <w:rPr>
+                <w:b/>
+                <w:bCs/>
+              </w:rPr>
+            </w:pPr>
+            <w:r>
+              <w:rPr>
+                <w:b/>
+                <w:bCs/>
+              </w:rPr>
+              <w:t>Volunteer.java</w:t>
+            </w:r>
+          </w:p>
+          <w:p>
+            <w:pPr>
+              <w:pStyle w:val="ListParagraph"/>
+              <w:ind w:left="601"/>
+              <w:jc w:val="both"/>
+            </w:pPr>
+            <w:r>
+              <w:t>public class Volunteer extends StaffMember {</w:t>
+            </w:r>
+          </w:p>
+          <w:p>
+            <w:pPr>
+              <w:pStyle w:val="ListParagraph"/>
+              <w:ind w:left="601"/>
+              <w:jc w:val="both"/>
+            </w:pPr>
+            <w:r>
+              <w:t xml:space="preserve">    //constructor</w:t>
+            </w:r>
+          </w:p>
+          <w:p>
+            <w:pPr>
+              <w:pStyle w:val="ListParagraph"/>
+              <w:ind w:left="601"/>
+              <w:jc w:val="both"/>
+            </w:pPr>
+            <w:r>
+              <w:t xml:space="preserve">    public Volunteer (String eName, String eAddress, String ePhone) {</w:t>
+            </w:r>
+          </w:p>
+          <w:p>
+            <w:pPr>
+              <w:pStyle w:val="ListParagraph"/>
+              <w:ind w:left="601"/>
+              <w:jc w:val="both"/>
+            </w:pPr>
+            <w:r>
+              <w:t xml:space="preserve">        super (eName, eAddress, ePhone);</w:t>
+            </w:r>
+          </w:p>
+          <w:p>
+            <w:pPr>
+              <w:pStyle w:val="ListParagraph"/>
+              <w:ind w:left="601"/>
+              <w:jc w:val="both"/>
+            </w:pPr>
+            <w:r>
+              <w:t xml:space="preserve">    }</w:t>
+            </w:r>
+          </w:p>
+          <w:p>
+            <w:pPr>
+              <w:pStyle w:val="ListParagraph"/>
+              <w:ind w:left="601"/>
+              <w:jc w:val="both"/>
+            </w:pPr>
+          </w:p>
+          <w:p>
+            <w:pPr>
+              <w:pStyle w:val="ListParagraph"/>
+              <w:ind w:left="601"/>
+              <w:jc w:val="both"/>
+            </w:pPr>
+            <w:r>
+              <w:t xml:space="preserve">    @Override</w:t>
+            </w:r>
+          </w:p>
+          <w:p>
+            <w:pPr>
+              <w:pStyle w:val="ListParagraph"/>
+              <w:ind w:left="601"/>
+              <w:jc w:val="both"/>
+            </w:pPr>
+            <w:r>
+              <w:t xml:space="preserve">    public double pay() {</w:t>
+            </w:r>
+          </w:p>
+          <w:p>
+            <w:pPr>
+              <w:pStyle w:val="ListParagraph"/>
+              <w:ind w:left="601"/>
+              <w:jc w:val="both"/>
+            </w:pPr>
+            <w:r>
+              <w:t xml:space="preserve">        return 0.0;</w:t>
+            </w:r>
+          </w:p>
+          <w:p>
+            <w:pPr>
+              <w:pStyle w:val="ListParagraph"/>
+              <w:ind w:left="601"/>
+              <w:jc w:val="both"/>
+            </w:pPr>
+            <w:r>
+              <w:t xml:space="preserve">    }</w:t>
+            </w:r>
+          </w:p>
+          <w:p>
+            <w:pPr>
+              <w:pStyle w:val="ListParagraph"/>
+              <w:ind w:left="601"/>
+              <w:jc w:val="both"/>
+            </w:pPr>
+            <w:r>
+              <w:t>}</w:t>
+            </w:r>
+          </w:p>
+        </w:tc>
+      </w:tr>
+      <w:tr>
+        <w:tc>
+          <w:tcPr>
+            <w:tcW w:w="9016" w:type="dxa"/>
+          </w:tcPr>
+          <w:p>
+            <w:pPr>
+              <w:jc w:val="center"/>
+              <w:rPr>
+                <w:b/>
+                <w:bCs/>
+              </w:rPr>
+            </w:pPr>
+            <w:r>
+              <w:rPr>
+                <w:b/>
+                <w:bCs/>
+              </w:rPr>
+              <w:lastRenderedPageBreak/>
+              <w:t>Screenshot Hasil</w:t>
+            </w:r>
+          </w:p>
+        </w:tc>
+      </w:tr>
+      <w:tr>
+        <w:tc>
+          <w:tcPr>
+            <w:tcW w:w="9016" w:type="dxa"/>
+          </w:tcPr>
+          <w:p>
+            <w:pPr>
+              <w:rPr>
+                <w:b/>
+                <w:bCs/>
+              </w:rPr>
+            </w:pPr>
+            <w:r>
+              <w:rPr>
+                <w:b/>
+                <w:bCs/>
+              </w:rPr>
+              <w:lastRenderedPageBreak/>
+              <w:drawing>
+                <wp:inline distT="0" distB="0" distL="0" distR="0" wp14:anchorId="5CE6E278" wp14:editId="208AFB80">
+                  <wp:extent cx="5588000" cy="3136265"/>
+                  <wp:effectExtent l="0" t="0" r="0" b="6985"/>
+                  <wp:docPr id="1782260020" name="Picture 1"/>
+                  <wp:cNvGraphicFramePr>
+                    <a:graphicFrameLocks xmlns:a="http://schemas.openxmlformats.org/drawingml/2006/main" noChangeAspect="1"/>
+                  </wp:cNvGraphicFramePr>
+                  <a:graphic xmlns:a="http://schemas.openxmlformats.org/drawingml/2006/main">
+                    <a:graphicData uri="http://schemas.openxmlformats.org/drawingml/2006/picture">
+                      <pic:pic xmlns:pic="http://schemas.openxmlformats.org/drawingml/2006/picture">
+                        <pic:nvPicPr>
+                          <pic:cNvPr id="1782260020" name=""/>
+                          <pic:cNvPicPr/>
+                        </pic:nvPicPr>
+                        <pic:blipFill>
+                          <a:blip r:embed="rId7"/>
+                          <a:stretch>
+                            <a:fillRect/>
+                          </a:stretch>
+                        </pic:blipFill>
+                        <pic:spPr>
+                          <a:xfrm>
+                            <a:off x="0" y="0"/>
+                            <a:ext cx="5588000" cy="3136265"/>
+                          </a:xfrm>
+                          <a:prstGeom prst="rect">
+                            <a:avLst/>
+                          </a:prstGeom>
+                        </pic:spPr>
+                      </pic:pic>
+                    </a:graphicData>
+                  </a:graphic>
+                </wp:inline>
+              </w:drawing>
+            </w:r>
           </w:p>
         </w:tc>
       </w:tr>
@@ -640,7 +2533,7 @@
               </w:rPr>
               <w:t xml:space="preserve">ile lampiran: </w:t>
             </w:r>
-            <w:hyperlink r:id="rId7" w:history="1">
+            <w:hyperlink r:id="rId8" w:history="1">
               <w:r>
                 <w:rPr>
                   <w:rStyle w:val="Hyperlink"/>
@@ -668,18 +2561,21 @@
           </w:tcPr>
           <w:p>
             <w:pPr>
+              <w:pStyle w:val="NormalWeb"/>
+              <w:spacing w:after="0" w:afterAutospacing="0"/>
               <w:jc w:val="center"/>
               <w:rPr>
+                <w:rFonts w:asciiTheme="minorHAnsi" w:hAnsiTheme="minorHAnsi"/>
+                <w:lang w:val="pt-BR"/>
+              </w:rPr>
+            </w:pPr>
+            <w:r>
+              <w:rPr>
+                <w:rFonts w:asciiTheme="minorHAnsi" w:hAnsiTheme="minorHAnsi"/>
                 <w:b/>
                 <w:bCs/>
               </w:rPr>
-            </w:pPr>
-            <w:r>
-              <w:rPr>
-                <w:b/>
-                <w:bCs/>
-              </w:rPr>
-              <w:t>Source Code</w:t>
+              <w:t>Penjelasan Jawaban dari Instruksi Soal</w:t>
             </w:r>
           </w:p>
         </w:tc>
@@ -691,7 +2587,13 @@
           </w:tcPr>
           <w:p>
             <w:pPr>
-              <w:jc w:val="both"/>
+              <w:pStyle w:val="NormalWeb"/>
+              <w:spacing w:after="0" w:afterAutospacing="0"/>
+              <w:jc w:val="center"/>
+              <w:rPr>
+                <w:b/>
+                <w:bCs/>
+              </w:rPr>
             </w:pPr>
           </w:p>
         </w:tc>
@@ -714,7 +2616,7 @@
                 <w:b/>
                 <w:bCs/>
               </w:rPr>
-              <w:t>Screenshot Hasil</w:t>
+              <w:t>Source Code</w:t>
             </w:r>
           </w:p>
         </w:tc>
@@ -726,11 +2628,1281 @@
           </w:tcPr>
           <w:p>
             <w:pPr>
+              <w:pStyle w:val="ListParagraph"/>
+              <w:numPr>
+                <w:ilvl w:val="6"/>
+                <w:numId w:val="1"/>
+              </w:numPr>
+              <w:ind w:left="459"/>
+              <w:jc w:val="both"/>
               <w:rPr>
                 <w:b/>
                 <w:bCs/>
               </w:rPr>
             </w:pPr>
+            <w:r>
+              <w:rPr>
+                <w:b/>
+                <w:bCs/>
+              </w:rPr>
+              <w:t>Cylinder.java</w:t>
+            </w:r>
+          </w:p>
+          <w:p>
+            <w:pPr>
+              <w:pStyle w:val="ListParagraph"/>
+              <w:ind w:left="459"/>
+              <w:jc w:val="both"/>
+            </w:pPr>
+            <w:r>
+              <w:t>public class Cylinder extends Shape{</w:t>
+            </w:r>
+          </w:p>
+          <w:p>
+            <w:pPr>
+              <w:pStyle w:val="ListParagraph"/>
+              <w:ind w:left="459"/>
+              <w:jc w:val="both"/>
+            </w:pPr>
+            <w:r>
+              <w:t xml:space="preserve">    private double radius;</w:t>
+            </w:r>
+          </w:p>
+          <w:p>
+            <w:pPr>
+              <w:pStyle w:val="ListParagraph"/>
+              <w:ind w:left="459"/>
+              <w:jc w:val="both"/>
+            </w:pPr>
+            <w:r>
+              <w:t xml:space="preserve">    private double height;</w:t>
+            </w:r>
+          </w:p>
+          <w:p>
+            <w:pPr>
+              <w:pStyle w:val="ListParagraph"/>
+              <w:ind w:left="459"/>
+              <w:jc w:val="both"/>
+            </w:pPr>
+          </w:p>
+          <w:p>
+            <w:pPr>
+              <w:pStyle w:val="ListParagraph"/>
+              <w:ind w:left="459"/>
+              <w:jc w:val="both"/>
+            </w:pPr>
+            <w:r>
+              <w:t xml:space="preserve">    public Cylinder(double NewRadius,double NewHeight){</w:t>
+            </w:r>
+          </w:p>
+          <w:p>
+            <w:pPr>
+              <w:pStyle w:val="ListParagraph"/>
+              <w:ind w:left="459"/>
+              <w:jc w:val="both"/>
+            </w:pPr>
+            <w:r>
+              <w:t xml:space="preserve">        super("Cylinder");</w:t>
+            </w:r>
+          </w:p>
+          <w:p>
+            <w:pPr>
+              <w:pStyle w:val="ListParagraph"/>
+              <w:ind w:left="459"/>
+              <w:jc w:val="both"/>
+            </w:pPr>
+            <w:r>
+              <w:t xml:space="preserve">        radius = NewRadius;</w:t>
+            </w:r>
+          </w:p>
+          <w:p>
+            <w:pPr>
+              <w:pStyle w:val="ListParagraph"/>
+              <w:ind w:left="459"/>
+              <w:jc w:val="both"/>
+            </w:pPr>
+            <w:r>
+              <w:t xml:space="preserve">        height = NewHeight;</w:t>
+            </w:r>
+          </w:p>
+          <w:p>
+            <w:pPr>
+              <w:pStyle w:val="ListParagraph"/>
+              <w:ind w:left="459"/>
+              <w:jc w:val="both"/>
+            </w:pPr>
+            <w:r>
+              <w:t xml:space="preserve">    }</w:t>
+            </w:r>
+          </w:p>
+          <w:p>
+            <w:pPr>
+              <w:pStyle w:val="ListParagraph"/>
+              <w:ind w:left="459"/>
+              <w:jc w:val="both"/>
+            </w:pPr>
+          </w:p>
+          <w:p>
+            <w:pPr>
+              <w:pStyle w:val="ListParagraph"/>
+              <w:ind w:left="459"/>
+              <w:jc w:val="both"/>
+            </w:pPr>
+            <w:r>
+              <w:t xml:space="preserve">    @Override</w:t>
+            </w:r>
+          </w:p>
+          <w:p>
+            <w:pPr>
+              <w:pStyle w:val="ListParagraph"/>
+              <w:ind w:left="459"/>
+              <w:jc w:val="both"/>
+            </w:pPr>
+            <w:r>
+              <w:t xml:space="preserve">    public double area() {</w:t>
+            </w:r>
+          </w:p>
+          <w:p>
+            <w:pPr>
+              <w:pStyle w:val="ListParagraph"/>
+              <w:ind w:left="459"/>
+              <w:jc w:val="both"/>
+            </w:pPr>
+            <w:r>
+              <w:t xml:space="preserve">        return Math.PI * radius * radius * height;</w:t>
+            </w:r>
+          </w:p>
+          <w:p>
+            <w:pPr>
+              <w:pStyle w:val="ListParagraph"/>
+              <w:ind w:left="459"/>
+              <w:jc w:val="both"/>
+            </w:pPr>
+            <w:r>
+              <w:t xml:space="preserve">    }</w:t>
+            </w:r>
+          </w:p>
+          <w:p>
+            <w:pPr>
+              <w:pStyle w:val="ListParagraph"/>
+              <w:ind w:left="459"/>
+              <w:jc w:val="both"/>
+            </w:pPr>
+          </w:p>
+          <w:p>
+            <w:pPr>
+              <w:pStyle w:val="ListParagraph"/>
+              <w:ind w:left="459"/>
+              <w:jc w:val="both"/>
+            </w:pPr>
+            <w:r>
+              <w:t xml:space="preserve">    @Override</w:t>
+            </w:r>
+          </w:p>
+          <w:p>
+            <w:pPr>
+              <w:pStyle w:val="ListParagraph"/>
+              <w:ind w:left="459"/>
+              <w:jc w:val="both"/>
+            </w:pPr>
+            <w:r>
+              <w:t xml:space="preserve">    public String toString(){</w:t>
+            </w:r>
+          </w:p>
+          <w:p>
+            <w:pPr>
+              <w:pStyle w:val="ListParagraph"/>
+              <w:ind w:left="459"/>
+              <w:jc w:val="both"/>
+            </w:pPr>
+            <w:r>
+              <w:t xml:space="preserve">        return super.toString() + " of radius: " + radius + " and height: " + height;</w:t>
+            </w:r>
+          </w:p>
+          <w:p>
+            <w:pPr>
+              <w:pStyle w:val="ListParagraph"/>
+              <w:ind w:left="459"/>
+              <w:jc w:val="both"/>
+            </w:pPr>
+            <w:r>
+              <w:t xml:space="preserve">    }</w:t>
+            </w:r>
+          </w:p>
+          <w:p>
+            <w:pPr>
+              <w:pStyle w:val="ListParagraph"/>
+              <w:ind w:left="459"/>
+              <w:jc w:val="both"/>
+            </w:pPr>
+            <w:r>
+              <w:t>}</w:t>
+            </w:r>
+          </w:p>
+          <w:p>
+            <w:pPr>
+              <w:pStyle w:val="ListParagraph"/>
+              <w:numPr>
+                <w:ilvl w:val="6"/>
+                <w:numId w:val="1"/>
+              </w:numPr>
+              <w:ind w:left="459"/>
+              <w:jc w:val="both"/>
+              <w:rPr>
+                <w:b/>
+                <w:bCs/>
+              </w:rPr>
+            </w:pPr>
+            <w:r>
+              <w:rPr>
+                <w:b/>
+                <w:bCs/>
+              </w:rPr>
+              <w:t>Paint.java</w:t>
+            </w:r>
+          </w:p>
+          <w:p>
+            <w:pPr>
+              <w:pStyle w:val="ListParagraph"/>
+              <w:ind w:left="459"/>
+              <w:jc w:val="both"/>
+            </w:pPr>
+            <w:r>
+              <w:t>public class Paint {</w:t>
+            </w:r>
+          </w:p>
+          <w:p>
+            <w:pPr>
+              <w:pStyle w:val="ListParagraph"/>
+              <w:ind w:left="459"/>
+              <w:jc w:val="both"/>
+            </w:pPr>
+            <w:r>
+              <w:t xml:space="preserve">    private double coverage;</w:t>
+            </w:r>
+          </w:p>
+          <w:p>
+            <w:pPr>
+              <w:pStyle w:val="ListParagraph"/>
+              <w:ind w:left="459"/>
+              <w:jc w:val="both"/>
+            </w:pPr>
+          </w:p>
+          <w:p>
+            <w:pPr>
+              <w:pStyle w:val="ListParagraph"/>
+              <w:ind w:left="459"/>
+              <w:jc w:val="both"/>
+            </w:pPr>
+            <w:r>
+              <w:t xml:space="preserve">    public Paint(double c) {</w:t>
+            </w:r>
+          </w:p>
+          <w:p>
+            <w:pPr>
+              <w:pStyle w:val="ListParagraph"/>
+              <w:ind w:left="459"/>
+              <w:jc w:val="both"/>
+            </w:pPr>
+            <w:r>
+              <w:t xml:space="preserve">        coverage = c;</w:t>
+            </w:r>
+          </w:p>
+          <w:p>
+            <w:pPr>
+              <w:pStyle w:val="ListParagraph"/>
+              <w:ind w:left="459"/>
+              <w:jc w:val="both"/>
+            </w:pPr>
+            <w:r>
+              <w:t xml:space="preserve">    }</w:t>
+            </w:r>
+          </w:p>
+          <w:p>
+            <w:pPr>
+              <w:pStyle w:val="ListParagraph"/>
+              <w:ind w:left="459"/>
+              <w:jc w:val="both"/>
+            </w:pPr>
+            <w:r>
+              <w:t xml:space="preserve">    </w:t>
+            </w:r>
+          </w:p>
+          <w:p>
+            <w:pPr>
+              <w:pStyle w:val="ListParagraph"/>
+              <w:ind w:left="459"/>
+              <w:jc w:val="both"/>
+            </w:pPr>
+            <w:r>
+              <w:t xml:space="preserve">    public double amount(Shape s) {</w:t>
+            </w:r>
+          </w:p>
+          <w:p>
+            <w:pPr>
+              <w:pStyle w:val="ListParagraph"/>
+              <w:ind w:left="459"/>
+              <w:jc w:val="both"/>
+            </w:pPr>
+            <w:r>
+              <w:t xml:space="preserve">        System.out.println ("Computing amount for " + s);</w:t>
+            </w:r>
+          </w:p>
+          <w:p>
+            <w:pPr>
+              <w:pStyle w:val="ListParagraph"/>
+              <w:ind w:left="459"/>
+              <w:jc w:val="both"/>
+            </w:pPr>
+            <w:r>
+              <w:t xml:space="preserve">        double cat = s.area() / coverage ;</w:t>
+            </w:r>
+          </w:p>
+          <w:p>
+            <w:pPr>
+              <w:pStyle w:val="ListParagraph"/>
+              <w:ind w:left="459"/>
+              <w:jc w:val="both"/>
+            </w:pPr>
+            <w:r>
+              <w:t xml:space="preserve">        return cat;</w:t>
+            </w:r>
+          </w:p>
+          <w:p>
+            <w:pPr>
+              <w:pStyle w:val="ListParagraph"/>
+              <w:ind w:left="459"/>
+              <w:jc w:val="both"/>
+            </w:pPr>
+            <w:r>
+              <w:t xml:space="preserve">    }</w:t>
+            </w:r>
+          </w:p>
+          <w:p>
+            <w:pPr>
+              <w:pStyle w:val="ListParagraph"/>
+              <w:ind w:left="459"/>
+              <w:jc w:val="both"/>
+            </w:pPr>
+            <w:r>
+              <w:t>}</w:t>
+            </w:r>
+          </w:p>
+          <w:p>
+            <w:pPr>
+              <w:pStyle w:val="ListParagraph"/>
+              <w:numPr>
+                <w:ilvl w:val="6"/>
+                <w:numId w:val="1"/>
+              </w:numPr>
+              <w:ind w:left="459"/>
+              <w:jc w:val="both"/>
+              <w:rPr>
+                <w:b/>
+                <w:bCs/>
+              </w:rPr>
+            </w:pPr>
+            <w:r>
+              <w:rPr>
+                <w:b/>
+                <w:bCs/>
+              </w:rPr>
+              <w:t>PaintThings.java</w:t>
+            </w:r>
+          </w:p>
+          <w:p>
+            <w:pPr>
+              <w:pStyle w:val="ListParagraph"/>
+              <w:ind w:left="459"/>
+              <w:jc w:val="both"/>
+            </w:pPr>
+            <w:r>
+              <w:t>import java.text.DecimalFormat;</w:t>
+            </w:r>
+          </w:p>
+          <w:p>
+            <w:pPr>
+              <w:pStyle w:val="ListParagraph"/>
+              <w:ind w:left="459"/>
+              <w:jc w:val="both"/>
+            </w:pPr>
+          </w:p>
+          <w:p>
+            <w:pPr>
+              <w:pStyle w:val="ListParagraph"/>
+              <w:ind w:left="459"/>
+              <w:jc w:val="both"/>
+            </w:pPr>
+            <w:r>
+              <w:lastRenderedPageBreak/>
+              <w:t>public class PaintThings {</w:t>
+            </w:r>
+          </w:p>
+          <w:p>
+            <w:pPr>
+              <w:pStyle w:val="ListParagraph"/>
+              <w:ind w:left="459"/>
+              <w:jc w:val="both"/>
+            </w:pPr>
+            <w:r>
+              <w:t xml:space="preserve">    public static void main (String[] args) {</w:t>
+            </w:r>
+          </w:p>
+          <w:p>
+            <w:pPr>
+              <w:pStyle w:val="ListParagraph"/>
+              <w:ind w:left="459"/>
+              <w:jc w:val="both"/>
+            </w:pPr>
+            <w:r>
+              <w:t xml:space="preserve">        final double COVERAGE = 350;</w:t>
+            </w:r>
+          </w:p>
+          <w:p>
+            <w:pPr>
+              <w:pStyle w:val="ListParagraph"/>
+              <w:ind w:left="459"/>
+              <w:jc w:val="both"/>
+            </w:pPr>
+          </w:p>
+          <w:p>
+            <w:pPr>
+              <w:pStyle w:val="ListParagraph"/>
+              <w:ind w:left="459"/>
+              <w:jc w:val="both"/>
+            </w:pPr>
+            <w:r>
+              <w:t xml:space="preserve">        Paint paint = new Paint(COVERAGE);</w:t>
+            </w:r>
+          </w:p>
+          <w:p>
+            <w:pPr>
+              <w:pStyle w:val="ListParagraph"/>
+              <w:ind w:left="459"/>
+              <w:jc w:val="both"/>
+            </w:pPr>
+            <w:r>
+              <w:t xml:space="preserve">        </w:t>
+            </w:r>
+          </w:p>
+          <w:p>
+            <w:pPr>
+              <w:pStyle w:val="ListParagraph"/>
+              <w:ind w:left="459"/>
+              <w:jc w:val="both"/>
+            </w:pPr>
+            <w:r>
+              <w:t xml:space="preserve">         // Instantiate the three shapes to paint</w:t>
+            </w:r>
+          </w:p>
+          <w:p>
+            <w:pPr>
+              <w:pStyle w:val="ListParagraph"/>
+              <w:ind w:left="459"/>
+              <w:jc w:val="both"/>
+            </w:pPr>
+            <w:r>
+              <w:t xml:space="preserve">        Rectangle deck = new Rectangle(20,35);</w:t>
+            </w:r>
+          </w:p>
+          <w:p>
+            <w:pPr>
+              <w:pStyle w:val="ListParagraph"/>
+              <w:ind w:left="459"/>
+              <w:jc w:val="both"/>
+            </w:pPr>
+            <w:r>
+              <w:t xml:space="preserve">        Sphere bigBall = new Sphere(15);</w:t>
+            </w:r>
+          </w:p>
+          <w:p>
+            <w:pPr>
+              <w:pStyle w:val="ListParagraph"/>
+              <w:ind w:left="459"/>
+              <w:jc w:val="both"/>
+            </w:pPr>
+            <w:r>
+              <w:t xml:space="preserve">        Cylinder tank = new Cylinder(10, 30);</w:t>
+            </w:r>
+          </w:p>
+          <w:p>
+            <w:pPr>
+              <w:pStyle w:val="ListParagraph"/>
+              <w:ind w:left="459"/>
+              <w:jc w:val="both"/>
+            </w:pPr>
+            <w:r>
+              <w:t xml:space="preserve">        double deckAmt, ballAmt, tankAmt;</w:t>
+            </w:r>
+          </w:p>
+          <w:p>
+            <w:pPr>
+              <w:pStyle w:val="ListParagraph"/>
+              <w:ind w:left="459"/>
+              <w:jc w:val="both"/>
+            </w:pPr>
+          </w:p>
+          <w:p>
+            <w:pPr>
+              <w:pStyle w:val="ListParagraph"/>
+              <w:ind w:left="459"/>
+              <w:jc w:val="both"/>
+            </w:pPr>
+            <w:r>
+              <w:t xml:space="preserve">        // Compute the amount of paint needed for each shape</w:t>
+            </w:r>
+          </w:p>
+          <w:p>
+            <w:pPr>
+              <w:pStyle w:val="ListParagraph"/>
+              <w:ind w:left="459"/>
+              <w:jc w:val="both"/>
+            </w:pPr>
+            <w:r>
+              <w:t xml:space="preserve">        deckAmt = paint.amount(deck);</w:t>
+            </w:r>
+          </w:p>
+          <w:p>
+            <w:pPr>
+              <w:pStyle w:val="ListParagraph"/>
+              <w:ind w:left="459"/>
+              <w:jc w:val="both"/>
+            </w:pPr>
+            <w:r>
+              <w:t xml:space="preserve">        ballAmt = paint.amount(bigBall);</w:t>
+            </w:r>
+          </w:p>
+          <w:p>
+            <w:pPr>
+              <w:pStyle w:val="ListParagraph"/>
+              <w:ind w:left="459"/>
+              <w:jc w:val="both"/>
+            </w:pPr>
+            <w:r>
+              <w:t xml:space="preserve">        tankAmt = paint.amount(tank);</w:t>
+            </w:r>
+          </w:p>
+          <w:p>
+            <w:pPr>
+              <w:pStyle w:val="ListParagraph"/>
+              <w:ind w:left="459"/>
+              <w:jc w:val="both"/>
+            </w:pPr>
+          </w:p>
+          <w:p>
+            <w:pPr>
+              <w:pStyle w:val="ListParagraph"/>
+              <w:ind w:left="459"/>
+              <w:jc w:val="both"/>
+            </w:pPr>
+            <w:r>
+              <w:t xml:space="preserve">        // Print the amount of paint for each.</w:t>
+            </w:r>
+          </w:p>
+          <w:p>
+            <w:pPr>
+              <w:pStyle w:val="ListParagraph"/>
+              <w:ind w:left="459"/>
+              <w:jc w:val="both"/>
+            </w:pPr>
+            <w:r>
+              <w:t xml:space="preserve">        DecimalFormat fmt = new DecimalFormat("0.#");</w:t>
+            </w:r>
+          </w:p>
+          <w:p>
+            <w:pPr>
+              <w:pStyle w:val="ListParagraph"/>
+              <w:ind w:left="459"/>
+              <w:jc w:val="both"/>
+            </w:pPr>
+            <w:r>
+              <w:t xml:space="preserve">        System.out.println ("\nNumber of gallons of paint needed...");</w:t>
+            </w:r>
+          </w:p>
+          <w:p>
+            <w:pPr>
+              <w:pStyle w:val="ListParagraph"/>
+              <w:ind w:left="459"/>
+              <w:jc w:val="both"/>
+            </w:pPr>
+            <w:r>
+              <w:t xml:space="preserve">        System.out.println ("Deck :" + fmt.format(deckAmt));</w:t>
+            </w:r>
+          </w:p>
+          <w:p>
+            <w:pPr>
+              <w:pStyle w:val="ListParagraph"/>
+              <w:ind w:left="459"/>
+              <w:jc w:val="both"/>
+            </w:pPr>
+            <w:r>
+              <w:t xml:space="preserve">        System.out.println ("Big Ball :" + fmt.format(ballAmt));</w:t>
+            </w:r>
+          </w:p>
+          <w:p>
+            <w:pPr>
+              <w:pStyle w:val="ListParagraph"/>
+              <w:ind w:left="459"/>
+              <w:jc w:val="both"/>
+            </w:pPr>
+            <w:r>
+              <w:t xml:space="preserve">        System.out.println ("Tank :" + fmt.format(tankAmt));</w:t>
+            </w:r>
+          </w:p>
+          <w:p>
+            <w:pPr>
+              <w:pStyle w:val="ListParagraph"/>
+              <w:ind w:left="459"/>
+              <w:jc w:val="both"/>
+            </w:pPr>
+            <w:r>
+              <w:t xml:space="preserve">    }</w:t>
+            </w:r>
+          </w:p>
+          <w:p>
+            <w:pPr>
+              <w:pStyle w:val="ListParagraph"/>
+              <w:ind w:left="459"/>
+              <w:jc w:val="both"/>
+            </w:pPr>
+            <w:r>
+              <w:t>}</w:t>
+            </w:r>
+          </w:p>
+          <w:p>
+            <w:pPr>
+              <w:pStyle w:val="ListParagraph"/>
+              <w:numPr>
+                <w:ilvl w:val="6"/>
+                <w:numId w:val="1"/>
+              </w:numPr>
+              <w:ind w:left="459"/>
+              <w:jc w:val="both"/>
+              <w:rPr>
+                <w:b/>
+                <w:bCs/>
+              </w:rPr>
+            </w:pPr>
+            <w:r>
+              <w:rPr>
+                <w:b/>
+                <w:bCs/>
+              </w:rPr>
+              <w:t>Rectangle.java</w:t>
+            </w:r>
+          </w:p>
+          <w:p>
+            <w:pPr>
+              <w:pStyle w:val="ListParagraph"/>
+              <w:ind w:left="459"/>
+              <w:jc w:val="both"/>
+            </w:pPr>
+            <w:r>
+              <w:t>public class Rectangle extends Shape{</w:t>
+            </w:r>
+          </w:p>
+          <w:p>
+            <w:pPr>
+              <w:pStyle w:val="ListParagraph"/>
+              <w:ind w:left="459"/>
+              <w:jc w:val="both"/>
+            </w:pPr>
+            <w:r>
+              <w:t xml:space="preserve">    private double width;</w:t>
+            </w:r>
+          </w:p>
+          <w:p>
+            <w:pPr>
+              <w:pStyle w:val="ListParagraph"/>
+              <w:ind w:left="459"/>
+              <w:jc w:val="both"/>
+            </w:pPr>
+            <w:r>
+              <w:t xml:space="preserve">    private double length;</w:t>
+            </w:r>
+          </w:p>
+          <w:p>
+            <w:pPr>
+              <w:pStyle w:val="ListParagraph"/>
+              <w:ind w:left="459"/>
+              <w:jc w:val="both"/>
+            </w:pPr>
+          </w:p>
+          <w:p>
+            <w:pPr>
+              <w:pStyle w:val="ListParagraph"/>
+              <w:ind w:left="459"/>
+              <w:jc w:val="both"/>
+            </w:pPr>
+            <w:r>
+              <w:t xml:space="preserve">    public Rectangle(double Newwidth,double Newlength){</w:t>
+            </w:r>
+          </w:p>
+          <w:p>
+            <w:pPr>
+              <w:pStyle w:val="ListParagraph"/>
+              <w:ind w:left="459"/>
+              <w:jc w:val="both"/>
+            </w:pPr>
+            <w:r>
+              <w:t xml:space="preserve">        super("Rectangle");</w:t>
+            </w:r>
+          </w:p>
+          <w:p>
+            <w:pPr>
+              <w:pStyle w:val="ListParagraph"/>
+              <w:ind w:left="459"/>
+              <w:jc w:val="both"/>
+            </w:pPr>
+            <w:r>
+              <w:t xml:space="preserve">        width = Newwidth;</w:t>
+            </w:r>
+          </w:p>
+          <w:p>
+            <w:pPr>
+              <w:pStyle w:val="ListParagraph"/>
+              <w:ind w:left="459"/>
+              <w:jc w:val="both"/>
+            </w:pPr>
+            <w:r>
+              <w:t xml:space="preserve">        length = Newlength;</w:t>
+            </w:r>
+          </w:p>
+          <w:p>
+            <w:pPr>
+              <w:pStyle w:val="ListParagraph"/>
+              <w:ind w:left="459"/>
+              <w:jc w:val="both"/>
+            </w:pPr>
+            <w:r>
+              <w:t xml:space="preserve">    }</w:t>
+            </w:r>
+          </w:p>
+          <w:p>
+            <w:pPr>
+              <w:pStyle w:val="ListParagraph"/>
+              <w:ind w:left="459"/>
+              <w:jc w:val="both"/>
+            </w:pPr>
+          </w:p>
+          <w:p>
+            <w:pPr>
+              <w:pStyle w:val="ListParagraph"/>
+              <w:ind w:left="459"/>
+              <w:jc w:val="both"/>
+            </w:pPr>
+            <w:r>
+              <w:t xml:space="preserve">    @Override</w:t>
+            </w:r>
+          </w:p>
+          <w:p>
+            <w:pPr>
+              <w:pStyle w:val="ListParagraph"/>
+              <w:ind w:left="459"/>
+              <w:jc w:val="both"/>
+            </w:pPr>
+            <w:r>
+              <w:t xml:space="preserve">    public double area(){</w:t>
+            </w:r>
+          </w:p>
+          <w:p>
+            <w:pPr>
+              <w:pStyle w:val="ListParagraph"/>
+              <w:ind w:left="459"/>
+              <w:jc w:val="both"/>
+            </w:pPr>
+            <w:r>
+              <w:t xml:space="preserve">        return width * length;</w:t>
+            </w:r>
+          </w:p>
+          <w:p>
+            <w:pPr>
+              <w:pStyle w:val="ListParagraph"/>
+              <w:ind w:left="459"/>
+              <w:jc w:val="both"/>
+            </w:pPr>
+            <w:r>
+              <w:t xml:space="preserve">    }</w:t>
+            </w:r>
+          </w:p>
+          <w:p>
+            <w:pPr>
+              <w:pStyle w:val="ListParagraph"/>
+              <w:ind w:left="459"/>
+              <w:jc w:val="both"/>
+            </w:pPr>
+          </w:p>
+          <w:p>
+            <w:pPr>
+              <w:pStyle w:val="ListParagraph"/>
+              <w:ind w:left="459"/>
+              <w:jc w:val="both"/>
+            </w:pPr>
+            <w:r>
+              <w:t xml:space="preserve">    public String toString(){</w:t>
+            </w:r>
+          </w:p>
+          <w:p>
+            <w:pPr>
+              <w:pStyle w:val="ListParagraph"/>
+              <w:ind w:left="459"/>
+              <w:jc w:val="both"/>
+            </w:pPr>
+            <w:r>
+              <w:t xml:space="preserve">        return super.toString() + " of width: " + width + " and length: " + length;</w:t>
+            </w:r>
+          </w:p>
+          <w:p>
+            <w:pPr>
+              <w:pStyle w:val="ListParagraph"/>
+              <w:ind w:left="459"/>
+              <w:jc w:val="both"/>
+            </w:pPr>
+            <w:r>
+              <w:t xml:space="preserve">    }</w:t>
+            </w:r>
+          </w:p>
+          <w:p>
+            <w:pPr>
+              <w:pStyle w:val="ListParagraph"/>
+              <w:ind w:left="459"/>
+              <w:jc w:val="both"/>
+            </w:pPr>
+          </w:p>
+          <w:p>
+            <w:pPr>
+              <w:pStyle w:val="ListParagraph"/>
+              <w:ind w:left="459"/>
+              <w:jc w:val="both"/>
+            </w:pPr>
+            <w:r>
+              <w:t>}</w:t>
+            </w:r>
+          </w:p>
+          <w:p>
+            <w:pPr>
+              <w:pStyle w:val="ListParagraph"/>
+              <w:numPr>
+                <w:ilvl w:val="6"/>
+                <w:numId w:val="1"/>
+              </w:numPr>
+              <w:ind w:left="459"/>
+              <w:jc w:val="both"/>
+              <w:rPr>
+                <w:b/>
+                <w:bCs/>
+              </w:rPr>
+            </w:pPr>
+            <w:r>
+              <w:rPr>
+                <w:b/>
+                <w:bCs/>
+              </w:rPr>
+              <w:t>Shape.java</w:t>
+            </w:r>
+          </w:p>
+          <w:p>
+            <w:pPr>
+              <w:pStyle w:val="ListParagraph"/>
+              <w:ind w:left="459"/>
+              <w:jc w:val="both"/>
+            </w:pPr>
+            <w:r>
+              <w:lastRenderedPageBreak/>
+              <w:t>abstract public class Shape {</w:t>
+            </w:r>
+          </w:p>
+          <w:p>
+            <w:pPr>
+              <w:pStyle w:val="ListParagraph"/>
+              <w:ind w:left="459"/>
+              <w:jc w:val="both"/>
+            </w:pPr>
+            <w:r>
+              <w:t xml:space="preserve">    protected String shapeName;</w:t>
+            </w:r>
+          </w:p>
+          <w:p>
+            <w:pPr>
+              <w:pStyle w:val="ListParagraph"/>
+              <w:ind w:left="459"/>
+              <w:jc w:val="both"/>
+            </w:pPr>
+          </w:p>
+          <w:p>
+            <w:pPr>
+              <w:pStyle w:val="ListParagraph"/>
+              <w:ind w:left="459"/>
+              <w:jc w:val="both"/>
+            </w:pPr>
+            <w:r>
+              <w:t xml:space="preserve">    public Shape(String NewName){</w:t>
+            </w:r>
+          </w:p>
+          <w:p>
+            <w:pPr>
+              <w:pStyle w:val="ListParagraph"/>
+              <w:ind w:left="459"/>
+              <w:jc w:val="both"/>
+            </w:pPr>
+            <w:r>
+              <w:t xml:space="preserve">        shapeName = NewName;</w:t>
+            </w:r>
+          </w:p>
+          <w:p>
+            <w:pPr>
+              <w:pStyle w:val="ListParagraph"/>
+              <w:ind w:left="459"/>
+              <w:jc w:val="both"/>
+            </w:pPr>
+            <w:r>
+              <w:t xml:space="preserve">    }</w:t>
+            </w:r>
+          </w:p>
+          <w:p>
+            <w:pPr>
+              <w:pStyle w:val="ListParagraph"/>
+              <w:ind w:left="459"/>
+              <w:jc w:val="both"/>
+            </w:pPr>
+          </w:p>
+          <w:p>
+            <w:pPr>
+              <w:pStyle w:val="ListParagraph"/>
+              <w:ind w:left="459"/>
+              <w:jc w:val="both"/>
+            </w:pPr>
+            <w:r>
+              <w:t xml:space="preserve">    public abstract double area();</w:t>
+            </w:r>
+          </w:p>
+          <w:p>
+            <w:pPr>
+              <w:pStyle w:val="ListParagraph"/>
+              <w:ind w:left="459"/>
+              <w:jc w:val="both"/>
+            </w:pPr>
+          </w:p>
+          <w:p>
+            <w:pPr>
+              <w:pStyle w:val="ListParagraph"/>
+              <w:ind w:left="459"/>
+              <w:jc w:val="both"/>
+            </w:pPr>
+            <w:r>
+              <w:t xml:space="preserve">    public String toString(){</w:t>
+            </w:r>
+          </w:p>
+          <w:p>
+            <w:pPr>
+              <w:pStyle w:val="ListParagraph"/>
+              <w:ind w:left="459"/>
+              <w:jc w:val="both"/>
+            </w:pPr>
+            <w:r>
+              <w:t xml:space="preserve">        return shapeName;</w:t>
+            </w:r>
+          </w:p>
+          <w:p>
+            <w:pPr>
+              <w:pStyle w:val="ListParagraph"/>
+              <w:ind w:left="459"/>
+              <w:jc w:val="both"/>
+            </w:pPr>
+            <w:r>
+              <w:t xml:space="preserve">    }</w:t>
+            </w:r>
+          </w:p>
+          <w:p>
+            <w:pPr>
+              <w:pStyle w:val="ListParagraph"/>
+              <w:ind w:left="459"/>
+              <w:jc w:val="both"/>
+            </w:pPr>
+          </w:p>
+          <w:p>
+            <w:pPr>
+              <w:pStyle w:val="ListParagraph"/>
+              <w:ind w:left="459"/>
+              <w:jc w:val="both"/>
+            </w:pPr>
+            <w:r>
+              <w:t>}</w:t>
+            </w:r>
+          </w:p>
+          <w:p>
+            <w:pPr>
+              <w:pStyle w:val="ListParagraph"/>
+              <w:numPr>
+                <w:ilvl w:val="6"/>
+                <w:numId w:val="1"/>
+              </w:numPr>
+              <w:ind w:left="459"/>
+              <w:jc w:val="both"/>
+              <w:rPr>
+                <w:b/>
+                <w:bCs/>
+              </w:rPr>
+            </w:pPr>
+            <w:r>
+              <w:rPr>
+                <w:b/>
+                <w:bCs/>
+              </w:rPr>
+              <w:t>Sphere.java</w:t>
+            </w:r>
+          </w:p>
+          <w:p>
+            <w:pPr>
+              <w:pStyle w:val="ListParagraph"/>
+              <w:ind w:left="459"/>
+              <w:jc w:val="both"/>
+            </w:pPr>
+            <w:r>
+              <w:t>public class Sphere extends Shape {</w:t>
+            </w:r>
+          </w:p>
+          <w:p>
+            <w:pPr>
+              <w:pStyle w:val="ListParagraph"/>
+              <w:ind w:left="459"/>
+              <w:jc w:val="both"/>
+            </w:pPr>
+            <w:r>
+              <w:t xml:space="preserve">    private double radius;</w:t>
+            </w:r>
+          </w:p>
+          <w:p>
+            <w:pPr>
+              <w:pStyle w:val="ListParagraph"/>
+              <w:ind w:left="459"/>
+              <w:jc w:val="both"/>
+            </w:pPr>
+          </w:p>
+          <w:p>
+            <w:pPr>
+              <w:pStyle w:val="ListParagraph"/>
+              <w:ind w:left="459"/>
+              <w:jc w:val="both"/>
+            </w:pPr>
+            <w:r>
+              <w:t xml:space="preserve">    public Sphere(double r) {</w:t>
+            </w:r>
+          </w:p>
+          <w:p>
+            <w:pPr>
+              <w:pStyle w:val="ListParagraph"/>
+              <w:ind w:left="459"/>
+              <w:jc w:val="both"/>
+            </w:pPr>
+            <w:r>
+              <w:t xml:space="preserve">        super("Sphere");</w:t>
+            </w:r>
+          </w:p>
+          <w:p>
+            <w:pPr>
+              <w:pStyle w:val="ListParagraph"/>
+              <w:ind w:left="459"/>
+              <w:jc w:val="both"/>
+            </w:pPr>
+            <w:r>
+              <w:t xml:space="preserve">        radius = r;</w:t>
+            </w:r>
+          </w:p>
+          <w:p>
+            <w:pPr>
+              <w:pStyle w:val="ListParagraph"/>
+              <w:ind w:left="459"/>
+              <w:jc w:val="both"/>
+            </w:pPr>
+            <w:r>
+              <w:t xml:space="preserve">    }</w:t>
+            </w:r>
+          </w:p>
+          <w:p>
+            <w:pPr>
+              <w:pStyle w:val="ListParagraph"/>
+              <w:ind w:left="459"/>
+              <w:jc w:val="both"/>
+            </w:pPr>
+          </w:p>
+          <w:p>
+            <w:pPr>
+              <w:pStyle w:val="ListParagraph"/>
+              <w:ind w:left="459"/>
+              <w:jc w:val="both"/>
+            </w:pPr>
+            <w:r>
+              <w:t xml:space="preserve">    @Override</w:t>
+            </w:r>
+          </w:p>
+          <w:p>
+            <w:pPr>
+              <w:pStyle w:val="ListParagraph"/>
+              <w:ind w:left="459"/>
+              <w:jc w:val="both"/>
+            </w:pPr>
+            <w:r>
+              <w:t xml:space="preserve">    public double area() {</w:t>
+            </w:r>
+          </w:p>
+          <w:p>
+            <w:pPr>
+              <w:pStyle w:val="ListParagraph"/>
+              <w:ind w:left="459"/>
+              <w:jc w:val="both"/>
+            </w:pPr>
+            <w:r>
+              <w:t xml:space="preserve">        return 4 * Math.PI * radius * radius;</w:t>
+            </w:r>
+          </w:p>
+          <w:p>
+            <w:pPr>
+              <w:pStyle w:val="ListParagraph"/>
+              <w:ind w:left="459"/>
+              <w:jc w:val="both"/>
+            </w:pPr>
+            <w:r>
+              <w:t xml:space="preserve">    }</w:t>
+            </w:r>
+          </w:p>
+          <w:p>
+            <w:pPr>
+              <w:pStyle w:val="ListParagraph"/>
+              <w:ind w:left="459"/>
+              <w:jc w:val="both"/>
+            </w:pPr>
+          </w:p>
+          <w:p>
+            <w:pPr>
+              <w:pStyle w:val="ListParagraph"/>
+              <w:ind w:left="459"/>
+              <w:jc w:val="both"/>
+            </w:pPr>
+            <w:r>
+              <w:t xml:space="preserve">    @Override</w:t>
+            </w:r>
+          </w:p>
+          <w:p>
+            <w:pPr>
+              <w:pStyle w:val="ListParagraph"/>
+              <w:ind w:left="459"/>
+              <w:jc w:val="both"/>
+            </w:pPr>
+            <w:r>
+              <w:t xml:space="preserve">    public String toString() {</w:t>
+            </w:r>
+          </w:p>
+          <w:p>
+            <w:pPr>
+              <w:pStyle w:val="ListParagraph"/>
+              <w:ind w:left="459"/>
+              <w:jc w:val="both"/>
+            </w:pPr>
+            <w:r>
+              <w:t xml:space="preserve">        return super.toString() + " of radius " + radius;</w:t>
+            </w:r>
+          </w:p>
+          <w:p>
+            <w:pPr>
+              <w:pStyle w:val="ListParagraph"/>
+              <w:ind w:left="459"/>
+              <w:jc w:val="both"/>
+            </w:pPr>
+            <w:r>
+              <w:t xml:space="preserve">    }</w:t>
+            </w:r>
+          </w:p>
+          <w:p>
+            <w:pPr>
+              <w:pStyle w:val="ListParagraph"/>
+              <w:ind w:left="459"/>
+              <w:jc w:val="both"/>
+            </w:pPr>
+            <w:r>
+              <w:t>}</w:t>
+            </w:r>
+          </w:p>
+        </w:tc>
+      </w:tr>
+      <w:tr>
+        <w:tc>
+          <w:tcPr>
+            <w:tcW w:w="9016" w:type="dxa"/>
+          </w:tcPr>
+          <w:p>
+            <w:pPr>
+              <w:jc w:val="center"/>
+              <w:rPr>
+                <w:b/>
+                <w:bCs/>
+              </w:rPr>
+            </w:pPr>
+            <w:r>
+              <w:rPr>
+                <w:b/>
+                <w:bCs/>
+              </w:rPr>
+              <w:lastRenderedPageBreak/>
+              <w:t>Screenshot Hasil</w:t>
+            </w:r>
+          </w:p>
+        </w:tc>
+      </w:tr>
+      <w:tr>
+        <w:tc>
+          <w:tcPr>
+            <w:tcW w:w="9016" w:type="dxa"/>
+          </w:tcPr>
+          <w:p>
+            <w:pPr>
+              <w:rPr>
+                <w:b/>
+                <w:bCs/>
+              </w:rPr>
+            </w:pPr>
+            <w:r>
+              <w:rPr>
+                <w:b/>
+                <w:bCs/>
+              </w:rPr>
+              <w:lastRenderedPageBreak/>
+              <w:drawing>
+                <wp:inline distT="0" distB="0" distL="0" distR="0" wp14:anchorId="55B7B925" wp14:editId="04469DCE">
+                  <wp:extent cx="5588000" cy="3104515"/>
+                  <wp:effectExtent l="0" t="0" r="0" b="635"/>
+                  <wp:docPr id="118695037" name="Picture 1"/>
+                  <wp:cNvGraphicFramePr>
+                    <a:graphicFrameLocks xmlns:a="http://schemas.openxmlformats.org/drawingml/2006/main" noChangeAspect="1"/>
+                  </wp:cNvGraphicFramePr>
+                  <a:graphic xmlns:a="http://schemas.openxmlformats.org/drawingml/2006/main">
+                    <a:graphicData uri="http://schemas.openxmlformats.org/drawingml/2006/picture">
+                      <pic:pic xmlns:pic="http://schemas.openxmlformats.org/drawingml/2006/picture">
+                        <pic:nvPicPr>
+                          <pic:cNvPr id="118695037" name=""/>
+                          <pic:cNvPicPr/>
+                        </pic:nvPicPr>
+                        <pic:blipFill>
+                          <a:blip r:embed="rId9"/>
+                          <a:stretch>
+                            <a:fillRect/>
+                          </a:stretch>
+                        </pic:blipFill>
+                        <pic:spPr>
+                          <a:xfrm>
+                            <a:off x="0" y="0"/>
+                            <a:ext cx="5588000" cy="3104515"/>
+                          </a:xfrm>
+                          <a:prstGeom prst="rect">
+                            <a:avLst/>
+                          </a:prstGeom>
+                        </pic:spPr>
+                      </pic:pic>
+                    </a:graphicData>
+                  </a:graphic>
+                </wp:inline>
+              </w:drawing>
+            </w:r>
           </w:p>
         </w:tc>
       </w:tr>
@@ -906,7 +4078,7 @@
               </w:rPr>
               <w:t xml:space="preserve">ile lampiran: </w:t>
             </w:r>
-            <w:hyperlink r:id="rId8" w:history="1">
+            <w:hyperlink r:id="rId10" w:history="1">
               <w:r>
                 <w:rPr>
                   <w:rStyle w:val="Hyperlink"/>
@@ -949,8 +4121,1796 @@
           </w:tcPr>
           <w:p>
             <w:pPr>
-              <w:jc w:val="both"/>
-            </w:pPr>
+              <w:pStyle w:val="ListParagraph"/>
+              <w:numPr>
+                <w:ilvl w:val="0"/>
+                <w:numId w:val="28"/>
+              </w:numPr>
+              <w:jc w:val="both"/>
+              <w:rPr>
+                <w:b/>
+                <w:bCs/>
+              </w:rPr>
+            </w:pPr>
+            <w:r>
+              <w:rPr>
+                <w:b/>
+                <w:bCs/>
+              </w:rPr>
+              <w:t>Numbers.java</w:t>
+            </w:r>
+          </w:p>
+          <w:p>
+            <w:pPr>
+              <w:pStyle w:val="ListParagraph"/>
+              <w:jc w:val="both"/>
+            </w:pPr>
+            <w:r>
+              <w:t>import java.util.Scanner;</w:t>
+            </w:r>
+          </w:p>
+          <w:p>
+            <w:pPr>
+              <w:pStyle w:val="ListParagraph"/>
+              <w:jc w:val="both"/>
+            </w:pPr>
+          </w:p>
+          <w:p>
+            <w:pPr>
+              <w:pStyle w:val="ListParagraph"/>
+              <w:jc w:val="both"/>
+            </w:pPr>
+            <w:r>
+              <w:t>public class Numbers {</w:t>
+            </w:r>
+          </w:p>
+          <w:p>
+            <w:pPr>
+              <w:pStyle w:val="ListParagraph"/>
+              <w:jc w:val="both"/>
+            </w:pPr>
+            <w:r>
+              <w:t xml:space="preserve">    public static void main(String[] args) {</w:t>
+            </w:r>
+          </w:p>
+          <w:p>
+            <w:pPr>
+              <w:pStyle w:val="ListParagraph"/>
+              <w:jc w:val="both"/>
+            </w:pPr>
+            <w:r>
+              <w:t xml:space="preserve">        //wrapper int agar bisa menggunakan method</w:t>
+            </w:r>
+          </w:p>
+          <w:p>
+            <w:pPr>
+              <w:pStyle w:val="ListParagraph"/>
+              <w:jc w:val="both"/>
+            </w:pPr>
+            <w:r>
+              <w:t xml:space="preserve">        Integer[] intList; </w:t>
+            </w:r>
+          </w:p>
+          <w:p>
+            <w:pPr>
+              <w:pStyle w:val="ListParagraph"/>
+              <w:jc w:val="both"/>
+            </w:pPr>
+            <w:r>
+              <w:t xml:space="preserve">        int size;</w:t>
+            </w:r>
+          </w:p>
+          <w:p>
+            <w:pPr>
+              <w:pStyle w:val="ListParagraph"/>
+              <w:jc w:val="both"/>
+            </w:pPr>
+            <w:r>
+              <w:t xml:space="preserve">        Scanner scan = new Scanner(System.in);</w:t>
+            </w:r>
+          </w:p>
+          <w:p>
+            <w:pPr>
+              <w:pStyle w:val="ListParagraph"/>
+              <w:jc w:val="both"/>
+            </w:pPr>
+          </w:p>
+          <w:p>
+            <w:pPr>
+              <w:pStyle w:val="ListParagraph"/>
+              <w:jc w:val="both"/>
+            </w:pPr>
+            <w:r>
+              <w:t xml:space="preserve">        System.out.print ("\nHow many integers do you want to sort? ");</w:t>
+            </w:r>
+          </w:p>
+          <w:p>
+            <w:pPr>
+              <w:pStyle w:val="ListParagraph"/>
+              <w:jc w:val="both"/>
+            </w:pPr>
+            <w:r>
+              <w:t xml:space="preserve">        size = scan.nextInt();</w:t>
+            </w:r>
+          </w:p>
+          <w:p>
+            <w:pPr>
+              <w:pStyle w:val="ListParagraph"/>
+              <w:jc w:val="both"/>
+            </w:pPr>
+          </w:p>
+          <w:p>
+            <w:pPr>
+              <w:pStyle w:val="ListParagraph"/>
+              <w:jc w:val="both"/>
+            </w:pPr>
+            <w:r>
+              <w:t xml:space="preserve">        intList = new Integer[size];</w:t>
+            </w:r>
+          </w:p>
+          <w:p>
+            <w:pPr>
+              <w:pStyle w:val="ListParagraph"/>
+              <w:jc w:val="both"/>
+            </w:pPr>
+            <w:r>
+              <w:t xml:space="preserve">        System.out.println("\nEnter the numbers...");</w:t>
+            </w:r>
+          </w:p>
+          <w:p>
+            <w:pPr>
+              <w:pStyle w:val="ListParagraph"/>
+              <w:jc w:val="both"/>
+            </w:pPr>
+            <w:r>
+              <w:t xml:space="preserve">        </w:t>
+            </w:r>
+          </w:p>
+          <w:p>
+            <w:pPr>
+              <w:pStyle w:val="ListParagraph"/>
+              <w:jc w:val="both"/>
+            </w:pPr>
+            <w:r>
+              <w:t xml:space="preserve">        for (int i = 0; i &lt; size; i++) {</w:t>
+            </w:r>
+          </w:p>
+          <w:p>
+            <w:pPr>
+              <w:pStyle w:val="ListParagraph"/>
+              <w:jc w:val="both"/>
+            </w:pPr>
+            <w:r>
+              <w:t xml:space="preserve">            intList[i] = scan.nextInt();</w:t>
+            </w:r>
+          </w:p>
+          <w:p>
+            <w:pPr>
+              <w:pStyle w:val="ListParagraph"/>
+              <w:jc w:val="both"/>
+            </w:pPr>
+            <w:r>
+              <w:t xml:space="preserve">        }</w:t>
+            </w:r>
+          </w:p>
+          <w:p>
+            <w:pPr>
+              <w:pStyle w:val="ListParagraph"/>
+              <w:jc w:val="both"/>
+            </w:pPr>
+            <w:r>
+              <w:t xml:space="preserve">            </w:t>
+            </w:r>
+          </w:p>
+          <w:p>
+            <w:pPr>
+              <w:pStyle w:val="ListParagraph"/>
+              <w:jc w:val="both"/>
+            </w:pPr>
+            <w:r>
+              <w:t xml:space="preserve">        Sorting.selectionSort(intList);</w:t>
+            </w:r>
+          </w:p>
+          <w:p>
+            <w:pPr>
+              <w:pStyle w:val="ListParagraph"/>
+              <w:jc w:val="both"/>
+            </w:pPr>
+            <w:r>
+              <w:t xml:space="preserve">        </w:t>
+            </w:r>
+          </w:p>
+          <w:p>
+            <w:pPr>
+              <w:pStyle w:val="ListParagraph"/>
+              <w:jc w:val="both"/>
+            </w:pPr>
+            <w:r>
+              <w:t xml:space="preserve">        System.out.println ("\nYour numbers in sorted Ascending order...");</w:t>
+            </w:r>
+          </w:p>
+          <w:p>
+            <w:pPr>
+              <w:pStyle w:val="ListParagraph"/>
+              <w:jc w:val="both"/>
+            </w:pPr>
+            <w:r>
+              <w:t xml:space="preserve">        for (int i = 0; i &lt; size; i++) {</w:t>
+            </w:r>
+          </w:p>
+          <w:p>
+            <w:pPr>
+              <w:pStyle w:val="ListParagraph"/>
+              <w:jc w:val="both"/>
+            </w:pPr>
+            <w:r>
+              <w:t xml:space="preserve">            System.out.print(intList[i] + " ");</w:t>
+            </w:r>
+          </w:p>
+          <w:p>
+            <w:pPr>
+              <w:pStyle w:val="ListParagraph"/>
+              <w:jc w:val="both"/>
+            </w:pPr>
+            <w:r>
+              <w:t xml:space="preserve">            System.out.println();</w:t>
+            </w:r>
+          </w:p>
+          <w:p>
+            <w:pPr>
+              <w:pStyle w:val="ListParagraph"/>
+              <w:jc w:val="both"/>
+            </w:pPr>
+            <w:r>
+              <w:t xml:space="preserve">        }</w:t>
+            </w:r>
+          </w:p>
+          <w:p>
+            <w:pPr>
+              <w:pStyle w:val="ListParagraph"/>
+              <w:jc w:val="both"/>
+            </w:pPr>
+            <w:r>
+              <w:t xml:space="preserve">        </w:t>
+            </w:r>
+          </w:p>
+          <w:p>
+            <w:pPr>
+              <w:pStyle w:val="ListParagraph"/>
+              <w:jc w:val="both"/>
+            </w:pPr>
+            <w:r>
+              <w:t xml:space="preserve">        Sorting.insertionSort(intList);</w:t>
+            </w:r>
+          </w:p>
+          <w:p>
+            <w:pPr>
+              <w:pStyle w:val="ListParagraph"/>
+              <w:jc w:val="both"/>
+            </w:pPr>
+            <w:r>
+              <w:t xml:space="preserve">        System.out.println ("\nYour numbers in sorted Descending order...");</w:t>
+            </w:r>
+          </w:p>
+          <w:p>
+            <w:pPr>
+              <w:pStyle w:val="ListParagraph"/>
+              <w:jc w:val="both"/>
+            </w:pPr>
+            <w:r>
+              <w:t xml:space="preserve">        for (int i = 0; i &lt; size; i++) {</w:t>
+            </w:r>
+          </w:p>
+          <w:p>
+            <w:pPr>
+              <w:pStyle w:val="ListParagraph"/>
+              <w:jc w:val="both"/>
+            </w:pPr>
+            <w:r>
+              <w:t xml:space="preserve">            System.out.print(intList[i] + " ");</w:t>
+            </w:r>
+          </w:p>
+          <w:p>
+            <w:pPr>
+              <w:pStyle w:val="ListParagraph"/>
+              <w:jc w:val="both"/>
+            </w:pPr>
+            <w:r>
+              <w:t xml:space="preserve">            System.out.println();</w:t>
+            </w:r>
+          </w:p>
+          <w:p>
+            <w:pPr>
+              <w:pStyle w:val="ListParagraph"/>
+              <w:jc w:val="both"/>
+            </w:pPr>
+            <w:r>
+              <w:t xml:space="preserve">        }</w:t>
+            </w:r>
+          </w:p>
+          <w:p>
+            <w:pPr>
+              <w:pStyle w:val="ListParagraph"/>
+              <w:jc w:val="both"/>
+            </w:pPr>
+          </w:p>
+          <w:p>
+            <w:pPr>
+              <w:pStyle w:val="ListParagraph"/>
+              <w:jc w:val="both"/>
+            </w:pPr>
+            <w:r>
+              <w:t xml:space="preserve">        scan.close();</w:t>
+            </w:r>
+          </w:p>
+          <w:p>
+            <w:pPr>
+              <w:pStyle w:val="ListParagraph"/>
+              <w:jc w:val="both"/>
+            </w:pPr>
+            <w:r>
+              <w:t xml:space="preserve">    }</w:t>
+            </w:r>
+          </w:p>
+          <w:p>
+            <w:pPr>
+              <w:pStyle w:val="ListParagraph"/>
+              <w:jc w:val="both"/>
+            </w:pPr>
+            <w:r>
+              <w:t>}</w:t>
+            </w:r>
+          </w:p>
+          <w:p>
+            <w:pPr>
+              <w:pStyle w:val="ListParagraph"/>
+              <w:numPr>
+                <w:ilvl w:val="0"/>
+                <w:numId w:val="28"/>
+              </w:numPr>
+              <w:jc w:val="both"/>
+              <w:rPr>
+                <w:b/>
+                <w:bCs/>
+              </w:rPr>
+            </w:pPr>
+            <w:r>
+              <w:rPr>
+                <w:b/>
+                <w:bCs/>
+              </w:rPr>
+              <w:t>Sales</w:t>
+            </w:r>
+            <w:r>
+              <w:rPr>
+                <w:b/>
+                <w:bCs/>
+              </w:rPr>
+              <w:t>p</w:t>
+            </w:r>
+            <w:r>
+              <w:rPr>
+                <w:b/>
+                <w:bCs/>
+              </w:rPr>
+              <w:t>erson.java</w:t>
+            </w:r>
+          </w:p>
+          <w:p>
+            <w:pPr>
+              <w:pStyle w:val="ListParagraph"/>
+              <w:jc w:val="both"/>
+            </w:pPr>
+            <w:r>
+              <w:t>public class Salesperson implements Comparable {</w:t>
+            </w:r>
+          </w:p>
+          <w:p>
+            <w:pPr>
+              <w:pStyle w:val="ListParagraph"/>
+              <w:jc w:val="both"/>
+            </w:pPr>
+            <w:r>
+              <w:t xml:space="preserve">    private String firstName, lastName;</w:t>
+            </w:r>
+          </w:p>
+          <w:p>
+            <w:pPr>
+              <w:pStyle w:val="ListParagraph"/>
+              <w:jc w:val="both"/>
+            </w:pPr>
+            <w:r>
+              <w:t xml:space="preserve">    private int totalSales;</w:t>
+            </w:r>
+          </w:p>
+          <w:p>
+            <w:pPr>
+              <w:pStyle w:val="ListParagraph"/>
+              <w:jc w:val="both"/>
+            </w:pPr>
+          </w:p>
+          <w:p>
+            <w:pPr>
+              <w:pStyle w:val="ListParagraph"/>
+              <w:jc w:val="both"/>
+            </w:pPr>
+            <w:r>
+              <w:t xml:space="preserve">    //constructor</w:t>
+            </w:r>
+          </w:p>
+          <w:p>
+            <w:pPr>
+              <w:pStyle w:val="ListParagraph"/>
+              <w:jc w:val="both"/>
+            </w:pPr>
+            <w:r>
+              <w:t xml:space="preserve">    public Salesperson(String first, String last, int sales) {</w:t>
+            </w:r>
+          </w:p>
+          <w:p>
+            <w:pPr>
+              <w:pStyle w:val="ListParagraph"/>
+              <w:jc w:val="both"/>
+            </w:pPr>
+            <w:r>
+              <w:t xml:space="preserve">        firstName = first;</w:t>
+            </w:r>
+          </w:p>
+          <w:p>
+            <w:pPr>
+              <w:pStyle w:val="ListParagraph"/>
+              <w:jc w:val="both"/>
+            </w:pPr>
+            <w:r>
+              <w:t xml:space="preserve">        lastName = last;</w:t>
+            </w:r>
+          </w:p>
+          <w:p>
+            <w:pPr>
+              <w:pStyle w:val="ListParagraph"/>
+              <w:jc w:val="both"/>
+            </w:pPr>
+            <w:r>
+              <w:t xml:space="preserve">        totalSales = sales;</w:t>
+            </w:r>
+          </w:p>
+          <w:p>
+            <w:pPr>
+              <w:pStyle w:val="ListParagraph"/>
+              <w:jc w:val="both"/>
+            </w:pPr>
+            <w:r>
+              <w:t xml:space="preserve">    }</w:t>
+            </w:r>
+          </w:p>
+          <w:p>
+            <w:pPr>
+              <w:pStyle w:val="ListParagraph"/>
+              <w:jc w:val="both"/>
+            </w:pPr>
+            <w:r>
+              <w:t xml:space="preserve">    </w:t>
+            </w:r>
+          </w:p>
+          <w:p>
+            <w:pPr>
+              <w:pStyle w:val="ListParagraph"/>
+              <w:jc w:val="both"/>
+            </w:pPr>
+            <w:r>
+              <w:t xml:space="preserve">    public String toString() {</w:t>
+            </w:r>
+          </w:p>
+          <w:p>
+            <w:pPr>
+              <w:pStyle w:val="ListParagraph"/>
+              <w:jc w:val="both"/>
+            </w:pPr>
+            <w:r>
+              <w:t xml:space="preserve">        return lastName + ", " + firstName + ": \t" + totalSales;</w:t>
+            </w:r>
+          </w:p>
+          <w:p>
+            <w:pPr>
+              <w:pStyle w:val="ListParagraph"/>
+              <w:jc w:val="both"/>
+            </w:pPr>
+            <w:r>
+              <w:t xml:space="preserve">    }</w:t>
+            </w:r>
+          </w:p>
+          <w:p>
+            <w:pPr>
+              <w:pStyle w:val="ListParagraph"/>
+              <w:jc w:val="both"/>
+            </w:pPr>
+          </w:p>
+          <w:p>
+            <w:pPr>
+              <w:pStyle w:val="ListParagraph"/>
+              <w:jc w:val="both"/>
+            </w:pPr>
+            <w:r>
+              <w:t xml:space="preserve">    //bisa untuk searching</w:t>
+            </w:r>
+          </w:p>
+          <w:p>
+            <w:pPr>
+              <w:pStyle w:val="ListParagraph"/>
+              <w:jc w:val="both"/>
+            </w:pPr>
+            <w:r>
+              <w:t xml:space="preserve">    public boolean equals(Object other) {</w:t>
+            </w:r>
+          </w:p>
+          <w:p>
+            <w:pPr>
+              <w:pStyle w:val="ListParagraph"/>
+              <w:jc w:val="both"/>
+            </w:pPr>
+            <w:r>
+              <w:t xml:space="preserve">        //equals dari objek string, method built in</w:t>
+            </w:r>
+          </w:p>
+          <w:p>
+            <w:pPr>
+              <w:pStyle w:val="ListParagraph"/>
+              <w:jc w:val="both"/>
+            </w:pPr>
+            <w:r>
+              <w:t xml:space="preserve">        return (lastName.equals(((Salesperson) other).getLastName()) &amp;&amp;</w:t>
+            </w:r>
+          </w:p>
+          <w:p>
+            <w:pPr>
+              <w:pStyle w:val="ListParagraph"/>
+              <w:jc w:val="both"/>
+            </w:pPr>
+            <w:r>
+              <w:t xml:space="preserve">                firstName.equals(((Salesperson) other).getFirstName()));</w:t>
+            </w:r>
+          </w:p>
+          <w:p>
+            <w:pPr>
+              <w:pStyle w:val="ListParagraph"/>
+              <w:jc w:val="both"/>
+            </w:pPr>
+            <w:r>
+              <w:t xml:space="preserve">    }</w:t>
+            </w:r>
+          </w:p>
+          <w:p>
+            <w:pPr>
+              <w:pStyle w:val="ListParagraph"/>
+              <w:jc w:val="both"/>
+            </w:pPr>
+            <w:r>
+              <w:t xml:space="preserve">    </w:t>
+            </w:r>
+          </w:p>
+          <w:p>
+            <w:pPr>
+              <w:pStyle w:val="ListParagraph"/>
+              <w:jc w:val="both"/>
+            </w:pPr>
+            <w:r>
+              <w:t xml:space="preserve">    //override method comparable (built in)</w:t>
+            </w:r>
+          </w:p>
+          <w:p>
+            <w:pPr>
+              <w:pStyle w:val="ListParagraph"/>
+              <w:jc w:val="both"/>
+            </w:pPr>
+            <w:r>
+              <w:t xml:space="preserve">    public int compareTo(Object other) {</w:t>
+            </w:r>
+          </w:p>
+          <w:p>
+            <w:pPr>
+              <w:pStyle w:val="ListParagraph"/>
+              <w:jc w:val="both"/>
+            </w:pPr>
+            <w:r>
+              <w:t xml:space="preserve">        int result;</w:t>
+            </w:r>
+          </w:p>
+          <w:p>
+            <w:pPr>
+              <w:pStyle w:val="ListParagraph"/>
+              <w:jc w:val="both"/>
+            </w:pPr>
+            <w:r>
+              <w:t xml:space="preserve">        //downcasting object other to salesperson</w:t>
+            </w:r>
+          </w:p>
+          <w:p>
+            <w:pPr>
+              <w:pStyle w:val="ListParagraph"/>
+              <w:jc w:val="both"/>
+            </w:pPr>
+            <w:r>
+              <w:t xml:space="preserve">        if (totalSales &gt; (((Salesperson) other).getSales())) {</w:t>
+            </w:r>
+          </w:p>
+          <w:p>
+            <w:pPr>
+              <w:pStyle w:val="ListParagraph"/>
+              <w:jc w:val="both"/>
+            </w:pPr>
+            <w:r>
+              <w:t xml:space="preserve">            result = 1;</w:t>
+            </w:r>
+          </w:p>
+          <w:p>
+            <w:pPr>
+              <w:pStyle w:val="ListParagraph"/>
+              <w:jc w:val="both"/>
+            </w:pPr>
+            <w:r>
+              <w:t xml:space="preserve">        } else if (totalSales &lt; (((Salesperson) other).getSales())) {</w:t>
+            </w:r>
+          </w:p>
+          <w:p>
+            <w:pPr>
+              <w:pStyle w:val="ListParagraph"/>
+              <w:jc w:val="both"/>
+            </w:pPr>
+            <w:r>
+              <w:t xml:space="preserve">            result = -1;</w:t>
+            </w:r>
+          </w:p>
+          <w:p>
+            <w:pPr>
+              <w:pStyle w:val="ListParagraph"/>
+              <w:jc w:val="both"/>
+            </w:pPr>
+            <w:r>
+              <w:t xml:space="preserve">        } else {</w:t>
+            </w:r>
+          </w:p>
+          <w:p>
+            <w:pPr>
+              <w:pStyle w:val="ListParagraph"/>
+              <w:jc w:val="both"/>
+            </w:pPr>
+            <w:r>
+              <w:t xml:space="preserve">            result = lastName.compareTo(((Salesperson) other).getLastName());</w:t>
+            </w:r>
+          </w:p>
+          <w:p>
+            <w:pPr>
+              <w:pStyle w:val="ListParagraph"/>
+              <w:jc w:val="both"/>
+            </w:pPr>
+          </w:p>
+          <w:p>
+            <w:pPr>
+              <w:pStyle w:val="ListParagraph"/>
+              <w:jc w:val="both"/>
+            </w:pPr>
+            <w:r>
+              <w:t xml:space="preserve">            if (result == 0) {</w:t>
+            </w:r>
+          </w:p>
+          <w:p>
+            <w:pPr>
+              <w:pStyle w:val="ListParagraph"/>
+              <w:jc w:val="both"/>
+            </w:pPr>
+            <w:r>
+              <w:t xml:space="preserve">                result = firstName.compareTo(((Salesperson) other).getLastName());</w:t>
+            </w:r>
+          </w:p>
+          <w:p>
+            <w:pPr>
+              <w:pStyle w:val="ListParagraph"/>
+              <w:jc w:val="both"/>
+            </w:pPr>
+            <w:r>
+              <w:t xml:space="preserve">            }</w:t>
+            </w:r>
+          </w:p>
+          <w:p>
+            <w:pPr>
+              <w:pStyle w:val="ListParagraph"/>
+              <w:jc w:val="both"/>
+            </w:pPr>
+            <w:r>
+              <w:t xml:space="preserve">        }</w:t>
+            </w:r>
+          </w:p>
+          <w:p>
+            <w:pPr>
+              <w:pStyle w:val="ListParagraph"/>
+              <w:jc w:val="both"/>
+            </w:pPr>
+            <w:r>
+              <w:t xml:space="preserve">        return result;</w:t>
+            </w:r>
+          </w:p>
+          <w:p>
+            <w:pPr>
+              <w:pStyle w:val="ListParagraph"/>
+              <w:jc w:val="both"/>
+            </w:pPr>
+            <w:r>
+              <w:t xml:space="preserve">    }</w:t>
+            </w:r>
+          </w:p>
+          <w:p>
+            <w:pPr>
+              <w:pStyle w:val="ListParagraph"/>
+              <w:jc w:val="both"/>
+            </w:pPr>
+            <w:r>
+              <w:t xml:space="preserve">    //getter</w:t>
+            </w:r>
+          </w:p>
+          <w:p>
+            <w:pPr>
+              <w:pStyle w:val="ListParagraph"/>
+              <w:jc w:val="both"/>
+            </w:pPr>
+            <w:r>
+              <w:t xml:space="preserve">    public String getFirstName() {</w:t>
+            </w:r>
+          </w:p>
+          <w:p>
+            <w:pPr>
+              <w:pStyle w:val="ListParagraph"/>
+              <w:jc w:val="both"/>
+            </w:pPr>
+            <w:r>
+              <w:t xml:space="preserve">        return firstName;</w:t>
+            </w:r>
+          </w:p>
+          <w:p>
+            <w:pPr>
+              <w:pStyle w:val="ListParagraph"/>
+              <w:jc w:val="both"/>
+            </w:pPr>
+            <w:r>
+              <w:t xml:space="preserve">    }</w:t>
+            </w:r>
+          </w:p>
+          <w:p>
+            <w:pPr>
+              <w:pStyle w:val="ListParagraph"/>
+              <w:jc w:val="both"/>
+            </w:pPr>
+            <w:r>
+              <w:t xml:space="preserve">    public String getLastName() {</w:t>
+            </w:r>
+          </w:p>
+          <w:p>
+            <w:pPr>
+              <w:pStyle w:val="ListParagraph"/>
+              <w:jc w:val="both"/>
+            </w:pPr>
+            <w:r>
+              <w:t xml:space="preserve">        return lastName;</w:t>
+            </w:r>
+          </w:p>
+          <w:p>
+            <w:pPr>
+              <w:pStyle w:val="ListParagraph"/>
+              <w:jc w:val="both"/>
+            </w:pPr>
+            <w:r>
+              <w:t xml:space="preserve">    }</w:t>
+            </w:r>
+          </w:p>
+          <w:p>
+            <w:pPr>
+              <w:pStyle w:val="ListParagraph"/>
+              <w:jc w:val="both"/>
+            </w:pPr>
+            <w:r>
+              <w:t xml:space="preserve">    public int getSales() {</w:t>
+            </w:r>
+          </w:p>
+          <w:p>
+            <w:pPr>
+              <w:pStyle w:val="ListParagraph"/>
+              <w:jc w:val="both"/>
+            </w:pPr>
+            <w:r>
+              <w:t xml:space="preserve">        return totalSales;</w:t>
+            </w:r>
+          </w:p>
+          <w:p>
+            <w:pPr>
+              <w:pStyle w:val="ListParagraph"/>
+              <w:jc w:val="both"/>
+            </w:pPr>
+            <w:r>
+              <w:t xml:space="preserve">    }</w:t>
+            </w:r>
+          </w:p>
+          <w:p>
+            <w:pPr>
+              <w:pStyle w:val="ListParagraph"/>
+              <w:jc w:val="both"/>
+            </w:pPr>
+            <w:r>
+              <w:t>}</w:t>
+            </w:r>
+          </w:p>
+          <w:p>
+            <w:pPr>
+              <w:pStyle w:val="ListParagraph"/>
+              <w:numPr>
+                <w:ilvl w:val="0"/>
+                <w:numId w:val="28"/>
+              </w:numPr>
+              <w:jc w:val="both"/>
+              <w:rPr>
+                <w:b/>
+                <w:bCs/>
+              </w:rPr>
+            </w:pPr>
+            <w:r>
+              <w:rPr>
+                <w:b/>
+                <w:bCs/>
+              </w:rPr>
+              <w:lastRenderedPageBreak/>
+              <w:t>Sorting.java</w:t>
+            </w:r>
+          </w:p>
+          <w:p>
+            <w:pPr>
+              <w:pStyle w:val="ListParagraph"/>
+              <w:jc w:val="both"/>
+            </w:pPr>
+            <w:r>
+              <w:t>public class Sorting {</w:t>
+            </w:r>
+          </w:p>
+          <w:p>
+            <w:pPr>
+              <w:pStyle w:val="ListParagraph"/>
+              <w:jc w:val="both"/>
+            </w:pPr>
+            <w:r>
+              <w:t xml:space="preserve">    //ascending</w:t>
+            </w:r>
+          </w:p>
+          <w:p>
+            <w:pPr>
+              <w:pStyle w:val="ListParagraph"/>
+              <w:jc w:val="both"/>
+            </w:pPr>
+            <w:r>
+              <w:t xml:space="preserve">    public static void selectionSort(Comparable[] list) {</w:t>
+            </w:r>
+          </w:p>
+          <w:p>
+            <w:pPr>
+              <w:pStyle w:val="ListParagraph"/>
+              <w:jc w:val="both"/>
+            </w:pPr>
+            <w:r>
+              <w:t xml:space="preserve">        int min;</w:t>
+            </w:r>
+          </w:p>
+          <w:p>
+            <w:pPr>
+              <w:pStyle w:val="ListParagraph"/>
+              <w:jc w:val="both"/>
+            </w:pPr>
+            <w:r>
+              <w:t xml:space="preserve">        Comparable temp;</w:t>
+            </w:r>
+          </w:p>
+          <w:p>
+            <w:pPr>
+              <w:pStyle w:val="ListParagraph"/>
+              <w:jc w:val="both"/>
+            </w:pPr>
+          </w:p>
+          <w:p>
+            <w:pPr>
+              <w:pStyle w:val="ListParagraph"/>
+              <w:jc w:val="both"/>
+            </w:pPr>
+            <w:r>
+              <w:t xml:space="preserve">        for (int index = 0; index &lt; list.length - 1; index++) {</w:t>
+            </w:r>
+          </w:p>
+          <w:p>
+            <w:pPr>
+              <w:pStyle w:val="ListParagraph"/>
+              <w:jc w:val="both"/>
+            </w:pPr>
+            <w:r>
+              <w:t xml:space="preserve">            min = index;</w:t>
+            </w:r>
+          </w:p>
+          <w:p>
+            <w:pPr>
+              <w:pStyle w:val="ListParagraph"/>
+              <w:jc w:val="both"/>
+            </w:pPr>
+            <w:r>
+              <w:t xml:space="preserve">            for (int scan = index + 1; scan &lt; list.length; scan++) {</w:t>
+            </w:r>
+          </w:p>
+          <w:p>
+            <w:pPr>
+              <w:pStyle w:val="ListParagraph"/>
+              <w:jc w:val="both"/>
+            </w:pPr>
+            <w:r>
+              <w:t xml:space="preserve">                if (list[scan].compareTo(list[min]) &lt; 0) {</w:t>
+            </w:r>
+          </w:p>
+          <w:p>
+            <w:pPr>
+              <w:pStyle w:val="ListParagraph"/>
+              <w:jc w:val="both"/>
+            </w:pPr>
+            <w:r>
+              <w:t xml:space="preserve">                    min = scan;</w:t>
+            </w:r>
+          </w:p>
+          <w:p>
+            <w:pPr>
+              <w:pStyle w:val="ListParagraph"/>
+              <w:jc w:val="both"/>
+            </w:pPr>
+            <w:r>
+              <w:t xml:space="preserve">                }</w:t>
+            </w:r>
+          </w:p>
+          <w:p>
+            <w:pPr>
+              <w:pStyle w:val="ListParagraph"/>
+              <w:jc w:val="both"/>
+            </w:pPr>
+            <w:r>
+              <w:t xml:space="preserve">            }</w:t>
+            </w:r>
+          </w:p>
+          <w:p>
+            <w:pPr>
+              <w:pStyle w:val="ListParagraph"/>
+              <w:jc w:val="both"/>
+            </w:pPr>
+            <w:r>
+              <w:t xml:space="preserve">                </w:t>
+            </w:r>
+          </w:p>
+          <w:p>
+            <w:pPr>
+              <w:pStyle w:val="ListParagraph"/>
+              <w:jc w:val="both"/>
+            </w:pPr>
+            <w:r>
+              <w:t xml:space="preserve">            // Swap the values</w:t>
+            </w:r>
+          </w:p>
+          <w:p>
+            <w:pPr>
+              <w:pStyle w:val="ListParagraph"/>
+              <w:jc w:val="both"/>
+            </w:pPr>
+            <w:r>
+              <w:t xml:space="preserve">            temp = list[min];</w:t>
+            </w:r>
+          </w:p>
+          <w:p>
+            <w:pPr>
+              <w:pStyle w:val="ListParagraph"/>
+              <w:jc w:val="both"/>
+            </w:pPr>
+            <w:r>
+              <w:t xml:space="preserve">            list[min] = list[index];</w:t>
+            </w:r>
+          </w:p>
+          <w:p>
+            <w:pPr>
+              <w:pStyle w:val="ListParagraph"/>
+              <w:jc w:val="both"/>
+            </w:pPr>
+            <w:r>
+              <w:t xml:space="preserve">            list[index] = temp;</w:t>
+            </w:r>
+          </w:p>
+          <w:p>
+            <w:pPr>
+              <w:pStyle w:val="ListParagraph"/>
+              <w:jc w:val="both"/>
+            </w:pPr>
+            <w:r>
+              <w:t xml:space="preserve">        }</w:t>
+            </w:r>
+          </w:p>
+          <w:p>
+            <w:pPr>
+              <w:pStyle w:val="ListParagraph"/>
+              <w:jc w:val="both"/>
+            </w:pPr>
+            <w:r>
+              <w:t xml:space="preserve">    }</w:t>
+            </w:r>
+          </w:p>
+          <w:p>
+            <w:pPr>
+              <w:pStyle w:val="ListParagraph"/>
+              <w:jc w:val="both"/>
+            </w:pPr>
+          </w:p>
+          <w:p>
+            <w:pPr>
+              <w:pStyle w:val="ListParagraph"/>
+              <w:jc w:val="both"/>
+            </w:pPr>
+            <w:r>
+              <w:t xml:space="preserve">    //descending</w:t>
+            </w:r>
+          </w:p>
+          <w:p>
+            <w:pPr>
+              <w:pStyle w:val="ListParagraph"/>
+              <w:jc w:val="both"/>
+            </w:pPr>
+            <w:r>
+              <w:t xml:space="preserve">    public static void insertionSort(Comparable[] list) {</w:t>
+            </w:r>
+          </w:p>
+          <w:p>
+            <w:pPr>
+              <w:pStyle w:val="ListParagraph"/>
+              <w:jc w:val="both"/>
+            </w:pPr>
+            <w:r>
+              <w:t xml:space="preserve">        for (int index = 1; index &lt; list.length; index++) {</w:t>
+            </w:r>
+          </w:p>
+          <w:p>
+            <w:pPr>
+              <w:pStyle w:val="ListParagraph"/>
+              <w:jc w:val="both"/>
+            </w:pPr>
+            <w:r>
+              <w:t xml:space="preserve">            Comparable key = list[index];</w:t>
+            </w:r>
+          </w:p>
+          <w:p>
+            <w:pPr>
+              <w:pStyle w:val="ListParagraph"/>
+              <w:jc w:val="both"/>
+            </w:pPr>
+            <w:r>
+              <w:t xml:space="preserve">            int position = index;</w:t>
+            </w:r>
+          </w:p>
+          <w:p>
+            <w:pPr>
+              <w:pStyle w:val="ListParagraph"/>
+              <w:jc w:val="both"/>
+            </w:pPr>
+            <w:r>
+              <w:t xml:space="preserve">            // Shift larger values to the right</w:t>
+            </w:r>
+          </w:p>
+          <w:p>
+            <w:pPr>
+              <w:pStyle w:val="ListParagraph"/>
+              <w:jc w:val="both"/>
+            </w:pPr>
+            <w:r>
+              <w:t xml:space="preserve">            while (position &gt; 0 &amp;&amp; key.compareTo(list[position - 1]) &gt; 0) {</w:t>
+            </w:r>
+          </w:p>
+          <w:p>
+            <w:pPr>
+              <w:pStyle w:val="ListParagraph"/>
+              <w:jc w:val="both"/>
+            </w:pPr>
+            <w:r>
+              <w:t xml:space="preserve">                list[position] = list[position - 1];</w:t>
+            </w:r>
+          </w:p>
+          <w:p>
+            <w:pPr>
+              <w:pStyle w:val="ListParagraph"/>
+              <w:jc w:val="both"/>
+            </w:pPr>
+            <w:r>
+              <w:t xml:space="preserve">                position--;</w:t>
+            </w:r>
+          </w:p>
+          <w:p>
+            <w:pPr>
+              <w:pStyle w:val="ListParagraph"/>
+              <w:jc w:val="both"/>
+            </w:pPr>
+            <w:r>
+              <w:t xml:space="preserve">            }</w:t>
+            </w:r>
+          </w:p>
+          <w:p>
+            <w:pPr>
+              <w:pStyle w:val="ListParagraph"/>
+              <w:jc w:val="both"/>
+            </w:pPr>
+            <w:r>
+              <w:t xml:space="preserve">            list[position] = key;</w:t>
+            </w:r>
+          </w:p>
+          <w:p>
+            <w:pPr>
+              <w:pStyle w:val="ListParagraph"/>
+              <w:jc w:val="both"/>
+            </w:pPr>
+            <w:r>
+              <w:t xml:space="preserve">        }</w:t>
+            </w:r>
+          </w:p>
+          <w:p>
+            <w:pPr>
+              <w:pStyle w:val="ListParagraph"/>
+              <w:jc w:val="both"/>
+            </w:pPr>
+            <w:r>
+              <w:t xml:space="preserve">    }</w:t>
+            </w:r>
+          </w:p>
+          <w:p>
+            <w:pPr>
+              <w:pStyle w:val="ListParagraph"/>
+              <w:jc w:val="both"/>
+            </w:pPr>
+            <w:r>
+              <w:t xml:space="preserve">    </w:t>
+            </w:r>
+          </w:p>
+          <w:p>
+            <w:pPr>
+              <w:pStyle w:val="ListParagraph"/>
+              <w:jc w:val="both"/>
+            </w:pPr>
+            <w:r>
+              <w:t>}</w:t>
+            </w:r>
+          </w:p>
+          <w:p>
+            <w:pPr>
+              <w:pStyle w:val="ListParagraph"/>
+              <w:numPr>
+                <w:ilvl w:val="0"/>
+                <w:numId w:val="28"/>
+              </w:numPr>
+              <w:jc w:val="both"/>
+              <w:rPr>
+                <w:b/>
+                <w:bCs/>
+              </w:rPr>
+            </w:pPr>
+            <w:r>
+              <w:rPr>
+                <w:b/>
+                <w:bCs/>
+              </w:rPr>
+              <w:t>Strings.java</w:t>
+            </w:r>
+          </w:p>
+          <w:p>
+            <w:pPr>
+              <w:pStyle w:val="ListParagraph"/>
+              <w:jc w:val="both"/>
+            </w:pPr>
+            <w:r>
+              <w:t>import java.util.Scanner;</w:t>
+            </w:r>
+          </w:p>
+          <w:p>
+            <w:pPr>
+              <w:pStyle w:val="ListParagraph"/>
+              <w:jc w:val="both"/>
+            </w:pPr>
+          </w:p>
+          <w:p>
+            <w:pPr>
+              <w:pStyle w:val="ListParagraph"/>
+              <w:jc w:val="both"/>
+            </w:pPr>
+            <w:r>
+              <w:t>public class Strings {</w:t>
+            </w:r>
+          </w:p>
+          <w:p>
+            <w:pPr>
+              <w:pStyle w:val="ListParagraph"/>
+              <w:jc w:val="both"/>
+            </w:pPr>
+            <w:r>
+              <w:t xml:space="preserve">    public static void main (String[] args) {</w:t>
+            </w:r>
+          </w:p>
+          <w:p>
+            <w:pPr>
+              <w:pStyle w:val="ListParagraph"/>
+              <w:jc w:val="both"/>
+            </w:pPr>
+            <w:r>
+              <w:t xml:space="preserve">        String[] StringList; </w:t>
+            </w:r>
+          </w:p>
+          <w:p>
+            <w:pPr>
+              <w:pStyle w:val="ListParagraph"/>
+              <w:jc w:val="both"/>
+            </w:pPr>
+            <w:r>
+              <w:t xml:space="preserve">        int size;</w:t>
+            </w:r>
+          </w:p>
+          <w:p>
+            <w:pPr>
+              <w:pStyle w:val="ListParagraph"/>
+              <w:jc w:val="both"/>
+            </w:pPr>
+            <w:r>
+              <w:t xml:space="preserve">        Scanner scan = new Scanner(System.in);</w:t>
+            </w:r>
+          </w:p>
+          <w:p>
+            <w:pPr>
+              <w:pStyle w:val="ListParagraph"/>
+              <w:jc w:val="both"/>
+            </w:pPr>
+          </w:p>
+          <w:p>
+            <w:pPr>
+              <w:pStyle w:val="ListParagraph"/>
+              <w:jc w:val="both"/>
+            </w:pPr>
+            <w:r>
+              <w:t xml:space="preserve">        System.out.print ("\nHow many string do you want to sort? ");</w:t>
+            </w:r>
+          </w:p>
+          <w:p>
+            <w:pPr>
+              <w:pStyle w:val="ListParagraph"/>
+              <w:jc w:val="both"/>
+            </w:pPr>
+            <w:r>
+              <w:lastRenderedPageBreak/>
+              <w:t xml:space="preserve">        size = scan.nextInt();</w:t>
+            </w:r>
+          </w:p>
+          <w:p>
+            <w:pPr>
+              <w:pStyle w:val="ListParagraph"/>
+              <w:jc w:val="both"/>
+            </w:pPr>
+          </w:p>
+          <w:p>
+            <w:pPr>
+              <w:pStyle w:val="ListParagraph"/>
+              <w:jc w:val="both"/>
+            </w:pPr>
+            <w:r>
+              <w:t xml:space="preserve">        StringList = new String[size];</w:t>
+            </w:r>
+          </w:p>
+          <w:p>
+            <w:pPr>
+              <w:pStyle w:val="ListParagraph"/>
+              <w:jc w:val="both"/>
+            </w:pPr>
+            <w:r>
+              <w:t xml:space="preserve">        System.out.println("\nEnter the text...");</w:t>
+            </w:r>
+          </w:p>
+          <w:p>
+            <w:pPr>
+              <w:pStyle w:val="ListParagraph"/>
+              <w:jc w:val="both"/>
+            </w:pPr>
+            <w:r>
+              <w:t xml:space="preserve">        </w:t>
+            </w:r>
+          </w:p>
+          <w:p>
+            <w:pPr>
+              <w:pStyle w:val="ListParagraph"/>
+              <w:jc w:val="both"/>
+            </w:pPr>
+            <w:r>
+              <w:t xml:space="preserve">        for (int i = 0; i &lt; size; i++) {</w:t>
+            </w:r>
+          </w:p>
+          <w:p>
+            <w:pPr>
+              <w:pStyle w:val="ListParagraph"/>
+              <w:jc w:val="both"/>
+            </w:pPr>
+            <w:r>
+              <w:t xml:space="preserve">            StringList[i] = scan.next();</w:t>
+            </w:r>
+          </w:p>
+          <w:p>
+            <w:pPr>
+              <w:pStyle w:val="ListParagraph"/>
+              <w:jc w:val="both"/>
+            </w:pPr>
+            <w:r>
+              <w:t xml:space="preserve">        }</w:t>
+            </w:r>
+          </w:p>
+          <w:p>
+            <w:pPr>
+              <w:pStyle w:val="ListParagraph"/>
+              <w:jc w:val="both"/>
+            </w:pPr>
+            <w:r>
+              <w:t xml:space="preserve">            </w:t>
+            </w:r>
+          </w:p>
+          <w:p>
+            <w:pPr>
+              <w:pStyle w:val="ListParagraph"/>
+              <w:jc w:val="both"/>
+            </w:pPr>
+            <w:r>
+              <w:t xml:space="preserve">        Sorting.selectionSort(StringList);</w:t>
+            </w:r>
+          </w:p>
+          <w:p>
+            <w:pPr>
+              <w:pStyle w:val="ListParagraph"/>
+              <w:jc w:val="both"/>
+            </w:pPr>
+            <w:r>
+              <w:t xml:space="preserve">        </w:t>
+            </w:r>
+          </w:p>
+          <w:p>
+            <w:pPr>
+              <w:pStyle w:val="ListParagraph"/>
+              <w:jc w:val="both"/>
+            </w:pPr>
+            <w:r>
+              <w:t xml:space="preserve">        System.out.println ("\nYour sales in sorted ascending order...");</w:t>
+            </w:r>
+          </w:p>
+          <w:p>
+            <w:pPr>
+              <w:pStyle w:val="ListParagraph"/>
+              <w:jc w:val="both"/>
+            </w:pPr>
+            <w:r>
+              <w:t xml:space="preserve">        for (int i = 0; i &lt; size; i++) {</w:t>
+            </w:r>
+          </w:p>
+          <w:p>
+            <w:pPr>
+              <w:pStyle w:val="ListParagraph"/>
+              <w:jc w:val="both"/>
+            </w:pPr>
+            <w:r>
+              <w:t xml:space="preserve">            System.out.print(StringList[i] + " ");</w:t>
+            </w:r>
+          </w:p>
+          <w:p>
+            <w:pPr>
+              <w:pStyle w:val="ListParagraph"/>
+              <w:jc w:val="both"/>
+            </w:pPr>
+            <w:r>
+              <w:t xml:space="preserve">            System.out.println();</w:t>
+            </w:r>
+          </w:p>
+          <w:p>
+            <w:pPr>
+              <w:pStyle w:val="ListParagraph"/>
+              <w:jc w:val="both"/>
+            </w:pPr>
+            <w:r>
+              <w:t xml:space="preserve">        }</w:t>
+            </w:r>
+          </w:p>
+          <w:p>
+            <w:pPr>
+              <w:pStyle w:val="ListParagraph"/>
+              <w:jc w:val="both"/>
+            </w:pPr>
+            <w:r>
+              <w:t xml:space="preserve">        </w:t>
+            </w:r>
+          </w:p>
+          <w:p>
+            <w:pPr>
+              <w:pStyle w:val="ListParagraph"/>
+              <w:jc w:val="both"/>
+            </w:pPr>
+            <w:r>
+              <w:t xml:space="preserve">        Sorting.insertionSort(StringList);</w:t>
+            </w:r>
+          </w:p>
+          <w:p>
+            <w:pPr>
+              <w:pStyle w:val="ListParagraph"/>
+              <w:jc w:val="both"/>
+            </w:pPr>
+            <w:r>
+              <w:t xml:space="preserve">        System.out.println ("\nYour sales in sorted descending order...");</w:t>
+            </w:r>
+          </w:p>
+          <w:p>
+            <w:pPr>
+              <w:pStyle w:val="ListParagraph"/>
+              <w:jc w:val="both"/>
+            </w:pPr>
+            <w:r>
+              <w:t xml:space="preserve">        for (int i = 0; i &lt; size; i++) {</w:t>
+            </w:r>
+          </w:p>
+          <w:p>
+            <w:pPr>
+              <w:pStyle w:val="ListParagraph"/>
+              <w:jc w:val="both"/>
+            </w:pPr>
+            <w:r>
+              <w:t xml:space="preserve">            System.out.print(StringList[i] + " ");</w:t>
+            </w:r>
+          </w:p>
+          <w:p>
+            <w:pPr>
+              <w:pStyle w:val="ListParagraph"/>
+              <w:jc w:val="both"/>
+            </w:pPr>
+            <w:r>
+              <w:t xml:space="preserve">            System.out.println();</w:t>
+            </w:r>
+          </w:p>
+          <w:p>
+            <w:pPr>
+              <w:pStyle w:val="ListParagraph"/>
+              <w:jc w:val="both"/>
+            </w:pPr>
+            <w:r>
+              <w:t xml:space="preserve">        }</w:t>
+            </w:r>
+          </w:p>
+          <w:p>
+            <w:pPr>
+              <w:pStyle w:val="ListParagraph"/>
+              <w:jc w:val="both"/>
+            </w:pPr>
+          </w:p>
+          <w:p>
+            <w:pPr>
+              <w:pStyle w:val="ListParagraph"/>
+              <w:jc w:val="both"/>
+            </w:pPr>
+            <w:r>
+              <w:t xml:space="preserve">        scan.close();</w:t>
+            </w:r>
+          </w:p>
+          <w:p>
+            <w:pPr>
+              <w:pStyle w:val="ListParagraph"/>
+              <w:jc w:val="both"/>
+            </w:pPr>
+            <w:r>
+              <w:t xml:space="preserve">    }</w:t>
+            </w:r>
+          </w:p>
+          <w:p>
+            <w:pPr>
+              <w:pStyle w:val="ListParagraph"/>
+              <w:jc w:val="both"/>
+            </w:pPr>
+            <w:r>
+              <w:t>}</w:t>
+            </w:r>
+          </w:p>
+          <w:p>
+            <w:pPr>
+              <w:pStyle w:val="ListParagraph"/>
+              <w:numPr>
+                <w:ilvl w:val="0"/>
+                <w:numId w:val="28"/>
+              </w:numPr>
+              <w:jc w:val="both"/>
+              <w:rPr>
+                <w:b/>
+                <w:bCs/>
+              </w:rPr>
+            </w:pPr>
+            <w:r>
+              <w:rPr>
+                <w:b/>
+                <w:bCs/>
+              </w:rPr>
+              <w:t>WeeklySales.java</w:t>
+            </w:r>
+          </w:p>
+          <w:p>
+            <w:pPr>
+              <w:pStyle w:val="ListParagraph"/>
+              <w:jc w:val="both"/>
+            </w:pPr>
+            <w:r>
+              <w:t>public class WeeklySales {</w:t>
+            </w:r>
+          </w:p>
+          <w:p>
+            <w:pPr>
+              <w:pStyle w:val="ListParagraph"/>
+              <w:jc w:val="both"/>
+            </w:pPr>
+            <w:r>
+              <w:t xml:space="preserve">    public static void main(String[] args) {</w:t>
+            </w:r>
+          </w:p>
+          <w:p>
+            <w:pPr>
+              <w:pStyle w:val="ListParagraph"/>
+              <w:jc w:val="both"/>
+            </w:pPr>
+            <w:r>
+              <w:t xml:space="preserve">        Salesperson[] salesStaff = new Salesperson[13];</w:t>
+            </w:r>
+          </w:p>
+          <w:p>
+            <w:pPr>
+              <w:pStyle w:val="ListParagraph"/>
+              <w:jc w:val="both"/>
+            </w:pPr>
+            <w:r>
+              <w:t xml:space="preserve">        salesStaff[0] = new Salesperson("Jane", "Jones", 3000);</w:t>
+            </w:r>
+          </w:p>
+          <w:p>
+            <w:pPr>
+              <w:pStyle w:val="ListParagraph"/>
+              <w:jc w:val="both"/>
+            </w:pPr>
+            <w:r>
+              <w:t xml:space="preserve">        salesStaff[1] = new Salesperson("Daffy", "Duck", 4935);</w:t>
+            </w:r>
+          </w:p>
+          <w:p>
+            <w:pPr>
+              <w:pStyle w:val="ListParagraph"/>
+              <w:jc w:val="both"/>
+            </w:pPr>
+            <w:r>
+              <w:t xml:space="preserve">        salesStaff[2] = new Salesperson("James", "Jones", 3000);</w:t>
+            </w:r>
+          </w:p>
+          <w:p>
+            <w:pPr>
+              <w:pStyle w:val="ListParagraph"/>
+              <w:jc w:val="both"/>
+            </w:pPr>
+            <w:r>
+              <w:t xml:space="preserve">        salesStaff[3] = new Salesperson("Dick", "Walter", 2800);</w:t>
+            </w:r>
+          </w:p>
+          <w:p>
+            <w:pPr>
+              <w:pStyle w:val="ListParagraph"/>
+              <w:jc w:val="both"/>
+            </w:pPr>
+            <w:r>
+              <w:t xml:space="preserve">        salesStaff[4] = new Salesperson("Don", "Trump", 1570);</w:t>
+            </w:r>
+          </w:p>
+          <w:p>
+            <w:pPr>
+              <w:pStyle w:val="ListParagraph"/>
+              <w:jc w:val="both"/>
+            </w:pPr>
+            <w:r>
+              <w:t xml:space="preserve">        salesStaff[5] = new Salesperson("Jane", "Black", 3000);</w:t>
+            </w:r>
+          </w:p>
+          <w:p>
+            <w:pPr>
+              <w:pStyle w:val="ListParagraph"/>
+              <w:jc w:val="both"/>
+            </w:pPr>
+            <w:r>
+              <w:t xml:space="preserve">        salesStaff[6] = new Salesperson("Harry", "Taylor", 7300);</w:t>
+            </w:r>
+          </w:p>
+          <w:p>
+            <w:pPr>
+              <w:pStyle w:val="ListParagraph"/>
+              <w:jc w:val="both"/>
+            </w:pPr>
+            <w:r>
+              <w:t xml:space="preserve">        salesStaff[7] = new Salesperson("Andy", "Adams", 5000);</w:t>
+            </w:r>
+          </w:p>
+          <w:p>
+            <w:pPr>
+              <w:pStyle w:val="ListParagraph"/>
+              <w:jc w:val="both"/>
+            </w:pPr>
+            <w:r>
+              <w:t xml:space="preserve">        salesStaff[8] = new Salesperson("Jim", "Doe", 2850);</w:t>
+            </w:r>
+          </w:p>
+          <w:p>
+            <w:pPr>
+              <w:pStyle w:val="ListParagraph"/>
+              <w:jc w:val="both"/>
+            </w:pPr>
+            <w:r>
+              <w:t xml:space="preserve">        salesStaff[9] = new Salesperson("Walt", "Smith", 3000);</w:t>
+            </w:r>
+          </w:p>
+          <w:p>
+            <w:pPr>
+              <w:pStyle w:val="ListParagraph"/>
+              <w:jc w:val="both"/>
+            </w:pPr>
+            <w:r>
+              <w:t xml:space="preserve">        salesStaff[10] = new Salesperson("Faqih", "Shiam", 7000);</w:t>
+            </w:r>
+          </w:p>
+          <w:p>
+            <w:pPr>
+              <w:pStyle w:val="ListParagraph"/>
+              <w:jc w:val="both"/>
+            </w:pPr>
+            <w:r>
+              <w:t xml:space="preserve">        salesStaff[11] = new Salesperson("Faqih", "Shiam", 1000);</w:t>
+            </w:r>
+          </w:p>
+          <w:p>
+            <w:pPr>
+              <w:pStyle w:val="ListParagraph"/>
+              <w:jc w:val="both"/>
+            </w:pPr>
+            <w:r>
+              <w:t xml:space="preserve">        salesStaff[12] = new Salesperson("Faqih", "Dudun", 4000);</w:t>
+            </w:r>
+          </w:p>
+          <w:p>
+            <w:pPr>
+              <w:pStyle w:val="ListParagraph"/>
+              <w:jc w:val="both"/>
+            </w:pPr>
+          </w:p>
+          <w:p>
+            <w:pPr>
+              <w:pStyle w:val="ListParagraph"/>
+              <w:jc w:val="both"/>
+            </w:pPr>
+            <w:r>
+              <w:t xml:space="preserve">        Sorting.selectionSort(salesStaff);</w:t>
+            </w:r>
+          </w:p>
+          <w:p>
+            <w:pPr>
+              <w:pStyle w:val="ListParagraph"/>
+              <w:jc w:val="both"/>
+            </w:pPr>
+          </w:p>
+          <w:p>
+            <w:pPr>
+              <w:pStyle w:val="ListParagraph"/>
+              <w:jc w:val="both"/>
+            </w:pPr>
+            <w:r>
+              <w:lastRenderedPageBreak/>
+              <w:t xml:space="preserve">        System.out.println ("\nRanking of Sales for the Week (ascending) \n");</w:t>
+            </w:r>
+          </w:p>
+          <w:p>
+            <w:pPr>
+              <w:pStyle w:val="ListParagraph"/>
+              <w:jc w:val="both"/>
+            </w:pPr>
+            <w:r>
+              <w:t xml:space="preserve">        for (Salesperson s : salesStaff) {</w:t>
+            </w:r>
+          </w:p>
+          <w:p>
+            <w:pPr>
+              <w:pStyle w:val="ListParagraph"/>
+              <w:jc w:val="both"/>
+            </w:pPr>
+            <w:r>
+              <w:t xml:space="preserve">            System.out.println(s);</w:t>
+            </w:r>
+          </w:p>
+          <w:p>
+            <w:pPr>
+              <w:pStyle w:val="ListParagraph"/>
+              <w:jc w:val="both"/>
+            </w:pPr>
+            <w:r>
+              <w:t xml:space="preserve">        }</w:t>
+            </w:r>
+          </w:p>
+          <w:p>
+            <w:pPr>
+              <w:pStyle w:val="ListParagraph"/>
+              <w:jc w:val="both"/>
+            </w:pPr>
+            <w:r>
+              <w:t xml:space="preserve">        </w:t>
+            </w:r>
+          </w:p>
+          <w:p>
+            <w:pPr>
+              <w:pStyle w:val="ListParagraph"/>
+              <w:jc w:val="both"/>
+            </w:pPr>
+            <w:r>
+              <w:t xml:space="preserve">        Sorting.insertionSort(salesStaff);</w:t>
+            </w:r>
+          </w:p>
+          <w:p>
+            <w:pPr>
+              <w:pStyle w:val="ListParagraph"/>
+              <w:jc w:val="both"/>
+            </w:pPr>
+          </w:p>
+          <w:p>
+            <w:pPr>
+              <w:pStyle w:val="ListParagraph"/>
+              <w:jc w:val="both"/>
+            </w:pPr>
+            <w:r>
+              <w:t xml:space="preserve">        System.out.println ("\nRanking of Sales for the Week (descending)\n");</w:t>
+            </w:r>
+          </w:p>
+          <w:p>
+            <w:pPr>
+              <w:pStyle w:val="ListParagraph"/>
+              <w:jc w:val="both"/>
+            </w:pPr>
+            <w:r>
+              <w:t xml:space="preserve">        for (Salesperson s : salesStaff) {</w:t>
+            </w:r>
+          </w:p>
+          <w:p>
+            <w:pPr>
+              <w:pStyle w:val="ListParagraph"/>
+              <w:jc w:val="both"/>
+            </w:pPr>
+            <w:r>
+              <w:t xml:space="preserve">            System.out.println (s);</w:t>
+            </w:r>
+          </w:p>
+          <w:p>
+            <w:pPr>
+              <w:pStyle w:val="ListParagraph"/>
+              <w:jc w:val="both"/>
+            </w:pPr>
+            <w:r>
+              <w:t xml:space="preserve">        }</w:t>
+            </w:r>
+          </w:p>
+          <w:p>
+            <w:pPr>
+              <w:pStyle w:val="ListParagraph"/>
+              <w:jc w:val="both"/>
+            </w:pPr>
+            <w:r>
+              <w:t xml:space="preserve">    }</w:t>
+            </w:r>
+          </w:p>
+          <w:p>
+            <w:pPr>
+              <w:pStyle w:val="ListParagraph"/>
+              <w:jc w:val="both"/>
+            </w:pPr>
+            <w:r>
+              <w:t>}</w:t>
+            </w:r>
           </w:p>
         </w:tc>
       </w:tr>
@@ -972,6 +5932,7 @@
                 <w:b/>
                 <w:bCs/>
               </w:rPr>
+              <w:lastRenderedPageBreak/>
               <w:t>Screenshot Hasil</w:t>
             </w:r>
           </w:p>
@@ -984,11 +5945,221 @@
           </w:tcPr>
           <w:p>
             <w:pPr>
+              <w:pStyle w:val="ListParagraph"/>
+              <w:numPr>
+                <w:ilvl w:val="0"/>
+                <w:numId w:val="30"/>
+              </w:numPr>
               <w:rPr>
                 <w:b/>
                 <w:bCs/>
               </w:rPr>
             </w:pPr>
+            <w:r>
+              <w:rPr>
+                <w:b/>
+                <w:bCs/>
+              </w:rPr>
+              <w:t>Numbers</w:t>
+            </w:r>
+            <w:r>
+              <w:rPr>
+                <w:b/>
+                <w:bCs/>
+              </w:rPr>
+              <w:t xml:space="preserve"> main</w:t>
+            </w:r>
+          </w:p>
+          <w:p>
+            <w:pPr>
+              <w:pStyle w:val="ListParagraph"/>
+              <w:rPr>
+                <w:b/>
+                <w:bCs/>
+              </w:rPr>
+            </w:pPr>
+            <w:r>
+              <w:rPr>
+                <w:b/>
+                <w:bCs/>
+              </w:rPr>
+              <w:drawing>
+                <wp:inline distT="0" distB="0" distL="0" distR="0" wp14:anchorId="7E5B9EA8" wp14:editId="1BE29050">
+                  <wp:extent cx="5588000" cy="3141980"/>
+                  <wp:effectExtent l="0" t="0" r="0" b="1270"/>
+                  <wp:docPr id="322639562" name="Picture 1"/>
+                  <wp:cNvGraphicFramePr>
+                    <a:graphicFrameLocks xmlns:a="http://schemas.openxmlformats.org/drawingml/2006/main" noChangeAspect="1"/>
+                  </wp:cNvGraphicFramePr>
+                  <a:graphic xmlns:a="http://schemas.openxmlformats.org/drawingml/2006/main">
+                    <a:graphicData uri="http://schemas.openxmlformats.org/drawingml/2006/picture">
+                      <pic:pic xmlns:pic="http://schemas.openxmlformats.org/drawingml/2006/picture">
+                        <pic:nvPicPr>
+                          <pic:cNvPr id="322639562" name=""/>
+                          <pic:cNvPicPr/>
+                        </pic:nvPicPr>
+                        <pic:blipFill>
+                          <a:blip r:embed="rId11"/>
+                          <a:stretch>
+                            <a:fillRect/>
+                          </a:stretch>
+                        </pic:blipFill>
+                        <pic:spPr>
+                          <a:xfrm>
+                            <a:off x="0" y="0"/>
+                            <a:ext cx="5588000" cy="3141980"/>
+                          </a:xfrm>
+                          <a:prstGeom prst="rect">
+                            <a:avLst/>
+                          </a:prstGeom>
+                        </pic:spPr>
+                      </pic:pic>
+                    </a:graphicData>
+                  </a:graphic>
+                </wp:inline>
+              </w:drawing>
+            </w:r>
+          </w:p>
+          <w:p>
+            <w:pPr>
+              <w:pStyle w:val="ListParagraph"/>
+              <w:numPr>
+                <w:ilvl w:val="0"/>
+                <w:numId w:val="30"/>
+              </w:numPr>
+              <w:rPr>
+                <w:b/>
+                <w:bCs/>
+              </w:rPr>
+            </w:pPr>
+            <w:r>
+              <w:rPr>
+                <w:b/>
+                <w:bCs/>
+              </w:rPr>
+              <w:t>Strings main</w:t>
+            </w:r>
+          </w:p>
+          <w:p>
+            <w:pPr>
+              <w:pStyle w:val="ListParagraph"/>
+              <w:rPr>
+                <w:b/>
+                <w:bCs/>
+              </w:rPr>
+            </w:pPr>
+            <w:r>
+              <w:rPr>
+                <w:b/>
+                <w:bCs/>
+              </w:rPr>
+              <w:lastRenderedPageBreak/>
+              <w:drawing>
+                <wp:inline distT="0" distB="0" distL="0" distR="0" wp14:anchorId="0B349ACC" wp14:editId="7C234166">
+                  <wp:extent cx="5588000" cy="3141980"/>
+                  <wp:effectExtent l="0" t="0" r="0" b="1270"/>
+                  <wp:docPr id="1099117593" name="Picture 1"/>
+                  <wp:cNvGraphicFramePr>
+                    <a:graphicFrameLocks xmlns:a="http://schemas.openxmlformats.org/drawingml/2006/main" noChangeAspect="1"/>
+                  </wp:cNvGraphicFramePr>
+                  <a:graphic xmlns:a="http://schemas.openxmlformats.org/drawingml/2006/main">
+                    <a:graphicData uri="http://schemas.openxmlformats.org/drawingml/2006/picture">
+                      <pic:pic xmlns:pic="http://schemas.openxmlformats.org/drawingml/2006/picture">
+                        <pic:nvPicPr>
+                          <pic:cNvPr id="1099117593" name=""/>
+                          <pic:cNvPicPr/>
+                        </pic:nvPicPr>
+                        <pic:blipFill>
+                          <a:blip r:embed="rId12"/>
+                          <a:stretch>
+                            <a:fillRect/>
+                          </a:stretch>
+                        </pic:blipFill>
+                        <pic:spPr>
+                          <a:xfrm>
+                            <a:off x="0" y="0"/>
+                            <a:ext cx="5588000" cy="3141980"/>
+                          </a:xfrm>
+                          <a:prstGeom prst="rect">
+                            <a:avLst/>
+                          </a:prstGeom>
+                        </pic:spPr>
+                      </pic:pic>
+                    </a:graphicData>
+                  </a:graphic>
+                </wp:inline>
+              </w:drawing>
+            </w:r>
+          </w:p>
+          <w:p>
+            <w:pPr>
+              <w:pStyle w:val="ListParagraph"/>
+              <w:numPr>
+                <w:ilvl w:val="0"/>
+                <w:numId w:val="30"/>
+              </w:numPr>
+              <w:rPr>
+                <w:b/>
+                <w:bCs/>
+              </w:rPr>
+            </w:pPr>
+            <w:r>
+              <w:rPr>
+                <w:b/>
+                <w:bCs/>
+              </w:rPr>
+              <w:t>Weeklysales main</w:t>
+            </w:r>
+          </w:p>
+          <w:p>
+            <w:pPr>
+              <w:pStyle w:val="ListParagraph"/>
+              <w:rPr>
+                <w:b/>
+                <w:bCs/>
+              </w:rPr>
+            </w:pPr>
+            <w:r>
+              <w:rPr>
+                <w:b/>
+                <w:bCs/>
+              </w:rPr>
+              <w:drawing>
+                <wp:inline distT="0" distB="0" distL="0" distR="0" wp14:anchorId="45F37AB2" wp14:editId="28B6D2E3">
+                  <wp:extent cx="5588000" cy="3141980"/>
+                  <wp:effectExtent l="0" t="0" r="0" b="1270"/>
+                  <wp:docPr id="918001153" name="Picture 1"/>
+                  <wp:cNvGraphicFramePr>
+                    <a:graphicFrameLocks xmlns:a="http://schemas.openxmlformats.org/drawingml/2006/main" noChangeAspect="1"/>
+                  </wp:cNvGraphicFramePr>
+                  <a:graphic xmlns:a="http://schemas.openxmlformats.org/drawingml/2006/main">
+                    <a:graphicData uri="http://schemas.openxmlformats.org/drawingml/2006/picture">
+                      <pic:pic xmlns:pic="http://schemas.openxmlformats.org/drawingml/2006/picture">
+                        <pic:nvPicPr>
+                          <pic:cNvPr id="918001153" name=""/>
+                          <pic:cNvPicPr/>
+                        </pic:nvPicPr>
+                        <pic:blipFill>
+                          <a:blip r:embed="rId13"/>
+                          <a:stretch>
+                            <a:fillRect/>
+                          </a:stretch>
+                        </pic:blipFill>
+                        <pic:spPr>
+                          <a:xfrm>
+                            <a:off x="0" y="0"/>
+                            <a:ext cx="5588000" cy="3141980"/>
+                          </a:xfrm>
+                          <a:prstGeom prst="rect">
+                            <a:avLst/>
+                          </a:prstGeom>
+                        </pic:spPr>
+                      </pic:pic>
+                    </a:graphicData>
+                  </a:graphic>
+                </wp:inline>
+              </w:drawing>
+            </w:r>
           </w:p>
         </w:tc>
       </w:tr>
@@ -1010,6 +6181,7 @@
                 <w:b/>
                 <w:bCs/>
               </w:rPr>
+              <w:lastRenderedPageBreak/>
               <w:t>Penjelasan Permasalahan dan Solusi</w:t>
             </w:r>
           </w:p>
@@ -1434,6 +6606,95 @@
     </w:lvl>
   </w:abstractNum>
   <w:abstractNum w:abstractNumId="4" w15:restartNumberingAfterBreak="0">
+    <w:nsid w:val="13002208"/>
+    <w:multiLevelType w:val="hybridMultilevel"/>
+    <w:tmpl w:val="7CCAE94E"/>
+    <w:lvl w:ilvl="0" w:tplc="3809000F">
+      <w:start w:val="1"/>
+      <w:numFmt w:val="decimal"/>
+      <w:lvlText w:val="%1."/>
+      <w:lvlJc w:val="left"/>
+      <w:pPr>
+        <w:ind w:left="720" w:hanging="360"/>
+      </w:pPr>
+      <w:rPr>
+        <w:rFonts w:hint="default"/>
+      </w:rPr>
+    </w:lvl>
+    <w:lvl w:ilvl="1" w:tplc="38090019" w:tentative="1">
+      <w:start w:val="1"/>
+      <w:numFmt w:val="lowerLetter"/>
+      <w:lvlText w:val="%2."/>
+      <w:lvlJc w:val="left"/>
+      <w:pPr>
+        <w:ind w:left="1440" w:hanging="360"/>
+      </w:pPr>
+    </w:lvl>
+    <w:lvl w:ilvl="2" w:tplc="3809001B" w:tentative="1">
+      <w:start w:val="1"/>
+      <w:numFmt w:val="lowerRoman"/>
+      <w:lvlText w:val="%3."/>
+      <w:lvlJc w:val="right"/>
+      <w:pPr>
+        <w:ind w:left="2160" w:hanging="180"/>
+      </w:pPr>
+    </w:lvl>
+    <w:lvl w:ilvl="3" w:tplc="3809000F" w:tentative="1">
+      <w:start w:val="1"/>
+      <w:numFmt w:val="decimal"/>
+      <w:lvlText w:val="%4."/>
+      <w:lvlJc w:val="left"/>
+      <w:pPr>
+        <w:ind w:left="2880" w:hanging="360"/>
+      </w:pPr>
+    </w:lvl>
+    <w:lvl w:ilvl="4" w:tplc="38090019" w:tentative="1">
+      <w:start w:val="1"/>
+      <w:numFmt w:val="lowerLetter"/>
+      <w:lvlText w:val="%5."/>
+      <w:lvlJc w:val="left"/>
+      <w:pPr>
+        <w:ind w:left="3600" w:hanging="360"/>
+      </w:pPr>
+    </w:lvl>
+    <w:lvl w:ilvl="5" w:tplc="3809001B" w:tentative="1">
+      <w:start w:val="1"/>
+      <w:numFmt w:val="lowerRoman"/>
+      <w:lvlText w:val="%6."/>
+      <w:lvlJc w:val="right"/>
+      <w:pPr>
+        <w:ind w:left="4320" w:hanging="180"/>
+      </w:pPr>
+    </w:lvl>
+    <w:lvl w:ilvl="6" w:tplc="3809000F" w:tentative="1">
+      <w:start w:val="1"/>
+      <w:numFmt w:val="decimal"/>
+      <w:lvlText w:val="%7."/>
+      <w:lvlJc w:val="left"/>
+      <w:pPr>
+        <w:ind w:left="5040" w:hanging="360"/>
+      </w:pPr>
+    </w:lvl>
+    <w:lvl w:ilvl="7" w:tplc="38090019" w:tentative="1">
+      <w:start w:val="1"/>
+      <w:numFmt w:val="lowerLetter"/>
+      <w:lvlText w:val="%8."/>
+      <w:lvlJc w:val="left"/>
+      <w:pPr>
+        <w:ind w:left="5760" w:hanging="360"/>
+      </w:pPr>
+    </w:lvl>
+    <w:lvl w:ilvl="8" w:tplc="3809001B" w:tentative="1">
+      <w:start w:val="1"/>
+      <w:numFmt w:val="lowerRoman"/>
+      <w:lvlText w:val="%9."/>
+      <w:lvlJc w:val="right"/>
+      <w:pPr>
+        <w:ind w:left="6480" w:hanging="180"/>
+      </w:pPr>
+    </w:lvl>
+  </w:abstractNum>
+  <w:abstractNum w:abstractNumId="5" w15:restartNumberingAfterBreak="0">
     <w:nsid w:val="15A5044A"/>
     <w:multiLevelType w:val="multilevel"/>
     <w:tmpl w:val="6CCA05B8"/>
@@ -1527,7 +6788,7 @@
       </w:pPr>
     </w:lvl>
   </w:abstractNum>
-  <w:abstractNum w:abstractNumId="5" w15:restartNumberingAfterBreak="0">
+  <w:abstractNum w:abstractNumId="6" w15:restartNumberingAfterBreak="0">
     <w:nsid w:val="1701235B"/>
     <w:multiLevelType w:val="multilevel"/>
     <w:tmpl w:val="16CA9784"/>
@@ -1617,7 +6878,7 @@
       </w:pPr>
     </w:lvl>
   </w:abstractNum>
-  <w:abstractNum w:abstractNumId="6" w15:restartNumberingAfterBreak="0">
+  <w:abstractNum w:abstractNumId="7" w15:restartNumberingAfterBreak="0">
     <w:nsid w:val="1CA22531"/>
     <w:multiLevelType w:val="multilevel"/>
     <w:tmpl w:val="EE56EF08"/>
@@ -1708,7 +6969,7 @@
       </w:pPr>
     </w:lvl>
   </w:abstractNum>
-  <w:abstractNum w:abstractNumId="7" w15:restartNumberingAfterBreak="0">
+  <w:abstractNum w:abstractNumId="8" w15:restartNumberingAfterBreak="0">
     <w:nsid w:val="22F972DD"/>
     <w:multiLevelType w:val="multilevel"/>
     <w:tmpl w:val="9A008E42"/>
@@ -1794,7 +7055,7 @@
       </w:pPr>
     </w:lvl>
   </w:abstractNum>
-  <w:abstractNum w:abstractNumId="8" w15:restartNumberingAfterBreak="0">
+  <w:abstractNum w:abstractNumId="9" w15:restartNumberingAfterBreak="0">
     <w:nsid w:val="23B04BE0"/>
     <w:multiLevelType w:val="multilevel"/>
     <w:tmpl w:val="2DEAE1F4"/>
@@ -1943,7 +7204,7 @@
       </w:rPr>
     </w:lvl>
   </w:abstractNum>
-  <w:abstractNum w:abstractNumId="9" w15:restartNumberingAfterBreak="0">
+  <w:abstractNum w:abstractNumId="10" w15:restartNumberingAfterBreak="0">
     <w:nsid w:val="28630DC5"/>
     <w:multiLevelType w:val="multilevel"/>
     <w:tmpl w:val="0F70B29C"/>
@@ -2034,7 +7295,7 @@
       </w:pPr>
     </w:lvl>
   </w:abstractNum>
-  <w:abstractNum w:abstractNumId="10" w15:restartNumberingAfterBreak="0">
+  <w:abstractNum w:abstractNumId="11" w15:restartNumberingAfterBreak="0">
     <w:nsid w:val="28D2485E"/>
     <w:multiLevelType w:val="hybridMultilevel"/>
     <w:tmpl w:val="0F3A9F30"/>
@@ -2147,7 +7408,7 @@
       </w:rPr>
     </w:lvl>
   </w:abstractNum>
-  <w:abstractNum w:abstractNumId="11" w15:restartNumberingAfterBreak="0">
+  <w:abstractNum w:abstractNumId="12" w15:restartNumberingAfterBreak="0">
     <w:nsid w:val="29705649"/>
     <w:multiLevelType w:val="multilevel"/>
     <w:tmpl w:val="0B900E9E"/>
@@ -2296,7 +7557,7 @@
       </w:rPr>
     </w:lvl>
   </w:abstractNum>
-  <w:abstractNum w:abstractNumId="12" w15:restartNumberingAfterBreak="0">
+  <w:abstractNum w:abstractNumId="13" w15:restartNumberingAfterBreak="0">
     <w:nsid w:val="2F797985"/>
     <w:multiLevelType w:val="multilevel"/>
     <w:tmpl w:val="4BB4B626"/>
@@ -2445,7 +7706,7 @@
       </w:rPr>
     </w:lvl>
   </w:abstractNum>
-  <w:abstractNum w:abstractNumId="13" w15:restartNumberingAfterBreak="0">
+  <w:abstractNum w:abstractNumId="14" w15:restartNumberingAfterBreak="0">
     <w:nsid w:val="35C575F4"/>
     <w:multiLevelType w:val="multilevel"/>
     <w:tmpl w:val="6CCA05B8"/>
@@ -2539,7 +7800,7 @@
       </w:pPr>
     </w:lvl>
   </w:abstractNum>
-  <w:abstractNum w:abstractNumId="14" w15:restartNumberingAfterBreak="0">
+  <w:abstractNum w:abstractNumId="15" w15:restartNumberingAfterBreak="0">
     <w:nsid w:val="389611C0"/>
     <w:multiLevelType w:val="multilevel"/>
     <w:tmpl w:val="4B8A7C22"/>
@@ -2625,7 +7886,7 @@
       </w:pPr>
     </w:lvl>
   </w:abstractNum>
-  <w:abstractNum w:abstractNumId="15" w15:restartNumberingAfterBreak="0">
+  <w:abstractNum w:abstractNumId="16" w15:restartNumberingAfterBreak="0">
     <w:nsid w:val="3AC72035"/>
     <w:multiLevelType w:val="hybridMultilevel"/>
     <w:tmpl w:val="B66CF2DC"/>
@@ -2738,7 +7999,7 @@
       </w:rPr>
     </w:lvl>
   </w:abstractNum>
-  <w:abstractNum w:abstractNumId="16" w15:restartNumberingAfterBreak="0">
+  <w:abstractNum w:abstractNumId="17" w15:restartNumberingAfterBreak="0">
     <w:nsid w:val="3B0B5B2E"/>
     <w:multiLevelType w:val="multilevel"/>
     <w:tmpl w:val="9762FE8C"/>
@@ -2829,7 +8090,7 @@
       </w:pPr>
     </w:lvl>
   </w:abstractNum>
-  <w:abstractNum w:abstractNumId="17" w15:restartNumberingAfterBreak="0">
+  <w:abstractNum w:abstractNumId="18" w15:restartNumberingAfterBreak="0">
     <w:nsid w:val="3DA767E7"/>
     <w:multiLevelType w:val="multilevel"/>
     <w:tmpl w:val="6CCA05B8"/>
@@ -2923,7 +8184,7 @@
       </w:pPr>
     </w:lvl>
   </w:abstractNum>
-  <w:abstractNum w:abstractNumId="18" w15:restartNumberingAfterBreak="0">
+  <w:abstractNum w:abstractNumId="19" w15:restartNumberingAfterBreak="0">
     <w:nsid w:val="40110841"/>
     <w:multiLevelType w:val="hybridMultilevel"/>
     <w:tmpl w:val="CA2A3498"/>
@@ -3009,7 +8270,7 @@
       </w:pPr>
     </w:lvl>
   </w:abstractNum>
-  <w:abstractNum w:abstractNumId="19" w15:restartNumberingAfterBreak="0">
+  <w:abstractNum w:abstractNumId="20" w15:restartNumberingAfterBreak="0">
     <w:nsid w:val="4A29528F"/>
     <w:multiLevelType w:val="multilevel"/>
     <w:tmpl w:val="0DE437C6"/>
@@ -3099,7 +8360,96 @@
       </w:pPr>
     </w:lvl>
   </w:abstractNum>
-  <w:abstractNum w:abstractNumId="20" w15:restartNumberingAfterBreak="0">
+  <w:abstractNum w:abstractNumId="21" w15:restartNumberingAfterBreak="0">
+    <w:nsid w:val="4AB66C32"/>
+    <w:multiLevelType w:val="hybridMultilevel"/>
+    <w:tmpl w:val="399A2B9E"/>
+    <w:lvl w:ilvl="0" w:tplc="3809000F">
+      <w:start w:val="1"/>
+      <w:numFmt w:val="decimal"/>
+      <w:lvlText w:val="%1."/>
+      <w:lvlJc w:val="left"/>
+      <w:pPr>
+        <w:ind w:left="720" w:hanging="360"/>
+      </w:pPr>
+      <w:rPr>
+        <w:rFonts w:hint="default"/>
+      </w:rPr>
+    </w:lvl>
+    <w:lvl w:ilvl="1" w:tplc="38090019" w:tentative="1">
+      <w:start w:val="1"/>
+      <w:numFmt w:val="lowerLetter"/>
+      <w:lvlText w:val="%2."/>
+      <w:lvlJc w:val="left"/>
+      <w:pPr>
+        <w:ind w:left="1440" w:hanging="360"/>
+      </w:pPr>
+    </w:lvl>
+    <w:lvl w:ilvl="2" w:tplc="3809001B" w:tentative="1">
+      <w:start w:val="1"/>
+      <w:numFmt w:val="lowerRoman"/>
+      <w:lvlText w:val="%3."/>
+      <w:lvlJc w:val="right"/>
+      <w:pPr>
+        <w:ind w:left="2160" w:hanging="180"/>
+      </w:pPr>
+    </w:lvl>
+    <w:lvl w:ilvl="3" w:tplc="3809000F" w:tentative="1">
+      <w:start w:val="1"/>
+      <w:numFmt w:val="decimal"/>
+      <w:lvlText w:val="%4."/>
+      <w:lvlJc w:val="left"/>
+      <w:pPr>
+        <w:ind w:left="2880" w:hanging="360"/>
+      </w:pPr>
+    </w:lvl>
+    <w:lvl w:ilvl="4" w:tplc="38090019" w:tentative="1">
+      <w:start w:val="1"/>
+      <w:numFmt w:val="lowerLetter"/>
+      <w:lvlText w:val="%5."/>
+      <w:lvlJc w:val="left"/>
+      <w:pPr>
+        <w:ind w:left="3600" w:hanging="360"/>
+      </w:pPr>
+    </w:lvl>
+    <w:lvl w:ilvl="5" w:tplc="3809001B" w:tentative="1">
+      <w:start w:val="1"/>
+      <w:numFmt w:val="lowerRoman"/>
+      <w:lvlText w:val="%6."/>
+      <w:lvlJc w:val="right"/>
+      <w:pPr>
+        <w:ind w:left="4320" w:hanging="180"/>
+      </w:pPr>
+    </w:lvl>
+    <w:lvl w:ilvl="6" w:tplc="3809000F" w:tentative="1">
+      <w:start w:val="1"/>
+      <w:numFmt w:val="decimal"/>
+      <w:lvlText w:val="%7."/>
+      <w:lvlJc w:val="left"/>
+      <w:pPr>
+        <w:ind w:left="5040" w:hanging="360"/>
+      </w:pPr>
+    </w:lvl>
+    <w:lvl w:ilvl="7" w:tplc="38090019" w:tentative="1">
+      <w:start w:val="1"/>
+      <w:numFmt w:val="lowerLetter"/>
+      <w:lvlText w:val="%8."/>
+      <w:lvlJc w:val="left"/>
+      <w:pPr>
+        <w:ind w:left="5760" w:hanging="360"/>
+      </w:pPr>
+    </w:lvl>
+    <w:lvl w:ilvl="8" w:tplc="3809001B" w:tentative="1">
+      <w:start w:val="1"/>
+      <w:numFmt w:val="lowerRoman"/>
+      <w:lvlText w:val="%9."/>
+      <w:lvlJc w:val="right"/>
+      <w:pPr>
+        <w:ind w:left="6480" w:hanging="180"/>
+      </w:pPr>
+    </w:lvl>
+  </w:abstractNum>
+  <w:abstractNum w:abstractNumId="22" w15:restartNumberingAfterBreak="0">
     <w:nsid w:val="525840EC"/>
     <w:multiLevelType w:val="multilevel"/>
     <w:tmpl w:val="AF828B82"/>
@@ -3190,7 +8540,7 @@
       </w:pPr>
     </w:lvl>
   </w:abstractNum>
-  <w:abstractNum w:abstractNumId="21" w15:restartNumberingAfterBreak="0">
+  <w:abstractNum w:abstractNumId="23" w15:restartNumberingAfterBreak="0">
     <w:nsid w:val="5B7011A7"/>
     <w:multiLevelType w:val="multilevel"/>
     <w:tmpl w:val="0F70B29C"/>
@@ -3281,7 +8631,7 @@
       </w:pPr>
     </w:lvl>
   </w:abstractNum>
-  <w:abstractNum w:abstractNumId="22" w15:restartNumberingAfterBreak="0">
+  <w:abstractNum w:abstractNumId="24" w15:restartNumberingAfterBreak="0">
     <w:nsid w:val="5BA049A5"/>
     <w:multiLevelType w:val="hybridMultilevel"/>
     <w:tmpl w:val="16366ADE"/>
@@ -3394,7 +8744,7 @@
       </w:rPr>
     </w:lvl>
   </w:abstractNum>
-  <w:abstractNum w:abstractNumId="23" w15:restartNumberingAfterBreak="0">
+  <w:abstractNum w:abstractNumId="25" w15:restartNumberingAfterBreak="0">
     <w:nsid w:val="67C24433"/>
     <w:multiLevelType w:val="multilevel"/>
     <w:tmpl w:val="316AFDC0"/>
@@ -3543,7 +8893,7 @@
       </w:rPr>
     </w:lvl>
   </w:abstractNum>
-  <w:abstractNum w:abstractNumId="24" w15:restartNumberingAfterBreak="0">
+  <w:abstractNum w:abstractNumId="26" w15:restartNumberingAfterBreak="0">
     <w:nsid w:val="71407BD0"/>
     <w:multiLevelType w:val="multilevel"/>
     <w:tmpl w:val="5AB09B6C"/>
@@ -3633,7 +8983,7 @@
       </w:pPr>
     </w:lvl>
   </w:abstractNum>
-  <w:abstractNum w:abstractNumId="25" w15:restartNumberingAfterBreak="0">
+  <w:abstractNum w:abstractNumId="27" w15:restartNumberingAfterBreak="0">
     <w:nsid w:val="72E04B75"/>
     <w:multiLevelType w:val="multilevel"/>
     <w:tmpl w:val="38FEBC96"/>
@@ -3719,7 +9069,7 @@
       </w:pPr>
     </w:lvl>
   </w:abstractNum>
-  <w:abstractNum w:abstractNumId="26" w15:restartNumberingAfterBreak="0">
+  <w:abstractNum w:abstractNumId="28" w15:restartNumberingAfterBreak="0">
     <w:nsid w:val="7844291D"/>
     <w:multiLevelType w:val="multilevel"/>
     <w:tmpl w:val="0F70B29C"/>
@@ -3810,86 +9160,184 @@
       </w:pPr>
     </w:lvl>
   </w:abstractNum>
+  <w:abstractNum w:abstractNumId="29" w15:restartNumberingAfterBreak="0">
+    <w:nsid w:val="7D200AAF"/>
+    <w:multiLevelType w:val="hybridMultilevel"/>
+    <w:tmpl w:val="BC581AEC"/>
+    <w:lvl w:ilvl="0" w:tplc="3809000F">
+      <w:start w:val="1"/>
+      <w:numFmt w:val="decimal"/>
+      <w:lvlText w:val="%1."/>
+      <w:lvlJc w:val="left"/>
+      <w:pPr>
+        <w:ind w:left="720" w:hanging="360"/>
+      </w:pPr>
+      <w:rPr>
+        <w:rFonts w:hint="default"/>
+      </w:rPr>
+    </w:lvl>
+    <w:lvl w:ilvl="1" w:tplc="38090019" w:tentative="1">
+      <w:start w:val="1"/>
+      <w:numFmt w:val="lowerLetter"/>
+      <w:lvlText w:val="%2."/>
+      <w:lvlJc w:val="left"/>
+      <w:pPr>
+        <w:ind w:left="1440" w:hanging="360"/>
+      </w:pPr>
+    </w:lvl>
+    <w:lvl w:ilvl="2" w:tplc="3809001B" w:tentative="1">
+      <w:start w:val="1"/>
+      <w:numFmt w:val="lowerRoman"/>
+      <w:lvlText w:val="%3."/>
+      <w:lvlJc w:val="right"/>
+      <w:pPr>
+        <w:ind w:left="2160" w:hanging="180"/>
+      </w:pPr>
+    </w:lvl>
+    <w:lvl w:ilvl="3" w:tplc="3809000F" w:tentative="1">
+      <w:start w:val="1"/>
+      <w:numFmt w:val="decimal"/>
+      <w:lvlText w:val="%4."/>
+      <w:lvlJc w:val="left"/>
+      <w:pPr>
+        <w:ind w:left="2880" w:hanging="360"/>
+      </w:pPr>
+    </w:lvl>
+    <w:lvl w:ilvl="4" w:tplc="38090019" w:tentative="1">
+      <w:start w:val="1"/>
+      <w:numFmt w:val="lowerLetter"/>
+      <w:lvlText w:val="%5."/>
+      <w:lvlJc w:val="left"/>
+      <w:pPr>
+        <w:ind w:left="3600" w:hanging="360"/>
+      </w:pPr>
+    </w:lvl>
+    <w:lvl w:ilvl="5" w:tplc="3809001B" w:tentative="1">
+      <w:start w:val="1"/>
+      <w:numFmt w:val="lowerRoman"/>
+      <w:lvlText w:val="%6."/>
+      <w:lvlJc w:val="right"/>
+      <w:pPr>
+        <w:ind w:left="4320" w:hanging="180"/>
+      </w:pPr>
+    </w:lvl>
+    <w:lvl w:ilvl="6" w:tplc="3809000F" w:tentative="1">
+      <w:start w:val="1"/>
+      <w:numFmt w:val="decimal"/>
+      <w:lvlText w:val="%7."/>
+      <w:lvlJc w:val="left"/>
+      <w:pPr>
+        <w:ind w:left="5040" w:hanging="360"/>
+      </w:pPr>
+    </w:lvl>
+    <w:lvl w:ilvl="7" w:tplc="38090019" w:tentative="1">
+      <w:start w:val="1"/>
+      <w:numFmt w:val="lowerLetter"/>
+      <w:lvlText w:val="%8."/>
+      <w:lvlJc w:val="left"/>
+      <w:pPr>
+        <w:ind w:left="5760" w:hanging="360"/>
+      </w:pPr>
+    </w:lvl>
+    <w:lvl w:ilvl="8" w:tplc="3809001B" w:tentative="1">
+      <w:start w:val="1"/>
+      <w:numFmt w:val="lowerRoman"/>
+      <w:lvlText w:val="%9."/>
+      <w:lvlJc w:val="right"/>
+      <w:pPr>
+        <w:ind w:left="6480" w:hanging="180"/>
+      </w:pPr>
+    </w:lvl>
+  </w:abstractNum>
   <w:num w:numId="1" w16cid:durableId="971792137">
     <w:abstractNumId w:val="0"/>
   </w:num>
   <w:num w:numId="2" w16cid:durableId="1186552499">
-    <w:abstractNumId w:val="25"/>
+    <w:abstractNumId w:val="27"/>
   </w:num>
   <w:num w:numId="3" w16cid:durableId="1293827636">
-    <w:abstractNumId w:val="26"/>
+    <w:abstractNumId w:val="28"/>
   </w:num>
   <w:num w:numId="4" w16cid:durableId="1749231268">
-    <w:abstractNumId w:val="20"/>
+    <w:abstractNumId w:val="22"/>
   </w:num>
   <w:num w:numId="5" w16cid:durableId="2101413879">
     <w:abstractNumId w:val="1"/>
   </w:num>
   <w:num w:numId="6" w16cid:durableId="1272475850">
-    <w:abstractNumId w:val="7"/>
+    <w:abstractNumId w:val="8"/>
   </w:num>
   <w:num w:numId="7" w16cid:durableId="1424230643">
-    <w:abstractNumId w:val="14"/>
+    <w:abstractNumId w:val="15"/>
   </w:num>
   <w:num w:numId="8" w16cid:durableId="1205676397">
     <w:abstractNumId w:val="3"/>
   </w:num>
   <w:num w:numId="9" w16cid:durableId="1920168556">
-    <w:abstractNumId w:val="16"/>
+    <w:abstractNumId w:val="17"/>
   </w:num>
   <w:num w:numId="10" w16cid:durableId="795411282">
-    <w:abstractNumId w:val="5"/>
+    <w:abstractNumId w:val="6"/>
   </w:num>
   <w:num w:numId="11" w16cid:durableId="661929275">
-    <w:abstractNumId w:val="19"/>
+    <w:abstractNumId w:val="20"/>
   </w:num>
   <w:num w:numId="12" w16cid:durableId="85156545">
-    <w:abstractNumId w:val="24"/>
+    <w:abstractNumId w:val="26"/>
   </w:num>
   <w:num w:numId="13" w16cid:durableId="1347832406">
     <w:abstractNumId w:val="2"/>
   </w:num>
   <w:num w:numId="14" w16cid:durableId="1447893098">
+    <w:abstractNumId w:val="19"/>
+  </w:num>
+  <w:num w:numId="15" w16cid:durableId="249121474">
+    <w:abstractNumId w:val="7"/>
+  </w:num>
+  <w:num w:numId="16" w16cid:durableId="1982537827">
+    <w:abstractNumId w:val="14"/>
+  </w:num>
+  <w:num w:numId="17" w16cid:durableId="1731609980">
+    <w:abstractNumId w:val="10"/>
+  </w:num>
+  <w:num w:numId="18" w16cid:durableId="1240208545">
+    <w:abstractNumId w:val="5"/>
+  </w:num>
+  <w:num w:numId="19" w16cid:durableId="1303459441">
     <w:abstractNumId w:val="18"/>
   </w:num>
-  <w:num w:numId="15" w16cid:durableId="249121474">
-    <w:abstractNumId w:val="6"/>
+  <w:num w:numId="20" w16cid:durableId="1914193354">
+    <w:abstractNumId w:val="11"/>
   </w:num>
-  <w:num w:numId="16" w16cid:durableId="1982537827">
+  <w:num w:numId="21" w16cid:durableId="1625502967">
+    <w:abstractNumId w:val="23"/>
+  </w:num>
+  <w:num w:numId="22" w16cid:durableId="231701671">
+    <w:abstractNumId w:val="24"/>
+  </w:num>
+  <w:num w:numId="23" w16cid:durableId="1024598894">
     <w:abstractNumId w:val="13"/>
   </w:num>
-  <w:num w:numId="17" w16cid:durableId="1731609980">
+  <w:num w:numId="24" w16cid:durableId="1838644843">
     <w:abstractNumId w:val="9"/>
   </w:num>
-  <w:num w:numId="18" w16cid:durableId="1240208545">
-    <w:abstractNumId w:val="4"/>
+  <w:num w:numId="25" w16cid:durableId="549922133">
+    <w:abstractNumId w:val="12"/>
   </w:num>
-  <w:num w:numId="19" w16cid:durableId="1303459441">
-    <w:abstractNumId w:val="17"/>
+  <w:num w:numId="26" w16cid:durableId="486097557">
+    <w:abstractNumId w:val="25"/>
   </w:num>
-  <w:num w:numId="20" w16cid:durableId="1914193354">
-    <w:abstractNumId w:val="10"/>
+  <w:num w:numId="27" w16cid:durableId="1188061471">
+    <w:abstractNumId w:val="16"/>
   </w:num>
-  <w:num w:numId="21" w16cid:durableId="1625502967">
+  <w:num w:numId="28" w16cid:durableId="352730254">
+    <w:abstractNumId w:val="29"/>
+  </w:num>
+  <w:num w:numId="29" w16cid:durableId="423115586">
     <w:abstractNumId w:val="21"/>
   </w:num>
-  <w:num w:numId="22" w16cid:durableId="231701671">
-    <w:abstractNumId w:val="22"/>
-  </w:num>
-  <w:num w:numId="23" w16cid:durableId="1024598894">
-    <w:abstractNumId w:val="12"/>
-  </w:num>
-  <w:num w:numId="24" w16cid:durableId="1838644843">
-    <w:abstractNumId w:val="8"/>
-  </w:num>
-  <w:num w:numId="25" w16cid:durableId="549922133">
-    <w:abstractNumId w:val="11"/>
-  </w:num>
-  <w:num w:numId="26" w16cid:durableId="486097557">
-    <w:abstractNumId w:val="23"/>
-  </w:num>
-  <w:num w:numId="27" w16cid:durableId="1188061471">
-    <w:abstractNumId w:val="15"/>
+  <w:num w:numId="30" w16cid:durableId="1179343765">
+    <w:abstractNumId w:val="4"/>
   </w:num>
 </w:numbering>
 </file>
